--- a/docs/studyguides/matrixmultiplicationspecial.docx
+++ b/docs/studyguides/matrixmultiplicationspecial.docx
@@ -52,7 +52,7 @@
         </w:rPr>
         <w:t xml:space="preserve"> </w:t>
       </w:r>
-      <w:hyperlink r:id="rId20">
+      <w:hyperlink r:id="rId9">
         <w:r>
           <w:rPr>
             <w:rStyle w:val="Hyperlink"/>
@@ -83,7 +83,7 @@
         </w:rPr>
         <w:t xml:space="preserve"> </w:t>
       </w:r>
-      <w:hyperlink r:id="rId21">
+      <w:hyperlink r:id="rId10">
         <w:r>
           <w:rPr>
             <w:rStyle w:val="Hyperlink"/>
@@ -107,7 +107,7 @@
       <w:r>
         <w:t xml:space="preserve"> </w:t>
       </w:r>
-      <w:hyperlink r:id="rId21">
+      <w:hyperlink r:id="rId10">
         <w:r>
           <w:rPr>
             <w:rStyle w:val="Hyperlink"/>
@@ -145,28 +145,30 @@
         <w:t xml:space="preserve"> </w:t>
       </w:r>
       <m:oMath>
-        <m:d>
-          <m:dPr>
-            <m:begChr m:val="("/>
-            <m:sepChr m:val=""/>
-            <m:endChr m:val=")"/>
-            <m:grow/>
-          </m:dPr>
-          <m:e>
-            <m:r>
-              <m:t>i</m:t>
-            </m:r>
-            <m:r>
-              <m:rPr>
-                <m:sty m:val="p"/>
-              </m:rPr>
-              <m:t>,</m:t>
-            </m:r>
-            <m:r>
-              <m:t>j</m:t>
-            </m:r>
-          </m:e>
-        </m:d>
+        <m:r>
+          <m:rPr>
+            <m:sty m:val="p"/>
+          </m:rPr>
+          <m:t>(</m:t>
+        </m:r>
+        <m:r>
+          <m:t>i</m:t>
+        </m:r>
+        <m:r>
+          <m:rPr>
+            <m:sty m:val="p"/>
+          </m:rPr>
+          <m:t>,</m:t>
+        </m:r>
+        <m:r>
+          <m:t>j</m:t>
+        </m:r>
+        <m:r>
+          <m:rPr>
+            <m:sty m:val="p"/>
+          </m:rPr>
+          <m:t>)</m:t>
+        </m:r>
       </m:oMath>
       <w:r>
         <w:t xml:space="preserve">th entry of their product</w:t>
@@ -305,7 +307,7 @@
       <w:r>
         <w:t xml:space="preserve"> </w:t>
       </w:r>
-      <w:hyperlink r:id="rId22">
+      <w:hyperlink r:id="rId11">
         <w:r>
           <w:rPr>
             <w:rStyle w:val="Hyperlink"/>
@@ -330,7 +332,7 @@
       <w:r>
         <w:t xml:space="preserve"> </w:t>
       </w:r>
-      <w:hyperlink r:id="rId20">
+      <w:hyperlink r:id="rId9">
         <w:r>
           <w:rPr>
             <w:rStyle w:val="Hyperlink"/>
@@ -342,7 +344,7 @@
         <w:t xml:space="preserve">: vectors, zero and identity matrices, upper- and lower-triangular matrices, and diagonal matrices.</w:t>
       </w:r>
     </w:p>
-    <w:bookmarkStart w:id="36" w:name="matrix-multiplication-with-vectors"/>
+    <w:bookmarkStart w:id="25" w:name="matrix-multiplication-with-vectors"/>
     <w:p>
       <w:pPr>
         <w:pStyle w:val="Heading1"/>
@@ -361,7 +363,7 @@
       <w:r>
         <w:t xml:space="preserve"> </w:t>
       </w:r>
-      <w:hyperlink r:id="rId20">
+      <w:hyperlink r:id="rId9">
         <w:r>
           <w:rPr>
             <w:rStyle w:val="Hyperlink"/>
@@ -455,7 +457,7 @@
       <w:r>
         <w:t xml:space="preserve"> </w:t>
       </w:r>
-      <w:hyperlink r:id="rId23">
+      <w:hyperlink r:id="rId12">
         <w:r>
           <w:rPr>
             <w:rStyle w:val="Hyperlink"/>
@@ -480,7 +482,7 @@
       <w:r>
         <w:t xml:space="preserve"> </w:t>
       </w:r>
-      <w:hyperlink r:id="rId21">
+      <w:hyperlink r:id="rId10">
         <w:r>
           <w:rPr>
             <w:rStyle w:val="Hyperlink"/>
@@ -605,18 +607,18 @@
                 <wp:inline>
                   <wp:extent cx="152400" cy="152400"/>
                   <wp:effectExtent b="0" l="0" r="0" t="0"/>
-                  <wp:docPr descr="" title="" id="25" name="Picture"/>
+                  <wp:docPr descr="" title="" id="14" name="Picture"/>
                   <a:graphic>
                     <a:graphicData uri="http://schemas.openxmlformats.org/drawingml/2006/picture">
                       <pic:pic>
                         <pic:nvPicPr>
-                          <pic:cNvPr descr="/Applications/quarto/share/formats/docx/note.png" id="26" name="Picture"/>
+                          <pic:cNvPr descr="/Applications/quarto/share/formats/docx/note.png" id="15" name="Picture"/>
                           <pic:cNvPicPr>
                             <a:picLocks noChangeArrowheads="1" noChangeAspect="1"/>
                           </pic:cNvPicPr>
                         </pic:nvPicPr>
                         <pic:blipFill>
-                          <a:blip r:embed="rId24"/>
+                          <a:blip r:embed="rId13"/>
                           <a:stretch>
                             <a:fillRect/>
                           </a:stretch>
@@ -843,18 +845,18 @@
                 <wp:inline>
                   <wp:extent cx="152400" cy="152400"/>
                   <wp:effectExtent b="0" l="0" r="0" t="0"/>
-                  <wp:docPr descr="" title="" id="28" name="Picture"/>
+                  <wp:docPr descr="" title="" id="17" name="Picture"/>
                   <a:graphic>
                     <a:graphicData uri="http://schemas.openxmlformats.org/drawingml/2006/picture">
                       <pic:pic>
                         <pic:nvPicPr>
-                          <pic:cNvPr descr="/Applications/quarto/share/formats/docx/tip.png" id="29" name="Picture"/>
+                          <pic:cNvPr descr="/Applications/quarto/share/formats/docx/tip.png" id="18" name="Picture"/>
                           <pic:cNvPicPr>
                             <a:picLocks noChangeArrowheads="1" noChangeAspect="1"/>
                           </pic:cNvPicPr>
                         </pic:nvPicPr>
                         <pic:blipFill>
-                          <a:blip r:embed="rId27"/>
+                          <a:blip r:embed="rId16"/>
                           <a:stretch>
                             <a:fillRect/>
                           </a:stretch>
@@ -1097,18 +1099,18 @@
                 <wp:inline>
                   <wp:extent cx="152400" cy="152400"/>
                   <wp:effectExtent b="0" l="0" r="0" t="0"/>
-                  <wp:docPr descr="" title="" id="30" name="Picture"/>
+                  <wp:docPr descr="" title="" id="19" name="Picture"/>
                   <a:graphic>
                     <a:graphicData uri="http://schemas.openxmlformats.org/drawingml/2006/picture">
                       <pic:pic>
                         <pic:nvPicPr>
-                          <pic:cNvPr descr="/Applications/quarto/share/formats/docx/note.png" id="31" name="Picture"/>
+                          <pic:cNvPr descr="/Applications/quarto/share/formats/docx/note.png" id="20" name="Picture"/>
                           <pic:cNvPicPr>
                             <a:picLocks noChangeArrowheads="1" noChangeAspect="1"/>
                           </pic:cNvPicPr>
                         </pic:nvPicPr>
                         <pic:blipFill>
-                          <a:blip r:embed="rId24"/>
+                          <a:blip r:embed="rId13"/>
                           <a:stretch>
                             <a:fillRect/>
                           </a:stretch>
@@ -1833,89 +1835,69 @@
                 <m:jc m:val="center"/>
               </m:oMathParaPr>
               <m:oMath>
-                <m:m>
-                  <m:mPr>
-                    <m:baseJc m:val="center"/>
-                    <m:plcHide m:val="on"/>
-                    <m:mcs>
-                      <m:mc>
-                        <m:mcPr>
-                          <m:mcJc m:val="right"/>
-                          <m:count m:val="1"/>
-                        </m:mcPr>
-                      </m:mc>
-                      <m:mc>
-                        <m:mcPr>
-                          <m:mcJc m:val="left"/>
-                          <m:count m:val="1"/>
-                        </m:mcPr>
-                      </m:mc>
-                    </m:mcs>
-                  </m:mPr>
-                  <m:mr>
-                    <m:e>
-                      <m:r>
-                        <m:t>x</m:t>
-                      </m:r>
-                      <m:r>
-                        <m:rPr>
-                          <m:sty m:val="p"/>
-                        </m:rPr>
-                        <m:t>+</m:t>
-                      </m:r>
-                      <m:r>
-                        <m:t>2</m:t>
-                      </m:r>
-                      <m:r>
-                        <m:t>y</m:t>
-                      </m:r>
-                    </m:e>
-                    <m:e>
-                      <m:r>
-                        <m:rPr>
-                          <m:sty m:val="p"/>
-                        </m:rPr>
-                        <m:t>=</m:t>
-                      </m:r>
-                      <m:r>
-                        <m:t>5</m:t>
-                      </m:r>
-                    </m:e>
-                  </m:mr>
-                  <m:mr>
-                    <m:e>
-                      <m:r>
-                        <m:t>3</m:t>
-                      </m:r>
-                      <m:r>
-                        <m:t>x</m:t>
-                      </m:r>
-                      <m:r>
-                        <m:rPr>
-                          <m:sty m:val="p"/>
-                        </m:rPr>
-                        <m:t>+</m:t>
-                      </m:r>
-                      <m:r>
-                        <m:t>3</m:t>
-                      </m:r>
-                      <m:r>
-                        <m:t>y</m:t>
-                      </m:r>
-                    </m:e>
-                    <m:e>
-                      <m:r>
-                        <m:rPr>
-                          <m:sty m:val="p"/>
-                        </m:rPr>
-                        <m:t>=</m:t>
-                      </m:r>
-                      <m:r>
-                        <m:t>6</m:t>
-                      </m:r>
-                    </m:e>
-                  </m:mr>
-                </m:m>
+                <m:eqArr>
+                  <m:e>
+                    <m:r>
+                      <m:t>x</m:t>
+                    </m:r>
+                    <m:r>
+                      <m:rPr>
+                        <m:sty m:val="p"/>
+                      </m:rPr>
+                      <m:t>+</m:t>
+                    </m:r>
+                    <m:r>
+                      <m:t>2</m:t>
+                    </m:r>
+                    <m:r>
+                      <m:t>y</m:t>
+                    </m:r>
+                    <m:r>
+                      <m:t>&amp;</m:t>
+                    </m:r>
+                    <m:r>
+                      <m:rPr>
+                        <m:sty m:val="p"/>
+                      </m:rPr>
+                      <m:t>=</m:t>
+                    </m:r>
+                    <m:r>
+                      <m:t>5</m:t>
+                    </m:r>
+                  </m:e>
+                  <m:e>
+                    <m:r>
+                      <m:t>3</m:t>
+                    </m:r>
+                    <m:r>
+                      <m:t>x</m:t>
+                    </m:r>
+                    <m:r>
+                      <m:rPr>
+                        <m:sty m:val="p"/>
+                      </m:rPr>
+                      <m:t>+</m:t>
+                    </m:r>
+                    <m:r>
+                      <m:t>3</m:t>
+                    </m:r>
+                    <m:r>
+                      <m:t>y</m:t>
+                    </m:r>
+                    <m:r>
+                      <m:t>&amp;</m:t>
+                    </m:r>
+                    <m:r>
+                      <m:rPr>
+                        <m:sty m:val="p"/>
+                      </m:rPr>
+                      <m:t>=</m:t>
+                    </m:r>
+                    <m:r>
+                      <m:t>6</m:t>
+                    </m:r>
+                  </m:e>
+                </m:eqArr>
               </m:oMath>
             </m:oMathPara>
           </w:p>
@@ -1986,7 +1968,7 @@
             <w:r>
               <w:t xml:space="preserve"> </w:t>
             </w:r>
-            <w:hyperlink r:id="rId22">
+            <w:hyperlink r:id="rId11">
               <w:r>
                 <w:rPr>
                   <w:rStyle w:val="Hyperlink"/>
@@ -2124,101 +2106,81 @@
                 <m:jc m:val="center"/>
               </m:oMathParaPr>
               <m:oMath>
-                <m:m>
-                  <m:mPr>
-                    <m:baseJc m:val="center"/>
-                    <m:plcHide m:val="on"/>
-                    <m:mcs>
-                      <m:mc>
-                        <m:mcPr>
-                          <m:mcJc m:val="right"/>
-                          <m:count m:val="1"/>
-                        </m:mcPr>
-                      </m:mc>
-                      <m:mc>
-                        <m:mcPr>
-                          <m:mcJc m:val="left"/>
-                          <m:count m:val="1"/>
-                        </m:mcPr>
-                      </m:mc>
-                    </m:mcs>
-                  </m:mPr>
-                  <m:mr>
-                    <m:e>
-                      <m:r>
-                        <m:rPr>
-                          <m:sty m:val="p"/>
-                        </m:rPr>
-                        <m:t>−</m:t>
-                      </m:r>
-                      <m:r>
-                        <m:t>2</m:t>
-                      </m:r>
-                      <m:r>
-                        <m:t>x</m:t>
-                      </m:r>
-                      <m:r>
-                        <m:rPr>
-                          <m:sty m:val="p"/>
-                        </m:rPr>
-                        <m:t>+</m:t>
-                      </m:r>
-                      <m:r>
-                        <m:t>8</m:t>
-                      </m:r>
-                      <m:r>
-                        <m:t>y</m:t>
-                      </m:r>
-                    </m:e>
-                    <m:e>
-                      <m:r>
-                        <m:rPr>
-                          <m:sty m:val="p"/>
-                        </m:rPr>
-                        <m:t>=</m:t>
-                      </m:r>
-                      <m:r>
-                        <m:t>16</m:t>
-                      </m:r>
-                    </m:e>
-                  </m:mr>
-                  <m:mr>
-                    <m:e>
-                      <m:r>
-                        <m:t>x</m:t>
-                      </m:r>
-                      <m:r>
-                        <m:rPr>
-                          <m:sty m:val="p"/>
-                        </m:rPr>
-                        <m:t>+</m:t>
-                      </m:r>
-                      <m:r>
-                        <m:t>9</m:t>
-                      </m:r>
-                      <m:r>
-                        <m:t>y</m:t>
-                      </m:r>
-                    </m:e>
-                    <m:e>
-                      <m:r>
-                        <m:rPr>
-                          <m:sty m:val="p"/>
-                        </m:rPr>
-                        <m:t>=</m:t>
-                      </m:r>
-                      <m:r>
-                        <m:rPr>
-                          <m:sty m:val="p"/>
-                        </m:rPr>
-                        <m:t>−</m:t>
-                      </m:r>
-                      <m:r>
-                        <m:t>8</m:t>
-                      </m:r>
-                    </m:e>
-                  </m:mr>
-                </m:m>
+                <m:eqArr>
+                  <m:e>
+                    <m:r>
+                      <m:rPr>
+                        <m:sty m:val="p"/>
+                      </m:rPr>
+                      <m:t>−</m:t>
+                    </m:r>
+                    <m:r>
+                      <m:t>2</m:t>
+                    </m:r>
+                    <m:r>
+                      <m:t>x</m:t>
+                    </m:r>
+                    <m:r>
+                      <m:rPr>
+                        <m:sty m:val="p"/>
+                      </m:rPr>
+                      <m:t>+</m:t>
+                    </m:r>
+                    <m:r>
+                      <m:t>8</m:t>
+                    </m:r>
+                    <m:r>
+                      <m:t>y</m:t>
+                    </m:r>
+                    <m:r>
+                      <m:t>&amp;</m:t>
+                    </m:r>
+                    <m:r>
+                      <m:rPr>
+                        <m:sty m:val="p"/>
+                      </m:rPr>
+                      <m:t>=</m:t>
+                    </m:r>
+                    <m:r>
+                      <m:t>16</m:t>
+                    </m:r>
+                  </m:e>
+                  <m:e>
+                    <m:r>
+                      <m:t>x</m:t>
+                    </m:r>
+                    <m:r>
+                      <m:rPr>
+                        <m:sty m:val="p"/>
+                      </m:rPr>
+                      <m:t>+</m:t>
+                    </m:r>
+                    <m:r>
+                      <m:t>9</m:t>
+                    </m:r>
+                    <m:r>
+                      <m:t>y</m:t>
+                    </m:r>
+                    <m:r>
+                      <m:t>&amp;</m:t>
+                    </m:r>
+                    <m:r>
+                      <m:rPr>
+                        <m:sty m:val="p"/>
+                      </m:rPr>
+                      <m:t>=</m:t>
+                    </m:r>
+                    <m:r>
+                      <m:rPr>
+                        <m:sty m:val="p"/>
+                      </m:rPr>
+                      <m:t>−</m:t>
+                    </m:r>
+                    <m:r>
+                      <m:t>8</m:t>
+                    </m:r>
+                  </m:e>
+                </m:eqArr>
               </m:oMath>
             </m:oMathPara>
           </w:p>
@@ -2541,18 +2503,18 @@
                 <wp:inline>
                   <wp:extent cx="152400" cy="152400"/>
                   <wp:effectExtent b="0" l="0" r="0" t="0"/>
-                  <wp:docPr descr="" title="" id="32" name="Picture"/>
+                  <wp:docPr descr="" title="" id="21" name="Picture"/>
                   <a:graphic>
                     <a:graphicData uri="http://schemas.openxmlformats.org/drawingml/2006/picture">
                       <pic:pic>
                         <pic:nvPicPr>
-                          <pic:cNvPr descr="/Applications/quarto/share/formats/docx/tip.png" id="33" name="Picture"/>
+                          <pic:cNvPr descr="/Applications/quarto/share/formats/docx/tip.png" id="22" name="Picture"/>
                           <pic:cNvPicPr>
                             <a:picLocks noChangeArrowheads="1" noChangeAspect="1"/>
                           </pic:cNvPicPr>
                         </pic:nvPicPr>
                         <pic:blipFill>
-                          <a:blip r:embed="rId27"/>
+                          <a:blip r:embed="rId16"/>
                           <a:stretch>
                             <a:fillRect/>
                           </a:stretch>
@@ -2788,18 +2750,18 @@
                 <wp:inline>
                   <wp:extent cx="152400" cy="152400"/>
                   <wp:effectExtent b="0" l="0" r="0" t="0"/>
-                  <wp:docPr descr="" title="" id="34" name="Picture"/>
+                  <wp:docPr descr="" title="" id="23" name="Picture"/>
                   <a:graphic>
                     <a:graphicData uri="http://schemas.openxmlformats.org/drawingml/2006/picture">
                       <pic:pic>
                         <pic:nvPicPr>
-                          <pic:cNvPr descr="/Applications/quarto/share/formats/docx/note.png" id="35" name="Picture"/>
+                          <pic:cNvPr descr="/Applications/quarto/share/formats/docx/note.png" id="24" name="Picture"/>
                           <pic:cNvPicPr>
                             <a:picLocks noChangeArrowheads="1" noChangeAspect="1"/>
                           </pic:cNvPicPr>
                         </pic:nvPicPr>
                         <pic:blipFill>
-                          <a:blip r:embed="rId24"/>
+                          <a:blip r:embed="rId13"/>
                           <a:stretch>
                             <a:fillRect/>
                           </a:stretch>
@@ -3206,25 +3168,27 @@
                       </m:mPr>
                       <m:mr>
                         <m:e>
-                          <m:d>
-                            <m:dPr>
-                              <m:begChr m:val="("/>
-                              <m:sepChr m:val=""/>
-                              <m:endChr m:val=")"/>
-                              <m:grow/>
-                            </m:dPr>
-                            <m:e>
-                              <m:r>
-                                <m:rPr>
-                                  <m:sty m:val="p"/>
-                                </m:rPr>
-                                <m:t>−</m:t>
-                              </m:r>
-                              <m:r>
-                                <m:t>1</m:t>
-                              </m:r>
-                            </m:e>
-                          </m:d>
+                          <m:r>
+                            <m:rPr>
+                              <m:sty m:val="p"/>
+                            </m:rPr>
+                            <m:t>(</m:t>
+                          </m:r>
+                          <m:r>
+                            <m:rPr>
+                              <m:sty m:val="p"/>
+                            </m:rPr>
+                            <m:t>−</m:t>
+                          </m:r>
+                          <m:r>
+                            <m:t>1</m:t>
+                          </m:r>
+                          <m:r>
+                            <m:rPr>
+                              <m:sty m:val="p"/>
+                            </m:rPr>
+                            <m:t>)</m:t>
+                          </m:r>
                           <m:r>
                             <m:rPr>
                               <m:sty m:val="p"/>
@@ -3310,25 +3274,27 @@
                             </m:rPr>
                             <m:t>+</m:t>
                           </m:r>
-                          <m:d>
-                            <m:dPr>
-                              <m:begChr m:val="("/>
-                              <m:sepChr m:val=""/>
-                              <m:endChr m:val=")"/>
-                              <m:grow/>
-                            </m:dPr>
-                            <m:e>
-                              <m:r>
-                                <m:rPr>
-                                  <m:sty m:val="p"/>
-                                </m:rPr>
-                                <m:t>−</m:t>
-                              </m:r>
-                              <m:r>
-                                <m:t>9</m:t>
-                              </m:r>
-                            </m:e>
-                          </m:d>
+                          <m:r>
+                            <m:rPr>
+                              <m:sty m:val="p"/>
+                            </m:rPr>
+                            <m:t>(</m:t>
+                          </m:r>
+                          <m:r>
+                            <m:rPr>
+                              <m:sty m:val="p"/>
+                            </m:rPr>
+                            <m:t>−</m:t>
+                          </m:r>
+                          <m:r>
+                            <m:t>9</m:t>
+                          </m:r>
+                          <m:r>
+                            <m:rPr>
+                              <m:sty m:val="p"/>
+                            </m:rPr>
+                            <m:t>)</m:t>
+                          </m:r>
                           <m:r>
                             <m:rPr>
                               <m:sty m:val="p"/>
@@ -3672,113 +3638,93 @@
                 <m:jc m:val="center"/>
               </m:oMathParaPr>
               <m:oMath>
-                <m:m>
-                  <m:mPr>
-                    <m:baseJc m:val="center"/>
-                    <m:plcHide m:val="on"/>
-                    <m:mcs>
-                      <m:mc>
-                        <m:mcPr>
-                          <m:mcJc m:val="right"/>
-                          <m:count m:val="1"/>
-                        </m:mcPr>
-                      </m:mc>
-                      <m:mc>
-                        <m:mcPr>
-                          <m:mcJc m:val="left"/>
-                          <m:count m:val="1"/>
-                        </m:mcPr>
-                      </m:mc>
-                    </m:mcs>
-                  </m:mPr>
-                  <m:mr>
-                    <m:e>
-                      <m:r>
-                        <m:rPr>
-                          <m:sty m:val="p"/>
-                        </m:rPr>
-                        <m:t>−</m:t>
-                      </m:r>
-                      <m:r>
-                        <m:t>x</m:t>
-                      </m:r>
-                      <m:r>
-                        <m:rPr>
-                          <m:sty m:val="p"/>
-                        </m:rPr>
-                        <m:t>+</m:t>
-                      </m:r>
-                      <m:r>
-                        <m:t>2</m:t>
-                      </m:r>
-                      <m:r>
-                        <m:t>y</m:t>
-                      </m:r>
-                      <m:r>
-                        <m:rPr>
-                          <m:sty m:val="p"/>
-                        </m:rPr>
-                        <m:t>+</m:t>
-                      </m:r>
-                      <m:r>
-                        <m:t>3</m:t>
-                      </m:r>
-                      <m:r>
-                        <m:t>z</m:t>
-                      </m:r>
-                    </m:e>
-                    <m:e>
-                      <m:r>
-                        <m:rPr>
-                          <m:sty m:val="p"/>
-                        </m:rPr>
-                        <m:t>=</m:t>
-                      </m:r>
-                      <m:r>
-                        <m:rPr>
-                          <m:sty m:val="p"/>
-                        </m:rPr>
-                        <m:t>−</m:t>
-                      </m:r>
-                      <m:r>
-                        <m:t>1</m:t>
-                      </m:r>
-                    </m:e>
-                  </m:mr>
-                  <m:mr>
-                    <m:e>
-                      <m:r>
-                        <m:t>3</m:t>
-                      </m:r>
-                      <m:r>
-                        <m:t>y</m:t>
-                      </m:r>
-                      <m:r>
-                        <m:rPr>
-                          <m:sty m:val="p"/>
-                        </m:rPr>
-                        <m:t>−</m:t>
-                      </m:r>
-                      <m:r>
-                        <m:t>9</m:t>
-                      </m:r>
-                      <m:r>
-                        <m:t>z</m:t>
-                      </m:r>
-                    </m:e>
-                    <m:e>
-                      <m:r>
-                        <m:rPr>
-                          <m:sty m:val="p"/>
-                        </m:rPr>
-                        <m:t>=</m:t>
-                      </m:r>
-                      <m:r>
-                        <m:t>6</m:t>
-                      </m:r>
-                    </m:e>
-                  </m:mr>
-                </m:m>
+                <m:eqArr>
+                  <m:e>
+                    <m:r>
+                      <m:rPr>
+                        <m:sty m:val="p"/>
+                      </m:rPr>
+                      <m:t>−</m:t>
+                    </m:r>
+                    <m:r>
+                      <m:t>x</m:t>
+                    </m:r>
+                    <m:r>
+                      <m:rPr>
+                        <m:sty m:val="p"/>
+                      </m:rPr>
+                      <m:t>+</m:t>
+                    </m:r>
+                    <m:r>
+                      <m:t>2</m:t>
+                    </m:r>
+                    <m:r>
+                      <m:t>y</m:t>
+                    </m:r>
+                    <m:r>
+                      <m:rPr>
+                        <m:sty m:val="p"/>
+                      </m:rPr>
+                      <m:t>+</m:t>
+                    </m:r>
+                    <m:r>
+                      <m:t>3</m:t>
+                    </m:r>
+                    <m:r>
+                      <m:t>z</m:t>
+                    </m:r>
+                    <m:r>
+                      <m:t>&amp;</m:t>
+                    </m:r>
+                    <m:r>
+                      <m:rPr>
+                        <m:sty m:val="p"/>
+                      </m:rPr>
+                      <m:t>=</m:t>
+                    </m:r>
+                    <m:r>
+                      <m:rPr>
+                        <m:sty m:val="p"/>
+                      </m:rPr>
+                      <m:t>−</m:t>
+                    </m:r>
+                    <m:r>
+                      <m:t>1</m:t>
+                    </m:r>
+                  </m:e>
+                  <m:e>
+                    <m:r>
+                      <m:t>3</m:t>
+                    </m:r>
+                    <m:r>
+                      <m:t>y</m:t>
+                    </m:r>
+                    <m:r>
+                      <m:rPr>
+                        <m:sty m:val="p"/>
+                      </m:rPr>
+                      <m:t>−</m:t>
+                    </m:r>
+                    <m:r>
+                      <m:t>9</m:t>
+                    </m:r>
+                    <m:r>
+                      <m:t>z</m:t>
+                    </m:r>
+                    <m:r>
+                      <m:t>&amp;</m:t>
+                    </m:r>
+                    <m:r>
+                      <m:rPr>
+                        <m:sty m:val="p"/>
+                      </m:rPr>
+                      <m:t>=</m:t>
+                    </m:r>
+                    <m:r>
+                      <m:t>6</m:t>
+                    </m:r>
+                  </m:e>
+                </m:eqArr>
               </m:oMath>
             </m:oMathPara>
           </w:p>
@@ -3799,179 +3745,158 @@
                 <m:jc m:val="center"/>
               </m:oMathParaPr>
               <m:oMath>
-                <m:m>
-                  <m:mPr>
-                    <m:baseJc m:val="center"/>
-                    <m:plcHide m:val="on"/>
-                    <m:mcs>
-                      <m:mc>
-                        <m:mcPr>
-                          <m:mcJc m:val="right"/>
-                          <m:count m:val="1"/>
-                        </m:mcPr>
-                      </m:mc>
-                      <m:mc>
-                        <m:mcPr>
-                          <m:mcJc m:val="left"/>
-                          <m:count m:val="1"/>
-                        </m:mcPr>
-                      </m:mc>
-                    </m:mcs>
-                  </m:mPr>
-                  <m:mr>
-                    <m:e>
-                      <m:r>
-                        <m:t>x</m:t>
-                      </m:r>
-                      <m:r>
-                        <m:rPr>
-                          <m:sty m:val="p"/>
-                        </m:rPr>
-                        <m:t>+</m:t>
-                      </m:r>
-                      <m:r>
-                        <m:t>9</m:t>
-                      </m:r>
-                      <m:r>
-                        <m:t>y</m:t>
-                      </m:r>
-                      <m:r>
-                        <m:rPr>
-                          <m:sty m:val="p"/>
-                        </m:rPr>
-                        <m:t>−</m:t>
-                      </m:r>
-                      <m:r>
-                        <m:t>4</m:t>
-                      </m:r>
-                      <m:r>
-                        <m:t>z</m:t>
-                      </m:r>
-                      <m:r>
-                        <m:rPr>
-                          <m:sty m:val="p"/>
-                        </m:rPr>
-                        <m:t>+</m:t>
-                      </m:r>
-                      <m:r>
-                        <m:t>t</m:t>
-                      </m:r>
-                      <m:r>
-                        <m:rPr>
-                          <m:sty m:val="p"/>
-                        </m:rPr>
-                        <m:t>+</m:t>
-                      </m:r>
-                      <m:r>
-                        <m:t>w</m:t>
-                      </m:r>
-                    </m:e>
-                    <m:e>
-                      <m:r>
-                        <m:rPr>
-                          <m:sty m:val="p"/>
-                        </m:rPr>
-                        <m:t>=</m:t>
-                      </m:r>
-                      <m:r>
-                        <m:t>19</m:t>
-                      </m:r>
-                    </m:e>
-                  </m:mr>
-                  <m:mr>
-                    <m:e>
-                      <m:r>
-                        <m:rPr>
-                          <m:sty m:val="p"/>
-                        </m:rPr>
-                        <m:t>−</m:t>
-                      </m:r>
-                      <m:r>
-                        <m:t>y</m:t>
-                      </m:r>
-                      <m:r>
-                        <m:rPr>
-                          <m:sty m:val="p"/>
-                        </m:rPr>
-                        <m:t>+</m:t>
-                      </m:r>
-                      <m:r>
-                        <m:t>z</m:t>
-                      </m:r>
-                      <m:r>
-                        <m:rPr>
-                          <m:sty m:val="p"/>
-                        </m:rPr>
-                        <m:t>+</m:t>
-                      </m:r>
-                      <m:r>
-                        <m:t>t</m:t>
-                      </m:r>
-                      <m:r>
-                        <m:rPr>
-                          <m:sty m:val="p"/>
-                        </m:rPr>
-                        <m:t>−</m:t>
-                      </m:r>
-                      <m:r>
-                        <m:t>5</m:t>
-                      </m:r>
-                      <m:r>
-                        <m:t>w</m:t>
-                      </m:r>
-                    </m:e>
-                    <m:e>
-                      <m:r>
-                        <m:rPr>
-                          <m:sty m:val="p"/>
-                        </m:rPr>
-                        <m:t>=</m:t>
-                      </m:r>
-                      <m:r>
-                        <m:t>1</m:t>
-                      </m:r>
-                    </m:e>
-                  </m:mr>
-                  <m:mr>
-                    <m:e>
-                      <m:r>
-                        <m:rPr>
-                          <m:sty m:val="p"/>
-                        </m:rPr>
-                        <m:t>−</m:t>
-                      </m:r>
-                      <m:r>
-                        <m:t>8</m:t>
-                      </m:r>
-                      <m:r>
-                        <m:t>t</m:t>
-                      </m:r>
-                      <m:r>
-                        <m:rPr>
-                          <m:sty m:val="p"/>
-                        </m:rPr>
-                        <m:t>−</m:t>
-                      </m:r>
-                      <m:r>
-                        <m:t>8</m:t>
-                      </m:r>
-                      <m:r>
-                        <m:t>w</m:t>
-                      </m:r>
-                    </m:e>
-                    <m:e>
-                      <m:r>
-                        <m:rPr>
-                          <m:sty m:val="p"/>
-                        </m:rPr>
-                        <m:t>=</m:t>
-                      </m:r>
-                      <m:r>
-                        <m:t>0</m:t>
-                      </m:r>
-                    </m:e>
-                  </m:mr>
-                </m:m>
+                <m:eqArr>
+                  <m:e>
+                    <m:r>
+                      <m:t>x</m:t>
+                    </m:r>
+                    <m:r>
+                      <m:rPr>
+                        <m:sty m:val="p"/>
+                      </m:rPr>
+                      <m:t>+</m:t>
+                    </m:r>
+                    <m:r>
+                      <m:t>9</m:t>
+                    </m:r>
+                    <m:r>
+                      <m:t>y</m:t>
+                    </m:r>
+                    <m:r>
+                      <m:rPr>
+                        <m:sty m:val="p"/>
+                      </m:rPr>
+                      <m:t>−</m:t>
+                    </m:r>
+                    <m:r>
+                      <m:t>4</m:t>
+                    </m:r>
+                    <m:r>
+                      <m:t>z</m:t>
+                    </m:r>
+                    <m:r>
+                      <m:rPr>
+                        <m:sty m:val="p"/>
+                      </m:rPr>
+                      <m:t>+</m:t>
+                    </m:r>
+                    <m:r>
+                      <m:t>t</m:t>
+                    </m:r>
+                    <m:r>
+                      <m:rPr>
+                        <m:sty m:val="p"/>
+                      </m:rPr>
+                      <m:t>+</m:t>
+                    </m:r>
+                    <m:r>
+                      <m:t>w</m:t>
+                    </m:r>
+                    <m:r>
+                      <m:t>&amp;</m:t>
+                    </m:r>
+                    <m:r>
+                      <m:rPr>
+                        <m:sty m:val="p"/>
+                      </m:rPr>
+                      <m:t>=</m:t>
+                    </m:r>
+                    <m:r>
+                      <m:t>19</m:t>
+                    </m:r>
+                  </m:e>
+                  <m:e>
+                    <m:r>
+                      <m:rPr>
+                        <m:sty m:val="p"/>
+                      </m:rPr>
+                      <m:t>−</m:t>
+                    </m:r>
+                    <m:r>
+                      <m:t>y</m:t>
+                    </m:r>
+                    <m:r>
+                      <m:rPr>
+                        <m:sty m:val="p"/>
+                      </m:rPr>
+                      <m:t>+</m:t>
+                    </m:r>
+                    <m:r>
+                      <m:t>z</m:t>
+                    </m:r>
+                    <m:r>
+                      <m:rPr>
+                        <m:sty m:val="p"/>
+                      </m:rPr>
+                      <m:t>+</m:t>
+                    </m:r>
+                    <m:r>
+                      <m:t>t</m:t>
+                    </m:r>
+                    <m:r>
+                      <m:rPr>
+                        <m:sty m:val="p"/>
+                      </m:rPr>
+                      <m:t>−</m:t>
+                    </m:r>
+                    <m:r>
+                      <m:t>5</m:t>
+                    </m:r>
+                    <m:r>
+                      <m:t>w</m:t>
+                    </m:r>
+                    <m:r>
+                      <m:t>&amp;</m:t>
+                    </m:r>
+                    <m:r>
+                      <m:rPr>
+                        <m:sty m:val="p"/>
+                      </m:rPr>
+                      <m:t>=</m:t>
+                    </m:r>
+                    <m:r>
+                      <m:t>1</m:t>
+                    </m:r>
+                  </m:e>
+                  <m:e>
+                    <m:r>
+                      <m:rPr>
+                        <m:sty m:val="p"/>
+                      </m:rPr>
+                      <m:t>−</m:t>
+                    </m:r>
+                    <m:r>
+                      <m:t>8</m:t>
+                    </m:r>
+                    <m:r>
+                      <m:t>t</m:t>
+                    </m:r>
+                    <m:r>
+                      <m:rPr>
+                        <m:sty m:val="p"/>
+                      </m:rPr>
+                      <m:t>−</m:t>
+                    </m:r>
+                    <m:r>
+                      <m:t>8</m:t>
+                    </m:r>
+                    <m:r>
+                      <m:t>w</m:t>
+                    </m:r>
+                    <m:r>
+                      <m:t>&amp;</m:t>
+                    </m:r>
+                    <m:r>
+                      <m:rPr>
+                        <m:sty m:val="p"/>
+                      </m:rPr>
+                      <m:t>=</m:t>
+                    </m:r>
+                    <m:r>
+                      <m:t>0</m:t>
+                    </m:r>
+                  </m:e>
+                </m:eqArr>
               </m:oMath>
             </m:oMathPara>
           </w:p>
@@ -4459,8 +4384,8 @@
         </w:tc>
       </w:tr>
     </w:tbl>
-    <w:bookmarkEnd w:id="36"/>
-    <w:bookmarkStart w:id="44" w:name="X99857ad0a295df3f40e9dd30f69b1b9d742c43c"/>
+    <w:bookmarkEnd w:id="25"/>
+    <w:bookmarkStart w:id="33" w:name="X99857ad0a295df3f40e9dd30f69b1b9d742c43c"/>
     <w:p>
       <w:pPr>
         <w:pStyle w:val="Heading1"/>
@@ -4479,7 +4404,7 @@
       <w:r>
         <w:t xml:space="preserve"> </w:t>
       </w:r>
-      <w:hyperlink r:id="rId20">
+      <w:hyperlink r:id="rId9">
         <w:r>
           <w:rPr>
             <w:rStyle w:val="Hyperlink"/>
@@ -4800,18 +4725,18 @@
                 <wp:inline>
                   <wp:extent cx="152400" cy="152400"/>
                   <wp:effectExtent b="0" l="0" r="0" t="0"/>
-                  <wp:docPr descr="" title="" id="37" name="Picture"/>
+                  <wp:docPr descr="" title="" id="26" name="Picture"/>
                   <a:graphic>
                     <a:graphicData uri="http://schemas.openxmlformats.org/drawingml/2006/picture">
                       <pic:pic>
                         <pic:nvPicPr>
-                          <pic:cNvPr descr="/Applications/quarto/share/formats/docx/note.png" id="38" name="Picture"/>
+                          <pic:cNvPr descr="/Applications/quarto/share/formats/docx/note.png" id="27" name="Picture"/>
                           <pic:cNvPicPr>
                             <a:picLocks noChangeArrowheads="1" noChangeAspect="1"/>
                           </pic:cNvPicPr>
                         </pic:nvPicPr>
                         <pic:blipFill>
-                          <a:blip r:embed="rId24"/>
+                          <a:blip r:embed="rId13"/>
                           <a:stretch>
                             <a:fillRect/>
                           </a:stretch>
@@ -5434,18 +5359,18 @@
                 <wp:inline>
                   <wp:extent cx="152400" cy="152400"/>
                   <wp:effectExtent b="0" l="0" r="0" t="0"/>
-                  <wp:docPr descr="" title="" id="40" name="Picture"/>
+                  <wp:docPr descr="" title="" id="29" name="Picture"/>
                   <a:graphic>
                     <a:graphicData uri="http://schemas.openxmlformats.org/drawingml/2006/picture">
                       <pic:pic>
                         <pic:nvPicPr>
-                          <pic:cNvPr descr="/Applications/quarto/share/formats/docx/warning.png" id="41" name="Picture"/>
+                          <pic:cNvPr descr="/Applications/quarto/share/formats/docx/warning.png" id="30" name="Picture"/>
                           <pic:cNvPicPr>
                             <a:picLocks noChangeArrowheads="1" noChangeAspect="1"/>
                           </pic:cNvPicPr>
                         </pic:nvPicPr>
                         <pic:blipFill>
-                          <a:blip r:embed="rId39"/>
+                          <a:blip r:embed="rId28"/>
                           <a:stretch>
                             <a:fillRect/>
                           </a:stretch>
@@ -5565,18 +5490,18 @@
                 <wp:inline>
                   <wp:extent cx="152400" cy="152400"/>
                   <wp:effectExtent b="0" l="0" r="0" t="0"/>
-                  <wp:docPr descr="" title="" id="42" name="Picture"/>
+                  <wp:docPr descr="" title="" id="31" name="Picture"/>
                   <a:graphic>
                     <a:graphicData uri="http://schemas.openxmlformats.org/drawingml/2006/picture">
                       <pic:pic>
                         <pic:nvPicPr>
-                          <pic:cNvPr descr="/Applications/quarto/share/formats/docx/note.png" id="43" name="Picture"/>
+                          <pic:cNvPr descr="/Applications/quarto/share/formats/docx/note.png" id="32" name="Picture"/>
                           <pic:cNvPicPr>
                             <a:picLocks noChangeArrowheads="1" noChangeAspect="1"/>
                           </pic:cNvPicPr>
                         </pic:nvPicPr>
                         <pic:blipFill>
-                          <a:blip r:embed="rId24"/>
+                          <a:blip r:embed="rId13"/>
                           <a:stretch>
                             <a:fillRect/>
                           </a:stretch>
@@ -5840,864 +5765,853 @@
                 <m:jc m:val="center"/>
               </m:oMathParaPr>
               <m:oMath>
-                <m:m>
-                  <m:mPr>
-                    <m:baseJc m:val="center"/>
-                    <m:plcHide m:val="on"/>
-                    <m:mcs>
-                      <m:mc>
-                        <m:mcPr>
-                          <m:mcJc m:val="right"/>
-                          <m:count m:val="1"/>
-                        </m:mcPr>
-                      </m:mc>
-                      <m:mc>
-                        <m:mcPr>
-                          <m:mcJc m:val="left"/>
-                          <m:count m:val="1"/>
-                        </m:mcPr>
-                      </m:mc>
-                    </m:mcs>
-                  </m:mPr>
-                  <m:mr>
-                    <m:e>
-                      <m:sSub>
-                        <m:e>
-                          <m:r>
-                            <m:t>0</m:t>
-                          </m:r>
-                        </m:e>
-                        <m:sub>
-                          <m:r>
-                            <m:t>4</m:t>
-                          </m:r>
-                          <m:r>
-                            <m:rPr>
-                              <m:sty m:val="p"/>
-                            </m:rPr>
-                            <m:t>×</m:t>
-                          </m:r>
-                          <m:r>
-                            <m:t>2</m:t>
-                          </m:r>
-                        </m:sub>
-                      </m:sSub>
-                      <m:r>
-                        <m:t>A</m:t>
-                      </m:r>
-                    </m:e>
-                    <m:e>
-                      <m:r>
-                        <m:rPr>
-                          <m:sty m:val="p"/>
-                        </m:rPr>
-                        <m:t>=</m:t>
-                      </m:r>
-                      <m:d>
-                        <m:dPr>
-                          <m:begChr m:val="["/>
-                          <m:sepChr m:val=""/>
-                          <m:endChr m:val="]"/>
-                          <m:grow/>
-                        </m:dPr>
-                        <m:e>
-                          <m:m>
-                            <m:mPr>
-                              <m:baseJc m:val="center"/>
-                              <m:plcHide m:val="on"/>
-                              <m:mcs>
-                                <m:mc>
-                                  <m:mcPr>
-                                    <m:mcJc m:val="center"/>
-                                    <m:count m:val="1"/>
-                                  </m:mcPr>
-                                </m:mc>
-                                <m:mc>
-                                  <m:mcPr>
-                                    <m:mcJc m:val="center"/>
-                                    <m:count m:val="1"/>
-                                  </m:mcPr>
-                                </m:mc>
-                              </m:mcs>
-                            </m:mPr>
-                            <m:mr>
-                              <m:e>
-                                <m:r>
-                                  <m:t>0</m:t>
-                                </m:r>
-                              </m:e>
-                              <m:e>
-                                <m:r>
-                                  <m:t>0</m:t>
-                                </m:r>
-                              </m:e>
-                            </m:mr>
-                            <m:mr>
-                              <m:e>
-                                <m:r>
-                                  <m:t>0</m:t>
-                                </m:r>
-                              </m:e>
-                              <m:e>
-                                <m:r>
-                                  <m:t>0</m:t>
-                                </m:r>
-                              </m:e>
-                            </m:mr>
-                            <m:mr>
-                              <m:e>
-                                <m:r>
-                                  <m:t>0</m:t>
-                                </m:r>
-                              </m:e>
-                              <m:e>
-                                <m:r>
-                                  <m:t>0</m:t>
-                                </m:r>
-                              </m:e>
-                            </m:mr>
-                            <m:mr>
-                              <m:e>
-                                <m:r>
-                                  <m:t>0</m:t>
-                                </m:r>
-                              </m:e>
-                              <m:e>
-                                <m:r>
-                                  <m:t>0</m:t>
-                                </m:r>
-                              </m:e>
-                            </m:mr>
-                          </m:m>
-                        </m:e>
-                      </m:d>
-                      <m:d>
-                        <m:dPr>
-                          <m:begChr m:val="["/>
-                          <m:sepChr m:val=""/>
-                          <m:endChr m:val="]"/>
-                          <m:grow/>
-                        </m:dPr>
-                        <m:e>
-                          <m:m>
-                            <m:mPr>
-                              <m:baseJc m:val="center"/>
-                              <m:plcHide m:val="on"/>
-                              <m:mcs>
-                                <m:mc>
-                                  <m:mcPr>
-                                    <m:mcJc m:val="center"/>
-                                    <m:count m:val="1"/>
-                                  </m:mcPr>
-                                </m:mc>
-                                <m:mc>
-                                  <m:mcPr>
-                                    <m:mcJc m:val="center"/>
-                                    <m:count m:val="1"/>
-                                  </m:mcPr>
-                                </m:mc>
-                                <m:mc>
-                                  <m:mcPr>
-                                    <m:mcJc m:val="center"/>
-                                    <m:count m:val="1"/>
-                                  </m:mcPr>
-                                </m:mc>
-                              </m:mcs>
-                            </m:mPr>
-                            <m:mr>
-                              <m:e>
-                                <m:r>
-                                  <m:t>0</m:t>
-                                </m:r>
-                              </m:e>
-                              <m:e>
-                                <m:r>
-                                  <m:t>2</m:t>
-                                </m:r>
-                              </m:e>
-                              <m:e>
-                                <m:r>
-                                  <m:rPr>
-                                    <m:sty m:val="p"/>
-                                  </m:rPr>
-                                  <m:t>−</m:t>
-                                </m:r>
-                                <m:r>
-                                  <m:t>1</m:t>
-                                </m:r>
-                              </m:e>
-                            </m:mr>
-                            <m:mr>
-                              <m:e>
-                                <m:r>
-                                  <m:t>4</m:t>
-                                </m:r>
-                              </m:e>
-                              <m:e>
-                                <m:r>
-                                  <m:t>0</m:t>
-                                </m:r>
-                              </m:e>
-                              <m:e>
-                                <m:r>
-                                  <m:t>3</m:t>
-                                </m:r>
-                              </m:e>
-                            </m:mr>
-                            <m:mr>
-                              <m:e/>
-                            </m:mr>
-                          </m:m>
-                        </m:e>
-                      </m:d>
-                    </m:e>
-                  </m:mr>
-                  <m:mr>
-                    <m:e/>
-                    <m:e>
-                      <m:r>
-                        <m:rPr>
-                          <m:sty m:val="p"/>
-                        </m:rPr>
-                        <m:t>=</m:t>
-                      </m:r>
-                      <m:d>
-                        <m:dPr>
-                          <m:begChr m:val="["/>
-                          <m:sepChr m:val=""/>
-                          <m:endChr m:val="]"/>
-                          <m:grow/>
-                        </m:dPr>
-                        <m:e>
-                          <m:m>
-                            <m:mPr>
-                              <m:baseJc m:val="center"/>
-                              <m:plcHide m:val="on"/>
-                              <m:mcs>
-                                <m:mc>
-                                  <m:mcPr>
-                                    <m:mcJc m:val="center"/>
-                                    <m:count m:val="1"/>
-                                  </m:mcPr>
-                                </m:mc>
-                                <m:mc>
-                                  <m:mcPr>
-                                    <m:mcJc m:val="center"/>
-                                    <m:count m:val="1"/>
-                                  </m:mcPr>
-                                </m:mc>
-                                <m:mc>
-                                  <m:mcPr>
-                                    <m:mcJc m:val="center"/>
-                                    <m:count m:val="1"/>
-                                  </m:mcPr>
-                                </m:mc>
-                              </m:mcs>
-                            </m:mPr>
-                            <m:mr>
-                              <m:e>
-                                <m:r>
-                                  <m:t>0</m:t>
-                                </m:r>
-                                <m:r>
-                                  <m:rPr>
-                                    <m:sty m:val="p"/>
-                                  </m:rPr>
-                                  <m:t>⋅</m:t>
-                                </m:r>
-                                <m:r>
-                                  <m:t>0</m:t>
-                                </m:r>
-                                <m:r>
-                                  <m:rPr>
-                                    <m:sty m:val="p"/>
-                                  </m:rPr>
-                                  <m:t>+</m:t>
-                                </m:r>
-                                <m:r>
-                                  <m:t>0</m:t>
-                                </m:r>
-                                <m:r>
-                                  <m:rPr>
-                                    <m:sty m:val="p"/>
-                                  </m:rPr>
-                                  <m:t>⋅</m:t>
-                                </m:r>
-                                <m:r>
-                                  <m:t>4</m:t>
-                                </m:r>
-                              </m:e>
-                              <m:e>
-                                <m:r>
-                                  <m:t>0</m:t>
-                                </m:r>
-                                <m:r>
-                                  <m:rPr>
-                                    <m:sty m:val="p"/>
-                                  </m:rPr>
-                                  <m:t>⋅</m:t>
-                                </m:r>
-                                <m:r>
-                                  <m:t>2</m:t>
-                                </m:r>
-                                <m:r>
-                                  <m:rPr>
-                                    <m:sty m:val="p"/>
-                                  </m:rPr>
-                                  <m:t>+</m:t>
-                                </m:r>
-                                <m:r>
-                                  <m:t>0</m:t>
-                                </m:r>
-                                <m:r>
-                                  <m:rPr>
-                                    <m:sty m:val="p"/>
-                                  </m:rPr>
-                                  <m:t>⋅</m:t>
-                                </m:r>
-                                <m:r>
-                                  <m:t>0</m:t>
-                                </m:r>
-                              </m:e>
-                              <m:e>
-                                <m:r>
-                                  <m:t>0</m:t>
-                                </m:r>
-                                <m:r>
-                                  <m:rPr>
-                                    <m:sty m:val="p"/>
-                                  </m:rPr>
-                                  <m:t>⋅</m:t>
-                                </m:r>
-                                <m:d>
-                                  <m:dPr>
-                                    <m:begChr m:val="("/>
-                                    <m:sepChr m:val=""/>
-                                    <m:endChr m:val=")"/>
-                                    <m:grow/>
-                                  </m:dPr>
-                                  <m:e>
-                                    <m:r>
-                                      <m:rPr>
-                                        <m:sty m:val="p"/>
-                                      </m:rPr>
-                                      <m:t>−</m:t>
-                                    </m:r>
-                                    <m:r>
-                                      <m:t>1</m:t>
-                                    </m:r>
-                                  </m:e>
-                                </m:d>
-                                <m:r>
-                                  <m:rPr>
-                                    <m:sty m:val="p"/>
-                                  </m:rPr>
-                                  <m:t>+</m:t>
-                                </m:r>
-                                <m:r>
-                                  <m:t>0</m:t>
-                                </m:r>
-                                <m:r>
-                                  <m:rPr>
-                                    <m:sty m:val="p"/>
-                                  </m:rPr>
-                                  <m:t>⋅</m:t>
-                                </m:r>
-                                <m:r>
-                                  <m:t>3</m:t>
-                                </m:r>
-                              </m:e>
-                            </m:mr>
-                            <m:mr>
-                              <m:e>
-                                <m:r>
-                                  <m:t>0</m:t>
-                                </m:r>
-                                <m:r>
-                                  <m:rPr>
-                                    <m:sty m:val="p"/>
-                                  </m:rPr>
-                                  <m:t>⋅</m:t>
-                                </m:r>
-                                <m:r>
-                                  <m:t>0</m:t>
-                                </m:r>
-                                <m:r>
-                                  <m:rPr>
-                                    <m:sty m:val="p"/>
-                                  </m:rPr>
-                                  <m:t>+</m:t>
-                                </m:r>
-                                <m:r>
-                                  <m:t>0</m:t>
-                                </m:r>
-                                <m:r>
-                                  <m:rPr>
-                                    <m:sty m:val="p"/>
-                                  </m:rPr>
-                                  <m:t>⋅</m:t>
-                                </m:r>
-                                <m:r>
-                                  <m:t>4</m:t>
-                                </m:r>
-                              </m:e>
-                              <m:e>
-                                <m:r>
-                                  <m:t>0</m:t>
-                                </m:r>
-                                <m:r>
-                                  <m:rPr>
-                                    <m:sty m:val="p"/>
-                                  </m:rPr>
-                                  <m:t>⋅</m:t>
-                                </m:r>
-                                <m:r>
-                                  <m:t>2</m:t>
-                                </m:r>
-                                <m:r>
-                                  <m:rPr>
-                                    <m:sty m:val="p"/>
-                                  </m:rPr>
-                                  <m:t>+</m:t>
-                                </m:r>
-                                <m:r>
-                                  <m:t>0</m:t>
-                                </m:r>
-                                <m:r>
-                                  <m:rPr>
-                                    <m:sty m:val="p"/>
-                                  </m:rPr>
-                                  <m:t>⋅</m:t>
-                                </m:r>
-                                <m:r>
-                                  <m:t>0</m:t>
-                                </m:r>
-                              </m:e>
-                              <m:e>
-                                <m:r>
-                                  <m:t>0</m:t>
-                                </m:r>
-                                <m:r>
-                                  <m:rPr>
-                                    <m:sty m:val="p"/>
-                                  </m:rPr>
-                                  <m:t>⋅</m:t>
-                                </m:r>
-                                <m:d>
-                                  <m:dPr>
-                                    <m:begChr m:val="("/>
-                                    <m:sepChr m:val=""/>
-                                    <m:endChr m:val=")"/>
-                                    <m:grow/>
-                                  </m:dPr>
-                                  <m:e>
-                                    <m:r>
-                                      <m:rPr>
-                                        <m:sty m:val="p"/>
-                                      </m:rPr>
-                                      <m:t>−</m:t>
-                                    </m:r>
-                                    <m:r>
-                                      <m:t>1</m:t>
-                                    </m:r>
-                                  </m:e>
-                                </m:d>
-                                <m:r>
-                                  <m:rPr>
-                                    <m:sty m:val="p"/>
-                                  </m:rPr>
-                                  <m:t>+</m:t>
-                                </m:r>
-                                <m:r>
-                                  <m:t>0</m:t>
-                                </m:r>
-                                <m:r>
-                                  <m:rPr>
-                                    <m:sty m:val="p"/>
-                                  </m:rPr>
-                                  <m:t>⋅</m:t>
-                                </m:r>
-                                <m:r>
-                                  <m:t>3</m:t>
-                                </m:r>
-                              </m:e>
-                            </m:mr>
-                            <m:mr>
-                              <m:e>
-                                <m:r>
-                                  <m:t>0</m:t>
-                                </m:r>
-                                <m:r>
-                                  <m:rPr>
-                                    <m:sty m:val="p"/>
-                                  </m:rPr>
-                                  <m:t>⋅</m:t>
-                                </m:r>
-                                <m:r>
-                                  <m:t>0</m:t>
-                                </m:r>
-                                <m:r>
-                                  <m:rPr>
-                                    <m:sty m:val="p"/>
-                                  </m:rPr>
-                                  <m:t>+</m:t>
-                                </m:r>
-                                <m:r>
-                                  <m:t>0</m:t>
-                                </m:r>
-                                <m:r>
-                                  <m:rPr>
-                                    <m:sty m:val="p"/>
-                                  </m:rPr>
-                                  <m:t>⋅</m:t>
-                                </m:r>
-                                <m:r>
-                                  <m:t>4</m:t>
-                                </m:r>
-                              </m:e>
-                              <m:e>
-                                <m:r>
-                                  <m:t>0</m:t>
-                                </m:r>
-                                <m:r>
-                                  <m:rPr>
-                                    <m:sty m:val="p"/>
-                                  </m:rPr>
-                                  <m:t>⋅</m:t>
-                                </m:r>
-                                <m:r>
-                                  <m:t>2</m:t>
-                                </m:r>
-                                <m:r>
-                                  <m:rPr>
-                                    <m:sty m:val="p"/>
-                                  </m:rPr>
-                                  <m:t>+</m:t>
-                                </m:r>
-                                <m:r>
-                                  <m:t>0</m:t>
-                                </m:r>
-                                <m:r>
-                                  <m:rPr>
-                                    <m:sty m:val="p"/>
-                                  </m:rPr>
-                                  <m:t>⋅</m:t>
-                                </m:r>
-                                <m:r>
-                                  <m:t>0</m:t>
-                                </m:r>
-                              </m:e>
-                              <m:e>
-                                <m:r>
-                                  <m:t>0</m:t>
-                                </m:r>
-                                <m:r>
-                                  <m:rPr>
-                                    <m:sty m:val="p"/>
-                                  </m:rPr>
-                                  <m:t>⋅</m:t>
-                                </m:r>
-                                <m:d>
-                                  <m:dPr>
-                                    <m:begChr m:val="("/>
-                                    <m:sepChr m:val=""/>
-                                    <m:endChr m:val=")"/>
-                                    <m:grow/>
-                                  </m:dPr>
-                                  <m:e>
-                                    <m:r>
-                                      <m:rPr>
-                                        <m:sty m:val="p"/>
-                                      </m:rPr>
-                                      <m:t>−</m:t>
-                                    </m:r>
-                                    <m:r>
-                                      <m:t>1</m:t>
-                                    </m:r>
-                                  </m:e>
-                                </m:d>
-                                <m:r>
-                                  <m:rPr>
-                                    <m:sty m:val="p"/>
-                                  </m:rPr>
-                                  <m:t>+</m:t>
-                                </m:r>
-                                <m:r>
-                                  <m:t>0</m:t>
-                                </m:r>
-                                <m:r>
-                                  <m:rPr>
-                                    <m:sty m:val="p"/>
-                                  </m:rPr>
-                                  <m:t>⋅</m:t>
-                                </m:r>
-                                <m:r>
-                                  <m:t>3</m:t>
-                                </m:r>
-                              </m:e>
-                            </m:mr>
-                            <m:mr>
-                              <m:e>
-                                <m:r>
-                                  <m:t>0</m:t>
-                                </m:r>
-                                <m:r>
-                                  <m:rPr>
-                                    <m:sty m:val="p"/>
-                                  </m:rPr>
-                                  <m:t>⋅</m:t>
-                                </m:r>
-                                <m:r>
-                                  <m:t>0</m:t>
-                                </m:r>
-                                <m:r>
-                                  <m:rPr>
-                                    <m:sty m:val="p"/>
-                                  </m:rPr>
-                                  <m:t>+</m:t>
-                                </m:r>
-                                <m:r>
-                                  <m:t>0</m:t>
-                                </m:r>
-                                <m:r>
-                                  <m:rPr>
-                                    <m:sty m:val="p"/>
-                                  </m:rPr>
-                                  <m:t>⋅</m:t>
-                                </m:r>
-                                <m:r>
-                                  <m:t>4</m:t>
-                                </m:r>
-                              </m:e>
-                              <m:e>
-                                <m:r>
-                                  <m:t>0</m:t>
-                                </m:r>
-                                <m:r>
-                                  <m:rPr>
-                                    <m:sty m:val="p"/>
-                                  </m:rPr>
-                                  <m:t>⋅</m:t>
-                                </m:r>
-                                <m:r>
-                                  <m:t>2</m:t>
-                                </m:r>
-                                <m:r>
-                                  <m:rPr>
-                                    <m:sty m:val="p"/>
-                                  </m:rPr>
-                                  <m:t>+</m:t>
-                                </m:r>
-                                <m:r>
-                                  <m:t>0</m:t>
-                                </m:r>
-                                <m:r>
-                                  <m:rPr>
-                                    <m:sty m:val="p"/>
-                                  </m:rPr>
-                                  <m:t>⋅</m:t>
-                                </m:r>
-                                <m:r>
-                                  <m:t>0</m:t>
-                                </m:r>
-                              </m:e>
-                              <m:e>
-                                <m:r>
-                                  <m:t>0</m:t>
-                                </m:r>
-                                <m:r>
-                                  <m:rPr>
-                                    <m:sty m:val="p"/>
-                                  </m:rPr>
-                                  <m:t>⋅</m:t>
-                                </m:r>
-                                <m:d>
-                                  <m:dPr>
-                                    <m:begChr m:val="("/>
-                                    <m:sepChr m:val=""/>
-                                    <m:endChr m:val=")"/>
-                                    <m:grow/>
-                                  </m:dPr>
-                                  <m:e>
-                                    <m:r>
-                                      <m:rPr>
-                                        <m:sty m:val="p"/>
-                                      </m:rPr>
-                                      <m:t>−</m:t>
-                                    </m:r>
-                                    <m:r>
-                                      <m:t>1</m:t>
-                                    </m:r>
-                                  </m:e>
-                                </m:d>
-                                <m:r>
-                                  <m:rPr>
-                                    <m:sty m:val="p"/>
-                                  </m:rPr>
-                                  <m:t>+</m:t>
-                                </m:r>
-                                <m:r>
-                                  <m:t>0</m:t>
-                                </m:r>
-                                <m:r>
-                                  <m:rPr>
-                                    <m:sty m:val="p"/>
-                                  </m:rPr>
-                                  <m:t>⋅</m:t>
-                                </m:r>
-                                <m:r>
-                                  <m:t>3</m:t>
-                                </m:r>
-                              </m:e>
-                            </m:mr>
-                          </m:m>
-                        </m:e>
-                      </m:d>
-                    </m:e>
-                  </m:mr>
-                  <m:mr>
-                    <m:e/>
-                    <m:e>
-                      <m:r>
-                        <m:rPr>
-                          <m:sty m:val="p"/>
-                        </m:rPr>
-                        <m:t>=</m:t>
-                      </m:r>
-                      <m:d>
-                        <m:dPr>
-                          <m:begChr m:val="["/>
-                          <m:sepChr m:val=""/>
-                          <m:endChr m:val="]"/>
-                          <m:grow/>
-                        </m:dPr>
-                        <m:e>
-                          <m:m>
-                            <m:mPr>
-                              <m:baseJc m:val="center"/>
-                              <m:plcHide m:val="on"/>
-                              <m:mcs>
-                                <m:mc>
-                                  <m:mcPr>
-                                    <m:mcJc m:val="center"/>
-                                    <m:count m:val="1"/>
-                                  </m:mcPr>
-                                </m:mc>
-                                <m:mc>
-                                  <m:mcPr>
-                                    <m:mcJc m:val="center"/>
-                                    <m:count m:val="1"/>
-                                  </m:mcPr>
-                                </m:mc>
-                                <m:mc>
-                                  <m:mcPr>
-                                    <m:mcJc m:val="center"/>
-                                    <m:count m:val="1"/>
-                                  </m:mcPr>
-                                </m:mc>
-                              </m:mcs>
-                            </m:mPr>
-                            <m:mr>
-                              <m:e>
-                                <m:r>
-                                  <m:t>0</m:t>
-                                </m:r>
-                              </m:e>
-                              <m:e>
-                                <m:r>
-                                  <m:t>0</m:t>
-                                </m:r>
-                              </m:e>
-                              <m:e>
-                                <m:r>
-                                  <m:t>0</m:t>
-                                </m:r>
-                              </m:e>
-                            </m:mr>
-                            <m:mr>
-                              <m:e>
-                                <m:r>
-                                  <m:t>0</m:t>
-                                </m:r>
-                              </m:e>
-                              <m:e>
-                                <m:r>
-                                  <m:t>0</m:t>
-                                </m:r>
-                              </m:e>
-                              <m:e>
-                                <m:r>
-                                  <m:t>0</m:t>
-                                </m:r>
-                              </m:e>
-                            </m:mr>
-                            <m:mr>
-                              <m:e>
-                                <m:r>
-                                  <m:t>0</m:t>
-                                </m:r>
-                              </m:e>
-                              <m:e>
-                                <m:r>
-                                  <m:t>0</m:t>
-                                </m:r>
-                              </m:e>
-                              <m:e>
-                                <m:r>
-                                  <m:t>0</m:t>
-                                </m:r>
-                              </m:e>
-                            </m:mr>
-                            <m:mr>
-                              <m:e>
-                                <m:r>
-                                  <m:t>0</m:t>
-                                </m:r>
-                              </m:e>
-                              <m:e>
-                                <m:r>
-                                  <m:t>0</m:t>
-                                </m:r>
-                              </m:e>
-                              <m:e>
-                                <m:r>
-                                  <m:t>0</m:t>
-                                </m:r>
-                              </m:e>
-                            </m:mr>
-                          </m:m>
-                        </m:e>
-                      </m:d>
-                      <m:r>
-                        <m:rPr>
-                          <m:sty m:val="p"/>
-                        </m:rPr>
-                        <m:t>=</m:t>
-                      </m:r>
-                      <m:sSub>
-                        <m:e>
-                          <m:r>
-                            <m:t>0</m:t>
-                          </m:r>
-                        </m:e>
-                        <m:sub>
-                          <m:r>
-                            <m:t>4</m:t>
-                          </m:r>
-                          <m:r>
-                            <m:rPr>
-                              <m:sty m:val="p"/>
-                            </m:rPr>
-                            <m:t>×</m:t>
-                          </m:r>
-                          <m:r>
-                            <m:t>3</m:t>
-                          </m:r>
-                        </m:sub>
-                      </m:sSub>
-                    </m:e>
-                  </m:mr>
-                </m:m>
+                <m:eqArr>
+                  <m:e>
+                    <m:sSub>
+                      <m:e>
+                        <m:r>
+                          <m:t>0</m:t>
+                        </m:r>
+                      </m:e>
+                      <m:sub>
+                        <m:r>
+                          <m:t>4</m:t>
+                        </m:r>
+                        <m:r>
+                          <m:rPr>
+                            <m:sty m:val="p"/>
+                          </m:rPr>
+                          <m:t>×</m:t>
+                        </m:r>
+                        <m:r>
+                          <m:t>2</m:t>
+                        </m:r>
+                      </m:sub>
+                    </m:sSub>
+                    <m:r>
+                      <m:t>A</m:t>
+                    </m:r>
+                    <m:r>
+                      <m:t>&amp;</m:t>
+                    </m:r>
+                    <m:r>
+                      <m:rPr>
+                        <m:sty m:val="p"/>
+                      </m:rPr>
+                      <m:t>=</m:t>
+                    </m:r>
+                    <m:d>
+                      <m:dPr>
+                        <m:begChr m:val="["/>
+                        <m:sepChr m:val=""/>
+                        <m:endChr m:val="]"/>
+                        <m:grow/>
+                      </m:dPr>
+                      <m:e>
+                        <m:m>
+                          <m:mPr>
+                            <m:baseJc m:val="center"/>
+                            <m:plcHide m:val="on"/>
+                            <m:mcs>
+                              <m:mc>
+                                <m:mcPr>
+                                  <m:mcJc m:val="center"/>
+                                  <m:count m:val="1"/>
+                                </m:mcPr>
+                              </m:mc>
+                              <m:mc>
+                                <m:mcPr>
+                                  <m:mcJc m:val="center"/>
+                                  <m:count m:val="1"/>
+                                </m:mcPr>
+                              </m:mc>
+                            </m:mcs>
+                          </m:mPr>
+                          <m:mr>
+                            <m:e>
+                              <m:r>
+                                <m:t>0</m:t>
+                              </m:r>
+                            </m:e>
+                            <m:e>
+                              <m:r>
+                                <m:t>0</m:t>
+                              </m:r>
+                            </m:e>
+                          </m:mr>
+                          <m:mr>
+                            <m:e>
+                              <m:r>
+                                <m:t>0</m:t>
+                              </m:r>
+                            </m:e>
+                            <m:e>
+                              <m:r>
+                                <m:t>0</m:t>
+                              </m:r>
+                            </m:e>
+                          </m:mr>
+                          <m:mr>
+                            <m:e>
+                              <m:r>
+                                <m:t>0</m:t>
+                              </m:r>
+                            </m:e>
+                            <m:e>
+                              <m:r>
+                                <m:t>0</m:t>
+                              </m:r>
+                            </m:e>
+                          </m:mr>
+                          <m:mr>
+                            <m:e>
+                              <m:r>
+                                <m:t>0</m:t>
+                              </m:r>
+                            </m:e>
+                            <m:e>
+                              <m:r>
+                                <m:t>0</m:t>
+                              </m:r>
+                            </m:e>
+                          </m:mr>
+                        </m:m>
+                      </m:e>
+                    </m:d>
+                    <m:d>
+                      <m:dPr>
+                        <m:begChr m:val="["/>
+                        <m:sepChr m:val=""/>
+                        <m:endChr m:val="]"/>
+                        <m:grow/>
+                      </m:dPr>
+                      <m:e>
+                        <m:m>
+                          <m:mPr>
+                            <m:baseJc m:val="center"/>
+                            <m:plcHide m:val="on"/>
+                            <m:mcs>
+                              <m:mc>
+                                <m:mcPr>
+                                  <m:mcJc m:val="center"/>
+                                  <m:count m:val="1"/>
+                                </m:mcPr>
+                              </m:mc>
+                              <m:mc>
+                                <m:mcPr>
+                                  <m:mcJc m:val="center"/>
+                                  <m:count m:val="1"/>
+                                </m:mcPr>
+                              </m:mc>
+                              <m:mc>
+                                <m:mcPr>
+                                  <m:mcJc m:val="center"/>
+                                  <m:count m:val="1"/>
+                                </m:mcPr>
+                              </m:mc>
+                            </m:mcs>
+                          </m:mPr>
+                          <m:mr>
+                            <m:e>
+                              <m:r>
+                                <m:t>0</m:t>
+                              </m:r>
+                            </m:e>
+                            <m:e>
+                              <m:r>
+                                <m:t>2</m:t>
+                              </m:r>
+                            </m:e>
+                            <m:e>
+                              <m:r>
+                                <m:rPr>
+                                  <m:sty m:val="p"/>
+                                </m:rPr>
+                                <m:t>−</m:t>
+                              </m:r>
+                              <m:r>
+                                <m:t>1</m:t>
+                              </m:r>
+                            </m:e>
+                          </m:mr>
+                          <m:mr>
+                            <m:e>
+                              <m:r>
+                                <m:t>4</m:t>
+                              </m:r>
+                            </m:e>
+                            <m:e>
+                              <m:r>
+                                <m:t>0</m:t>
+                              </m:r>
+                            </m:e>
+                            <m:e>
+                              <m:r>
+                                <m:t>3</m:t>
+                              </m:r>
+                            </m:e>
+                          </m:mr>
+                          <m:mr>
+                            <m:e/>
+                          </m:mr>
+                        </m:m>
+                      </m:e>
+                    </m:d>
+                  </m:e>
+                  <m:e>
+                    <m:r>
+                      <m:t>&amp;</m:t>
+                    </m:r>
+                    <m:r>
+                      <m:rPr>
+                        <m:sty m:val="p"/>
+                      </m:rPr>
+                      <m:t>=</m:t>
+                    </m:r>
+                    <m:d>
+                      <m:dPr>
+                        <m:begChr m:val="["/>
+                        <m:sepChr m:val=""/>
+                        <m:endChr m:val="]"/>
+                        <m:grow/>
+                      </m:dPr>
+                      <m:e>
+                        <m:m>
+                          <m:mPr>
+                            <m:baseJc m:val="center"/>
+                            <m:plcHide m:val="on"/>
+                            <m:mcs>
+                              <m:mc>
+                                <m:mcPr>
+                                  <m:mcJc m:val="center"/>
+                                  <m:count m:val="1"/>
+                                </m:mcPr>
+                              </m:mc>
+                              <m:mc>
+                                <m:mcPr>
+                                  <m:mcJc m:val="center"/>
+                                  <m:count m:val="1"/>
+                                </m:mcPr>
+                              </m:mc>
+                              <m:mc>
+                                <m:mcPr>
+                                  <m:mcJc m:val="center"/>
+                                  <m:count m:val="1"/>
+                                </m:mcPr>
+                              </m:mc>
+                            </m:mcs>
+                          </m:mPr>
+                          <m:mr>
+                            <m:e>
+                              <m:r>
+                                <m:t>0</m:t>
+                              </m:r>
+                              <m:r>
+                                <m:rPr>
+                                  <m:sty m:val="p"/>
+                                </m:rPr>
+                                <m:t>⋅</m:t>
+                              </m:r>
+                              <m:r>
+                                <m:t>0</m:t>
+                              </m:r>
+                              <m:r>
+                                <m:rPr>
+                                  <m:sty m:val="p"/>
+                                </m:rPr>
+                                <m:t>+</m:t>
+                              </m:r>
+                              <m:r>
+                                <m:t>0</m:t>
+                              </m:r>
+                              <m:r>
+                                <m:rPr>
+                                  <m:sty m:val="p"/>
+                                </m:rPr>
+                                <m:t>⋅</m:t>
+                              </m:r>
+                              <m:r>
+                                <m:t>4</m:t>
+                              </m:r>
+                            </m:e>
+                            <m:e>
+                              <m:r>
+                                <m:t>0</m:t>
+                              </m:r>
+                              <m:r>
+                                <m:rPr>
+                                  <m:sty m:val="p"/>
+                                </m:rPr>
+                                <m:t>⋅</m:t>
+                              </m:r>
+                              <m:r>
+                                <m:t>2</m:t>
+                              </m:r>
+                              <m:r>
+                                <m:rPr>
+                                  <m:sty m:val="p"/>
+                                </m:rPr>
+                                <m:t>+</m:t>
+                              </m:r>
+                              <m:r>
+                                <m:t>0</m:t>
+                              </m:r>
+                              <m:r>
+                                <m:rPr>
+                                  <m:sty m:val="p"/>
+                                </m:rPr>
+                                <m:t>⋅</m:t>
+                              </m:r>
+                              <m:r>
+                                <m:t>0</m:t>
+                              </m:r>
+                            </m:e>
+                            <m:e>
+                              <m:r>
+                                <m:t>0</m:t>
+                              </m:r>
+                              <m:r>
+                                <m:rPr>
+                                  <m:sty m:val="p"/>
+                                </m:rPr>
+                                <m:t>⋅</m:t>
+                              </m:r>
+                              <m:r>
+                                <m:rPr>
+                                  <m:sty m:val="p"/>
+                                </m:rPr>
+                                <m:t>(</m:t>
+                              </m:r>
+                              <m:r>
+                                <m:rPr>
+                                  <m:sty m:val="p"/>
+                                </m:rPr>
+                                <m:t>−</m:t>
+                              </m:r>
+                              <m:r>
+                                <m:t>1</m:t>
+                              </m:r>
+                              <m:r>
+                                <m:rPr>
+                                  <m:sty m:val="p"/>
+                                </m:rPr>
+                                <m:t>)</m:t>
+                              </m:r>
+                              <m:r>
+                                <m:rPr>
+                                  <m:sty m:val="p"/>
+                                </m:rPr>
+                                <m:t>+</m:t>
+                              </m:r>
+                              <m:r>
+                                <m:t>0</m:t>
+                              </m:r>
+                              <m:r>
+                                <m:rPr>
+                                  <m:sty m:val="p"/>
+                                </m:rPr>
+                                <m:t>⋅</m:t>
+                              </m:r>
+                              <m:r>
+                                <m:t>3</m:t>
+                              </m:r>
+                            </m:e>
+                          </m:mr>
+                          <m:mr>
+                            <m:e>
+                              <m:r>
+                                <m:t>0</m:t>
+                              </m:r>
+                              <m:r>
+                                <m:rPr>
+                                  <m:sty m:val="p"/>
+                                </m:rPr>
+                                <m:t>⋅</m:t>
+                              </m:r>
+                              <m:r>
+                                <m:t>0</m:t>
+                              </m:r>
+                              <m:r>
+                                <m:rPr>
+                                  <m:sty m:val="p"/>
+                                </m:rPr>
+                                <m:t>+</m:t>
+                              </m:r>
+                              <m:r>
+                                <m:t>0</m:t>
+                              </m:r>
+                              <m:r>
+                                <m:rPr>
+                                  <m:sty m:val="p"/>
+                                </m:rPr>
+                                <m:t>⋅</m:t>
+                              </m:r>
+                              <m:r>
+                                <m:t>4</m:t>
+                              </m:r>
+                            </m:e>
+                            <m:e>
+                              <m:r>
+                                <m:t>0</m:t>
+                              </m:r>
+                              <m:r>
+                                <m:rPr>
+                                  <m:sty m:val="p"/>
+                                </m:rPr>
+                                <m:t>⋅</m:t>
+                              </m:r>
+                              <m:r>
+                                <m:t>2</m:t>
+                              </m:r>
+                              <m:r>
+                                <m:rPr>
+                                  <m:sty m:val="p"/>
+                                </m:rPr>
+                                <m:t>+</m:t>
+                              </m:r>
+                              <m:r>
+                                <m:t>0</m:t>
+                              </m:r>
+                              <m:r>
+                                <m:rPr>
+                                  <m:sty m:val="p"/>
+                                </m:rPr>
+                                <m:t>⋅</m:t>
+                              </m:r>
+                              <m:r>
+                                <m:t>0</m:t>
+                              </m:r>
+                            </m:e>
+                            <m:e>
+                              <m:r>
+                                <m:t>0</m:t>
+                              </m:r>
+                              <m:r>
+                                <m:rPr>
+                                  <m:sty m:val="p"/>
+                                </m:rPr>
+                                <m:t>⋅</m:t>
+                              </m:r>
+                              <m:r>
+                                <m:rPr>
+                                  <m:sty m:val="p"/>
+                                </m:rPr>
+                                <m:t>(</m:t>
+                              </m:r>
+                              <m:r>
+                                <m:rPr>
+                                  <m:sty m:val="p"/>
+                                </m:rPr>
+                                <m:t>−</m:t>
+                              </m:r>
+                              <m:r>
+                                <m:t>1</m:t>
+                              </m:r>
+                              <m:r>
+                                <m:rPr>
+                                  <m:sty m:val="p"/>
+                                </m:rPr>
+                                <m:t>)</m:t>
+                              </m:r>
+                              <m:r>
+                                <m:rPr>
+                                  <m:sty m:val="p"/>
+                                </m:rPr>
+                                <m:t>+</m:t>
+                              </m:r>
+                              <m:r>
+                                <m:t>0</m:t>
+                              </m:r>
+                              <m:r>
+                                <m:rPr>
+                                  <m:sty m:val="p"/>
+                                </m:rPr>
+                                <m:t>⋅</m:t>
+                              </m:r>
+                              <m:r>
+                                <m:t>3</m:t>
+                              </m:r>
+                            </m:e>
+                          </m:mr>
+                          <m:mr>
+                            <m:e>
+                              <m:r>
+                                <m:t>0</m:t>
+                              </m:r>
+                              <m:r>
+                                <m:rPr>
+                                  <m:sty m:val="p"/>
+                                </m:rPr>
+                                <m:t>⋅</m:t>
+                              </m:r>
+                              <m:r>
+                                <m:t>0</m:t>
+                              </m:r>
+                              <m:r>
+                                <m:rPr>
+                                  <m:sty m:val="p"/>
+                                </m:rPr>
+                                <m:t>+</m:t>
+                              </m:r>
+                              <m:r>
+                                <m:t>0</m:t>
+                              </m:r>
+                              <m:r>
+                                <m:rPr>
+                                  <m:sty m:val="p"/>
+                                </m:rPr>
+                                <m:t>⋅</m:t>
+                              </m:r>
+                              <m:r>
+                                <m:t>4</m:t>
+                              </m:r>
+                            </m:e>
+                            <m:e>
+                              <m:r>
+                                <m:t>0</m:t>
+                              </m:r>
+                              <m:r>
+                                <m:rPr>
+                                  <m:sty m:val="p"/>
+                                </m:rPr>
+                                <m:t>⋅</m:t>
+                              </m:r>
+                              <m:r>
+                                <m:t>2</m:t>
+                              </m:r>
+                              <m:r>
+                                <m:rPr>
+                                  <m:sty m:val="p"/>
+                                </m:rPr>
+                                <m:t>+</m:t>
+                              </m:r>
+                              <m:r>
+                                <m:t>0</m:t>
+                              </m:r>
+                              <m:r>
+                                <m:rPr>
+                                  <m:sty m:val="p"/>
+                                </m:rPr>
+                                <m:t>⋅</m:t>
+                              </m:r>
+                              <m:r>
+                                <m:t>0</m:t>
+                              </m:r>
+                            </m:e>
+                            <m:e>
+                              <m:r>
+                                <m:t>0</m:t>
+                              </m:r>
+                              <m:r>
+                                <m:rPr>
+                                  <m:sty m:val="p"/>
+                                </m:rPr>
+                                <m:t>⋅</m:t>
+                              </m:r>
+                              <m:r>
+                                <m:rPr>
+                                  <m:sty m:val="p"/>
+                                </m:rPr>
+                                <m:t>(</m:t>
+                              </m:r>
+                              <m:r>
+                                <m:rPr>
+                                  <m:sty m:val="p"/>
+                                </m:rPr>
+                                <m:t>−</m:t>
+                              </m:r>
+                              <m:r>
+                                <m:t>1</m:t>
+                              </m:r>
+                              <m:r>
+                                <m:rPr>
+                                  <m:sty m:val="p"/>
+                                </m:rPr>
+                                <m:t>)</m:t>
+                              </m:r>
+                              <m:r>
+                                <m:rPr>
+                                  <m:sty m:val="p"/>
+                                </m:rPr>
+                                <m:t>+</m:t>
+                              </m:r>
+                              <m:r>
+                                <m:t>0</m:t>
+                              </m:r>
+                              <m:r>
+                                <m:rPr>
+                                  <m:sty m:val="p"/>
+                                </m:rPr>
+                                <m:t>⋅</m:t>
+                              </m:r>
+                              <m:r>
+                                <m:t>3</m:t>
+                              </m:r>
+                            </m:e>
+                          </m:mr>
+                          <m:mr>
+                            <m:e>
+                              <m:r>
+                                <m:t>0</m:t>
+                              </m:r>
+                              <m:r>
+                                <m:rPr>
+                                  <m:sty m:val="p"/>
+                                </m:rPr>
+                                <m:t>⋅</m:t>
+                              </m:r>
+                              <m:r>
+                                <m:t>0</m:t>
+                              </m:r>
+                              <m:r>
+                                <m:rPr>
+                                  <m:sty m:val="p"/>
+                                </m:rPr>
+                                <m:t>+</m:t>
+                              </m:r>
+                              <m:r>
+                                <m:t>0</m:t>
+                              </m:r>
+                              <m:r>
+                                <m:rPr>
+                                  <m:sty m:val="p"/>
+                                </m:rPr>
+                                <m:t>⋅</m:t>
+                              </m:r>
+                              <m:r>
+                                <m:t>4</m:t>
+                              </m:r>
+                            </m:e>
+                            <m:e>
+                              <m:r>
+                                <m:t>0</m:t>
+                              </m:r>
+                              <m:r>
+                                <m:rPr>
+                                  <m:sty m:val="p"/>
+                                </m:rPr>
+                                <m:t>⋅</m:t>
+                              </m:r>
+                              <m:r>
+                                <m:t>2</m:t>
+                              </m:r>
+                              <m:r>
+                                <m:rPr>
+                                  <m:sty m:val="p"/>
+                                </m:rPr>
+                                <m:t>+</m:t>
+                              </m:r>
+                              <m:r>
+                                <m:t>0</m:t>
+                              </m:r>
+                              <m:r>
+                                <m:rPr>
+                                  <m:sty m:val="p"/>
+                                </m:rPr>
+                                <m:t>⋅</m:t>
+                              </m:r>
+                              <m:r>
+                                <m:t>0</m:t>
+                              </m:r>
+                            </m:e>
+                            <m:e>
+                              <m:r>
+                                <m:t>0</m:t>
+                              </m:r>
+                              <m:r>
+                                <m:rPr>
+                                  <m:sty m:val="p"/>
+                                </m:rPr>
+                                <m:t>⋅</m:t>
+                              </m:r>
+                              <m:r>
+                                <m:rPr>
+                                  <m:sty m:val="p"/>
+                                </m:rPr>
+                                <m:t>(</m:t>
+                              </m:r>
+                              <m:r>
+                                <m:rPr>
+                                  <m:sty m:val="p"/>
+                                </m:rPr>
+                                <m:t>−</m:t>
+                              </m:r>
+                              <m:r>
+                                <m:t>1</m:t>
+                              </m:r>
+                              <m:r>
+                                <m:rPr>
+                                  <m:sty m:val="p"/>
+                                </m:rPr>
+                                <m:t>)</m:t>
+                              </m:r>
+                              <m:r>
+                                <m:rPr>
+                                  <m:sty m:val="p"/>
+                                </m:rPr>
+                                <m:t>+</m:t>
+                              </m:r>
+                              <m:r>
+                                <m:t>0</m:t>
+                              </m:r>
+                              <m:r>
+                                <m:rPr>
+                                  <m:sty m:val="p"/>
+                                </m:rPr>
+                                <m:t>⋅</m:t>
+                              </m:r>
+                              <m:r>
+                                <m:t>3</m:t>
+                              </m:r>
+                            </m:e>
+                          </m:mr>
+                        </m:m>
+                      </m:e>
+                    </m:d>
+                  </m:e>
+                  <m:e>
+                    <m:r>
+                      <m:t>&amp;</m:t>
+                    </m:r>
+                    <m:r>
+                      <m:rPr>
+                        <m:sty m:val="p"/>
+                      </m:rPr>
+                      <m:t>=</m:t>
+                    </m:r>
+                    <m:d>
+                      <m:dPr>
+                        <m:begChr m:val="["/>
+                        <m:sepChr m:val=""/>
+                        <m:endChr m:val="]"/>
+                        <m:grow/>
+                      </m:dPr>
+                      <m:e>
+                        <m:m>
+                          <m:mPr>
+                            <m:baseJc m:val="center"/>
+                            <m:plcHide m:val="on"/>
+                            <m:mcs>
+                              <m:mc>
+                                <m:mcPr>
+                                  <m:mcJc m:val="center"/>
+                                  <m:count m:val="1"/>
+                                </m:mcPr>
+                              </m:mc>
+                              <m:mc>
+                                <m:mcPr>
+                                  <m:mcJc m:val="center"/>
+                                  <m:count m:val="1"/>
+                                </m:mcPr>
+                              </m:mc>
+                              <m:mc>
+                                <m:mcPr>
+                                  <m:mcJc m:val="center"/>
+                                  <m:count m:val="1"/>
+                                </m:mcPr>
+                              </m:mc>
+                            </m:mcs>
+                          </m:mPr>
+                          <m:mr>
+                            <m:e>
+                              <m:r>
+                                <m:t>0</m:t>
+                              </m:r>
+                            </m:e>
+                            <m:e>
+                              <m:r>
+                                <m:t>0</m:t>
+                              </m:r>
+                            </m:e>
+                            <m:e>
+                              <m:r>
+                                <m:t>0</m:t>
+                              </m:r>
+                            </m:e>
+                          </m:mr>
+                          <m:mr>
+                            <m:e>
+                              <m:r>
+                                <m:t>0</m:t>
+                              </m:r>
+                            </m:e>
+                            <m:e>
+                              <m:r>
+                                <m:t>0</m:t>
+                              </m:r>
+                            </m:e>
+                            <m:e>
+                              <m:r>
+                                <m:t>0</m:t>
+                              </m:r>
+                            </m:e>
+                          </m:mr>
+                          <m:mr>
+                            <m:e>
+                              <m:r>
+                                <m:t>0</m:t>
+                              </m:r>
+                            </m:e>
+                            <m:e>
+                              <m:r>
+                                <m:t>0</m:t>
+                              </m:r>
+                            </m:e>
+                            <m:e>
+                              <m:r>
+                                <m:t>0</m:t>
+                              </m:r>
+                            </m:e>
+                          </m:mr>
+                          <m:mr>
+                            <m:e>
+                              <m:r>
+                                <m:t>0</m:t>
+                              </m:r>
+                            </m:e>
+                            <m:e>
+                              <m:r>
+                                <m:t>0</m:t>
+                              </m:r>
+                            </m:e>
+                            <m:e>
+                              <m:r>
+                                <m:t>0</m:t>
+                              </m:r>
+                            </m:e>
+                          </m:mr>
+                        </m:m>
+                      </m:e>
+                    </m:d>
+                    <m:r>
+                      <m:rPr>
+                        <m:sty m:val="p"/>
+                      </m:rPr>
+                      <m:t>=</m:t>
+                    </m:r>
+                    <m:sSub>
+                      <m:e>
+                        <m:r>
+                          <m:t>0</m:t>
+                        </m:r>
+                      </m:e>
+                      <m:sub>
+                        <m:r>
+                          <m:t>4</m:t>
+                        </m:r>
+                        <m:r>
+                          <m:rPr>
+                            <m:sty m:val="p"/>
+                          </m:rPr>
+                          <m:t>×</m:t>
+                        </m:r>
+                        <m:r>
+                          <m:t>3</m:t>
+                        </m:r>
+                      </m:sub>
+                    </m:sSub>
+                  </m:e>
+                </m:eqArr>
               </m:oMath>
             </m:oMathPara>
           </w:p>
@@ -6851,725 +6765,712 @@
                 <m:jc m:val="center"/>
               </m:oMathParaPr>
               <m:oMath>
-                <m:m>
-                  <m:mPr>
-                    <m:baseJc m:val="center"/>
-                    <m:plcHide m:val="on"/>
-                    <m:mcs>
-                      <m:mc>
-                        <m:mcPr>
-                          <m:mcJc m:val="right"/>
-                          <m:count m:val="1"/>
-                        </m:mcPr>
-                      </m:mc>
-                      <m:mc>
-                        <m:mcPr>
-                          <m:mcJc m:val="left"/>
-                          <m:count m:val="1"/>
-                        </m:mcPr>
-                      </m:mc>
-                    </m:mcs>
-                  </m:mPr>
-                  <m:mr>
-                    <m:e>
-                      <m:r>
-                        <m:t>A</m:t>
-                      </m:r>
-                      <m:sSub>
-                        <m:e>
-                          <m:r>
-                            <m:t>I</m:t>
-                          </m:r>
-                        </m:e>
-                        <m:sub>
-                          <m:r>
-                            <m:t>3</m:t>
-                          </m:r>
-                        </m:sub>
-                      </m:sSub>
-                    </m:e>
-                    <m:e>
-                      <m:r>
-                        <m:rPr>
-                          <m:sty m:val="p"/>
-                        </m:rPr>
-                        <m:t>=</m:t>
-                      </m:r>
-                      <m:d>
-                        <m:dPr>
-                          <m:begChr m:val="["/>
-                          <m:sepChr m:val=""/>
-                          <m:endChr m:val="]"/>
-                          <m:grow/>
-                        </m:dPr>
-                        <m:e>
-                          <m:m>
-                            <m:mPr>
-                              <m:baseJc m:val="center"/>
-                              <m:plcHide m:val="on"/>
-                              <m:mcs>
-                                <m:mc>
-                                  <m:mcPr>
-                                    <m:mcJc m:val="center"/>
-                                    <m:count m:val="1"/>
-                                  </m:mcPr>
-                                </m:mc>
-                                <m:mc>
-                                  <m:mcPr>
-                                    <m:mcJc m:val="center"/>
-                                    <m:count m:val="1"/>
-                                  </m:mcPr>
-                                </m:mc>
-                                <m:mc>
-                                  <m:mcPr>
-                                    <m:mcJc m:val="center"/>
-                                    <m:count m:val="1"/>
-                                  </m:mcPr>
-                                </m:mc>
-                              </m:mcs>
-                            </m:mPr>
-                            <m:mr>
-                              <m:e>
-                                <m:r>
-                                  <m:t>0</m:t>
-                                </m:r>
-                              </m:e>
-                              <m:e>
-                                <m:r>
-                                  <m:t>2</m:t>
-                                </m:r>
-                              </m:e>
-                              <m:e>
-                                <m:r>
-                                  <m:rPr>
-                                    <m:sty m:val="p"/>
-                                  </m:rPr>
-                                  <m:t>−</m:t>
-                                </m:r>
-                                <m:r>
-                                  <m:t>1</m:t>
-                                </m:r>
-                              </m:e>
-                            </m:mr>
-                            <m:mr>
-                              <m:e>
-                                <m:r>
-                                  <m:t>4</m:t>
-                                </m:r>
-                              </m:e>
-                              <m:e>
-                                <m:r>
-                                  <m:t>0</m:t>
-                                </m:r>
-                              </m:e>
-                              <m:e>
-                                <m:r>
-                                  <m:t>3</m:t>
-                                </m:r>
-                              </m:e>
-                            </m:mr>
-                            <m:mr>
-                              <m:e/>
-                            </m:mr>
-                          </m:m>
-                        </m:e>
-                      </m:d>
-                      <m:d>
-                        <m:dPr>
-                          <m:begChr m:val="["/>
-                          <m:sepChr m:val=""/>
-                          <m:endChr m:val="]"/>
-                          <m:grow/>
-                        </m:dPr>
-                        <m:e>
-                          <m:m>
-                            <m:mPr>
-                              <m:baseJc m:val="center"/>
-                              <m:plcHide m:val="on"/>
-                              <m:mcs>
-                                <m:mc>
-                                  <m:mcPr>
-                                    <m:mcJc m:val="center"/>
-                                    <m:count m:val="1"/>
-                                  </m:mcPr>
-                                </m:mc>
-                                <m:mc>
-                                  <m:mcPr>
-                                    <m:mcJc m:val="center"/>
-                                    <m:count m:val="1"/>
-                                  </m:mcPr>
-                                </m:mc>
-                                <m:mc>
-                                  <m:mcPr>
-                                    <m:mcJc m:val="center"/>
-                                    <m:count m:val="1"/>
-                                  </m:mcPr>
-                                </m:mc>
-                              </m:mcs>
-                            </m:mPr>
-                            <m:mr>
-                              <m:e>
-                                <m:r>
-                                  <m:t>1</m:t>
-                                </m:r>
-                              </m:e>
-                              <m:e>
-                                <m:r>
-                                  <m:t>0</m:t>
-                                </m:r>
-                              </m:e>
-                              <m:e>
-                                <m:r>
-                                  <m:t>0</m:t>
-                                </m:r>
-                              </m:e>
-                            </m:mr>
-                            <m:mr>
-                              <m:e>
-                                <m:r>
-                                  <m:t>0</m:t>
-                                </m:r>
-                              </m:e>
-                              <m:e>
-                                <m:r>
-                                  <m:t>1</m:t>
-                                </m:r>
-                              </m:e>
-                              <m:e>
-                                <m:r>
-                                  <m:t>0</m:t>
-                                </m:r>
-                              </m:e>
-                            </m:mr>
-                            <m:mr>
-                              <m:e>
-                                <m:r>
-                                  <m:t>0</m:t>
-                                </m:r>
-                              </m:e>
-                              <m:e>
-                                <m:r>
-                                  <m:t>0</m:t>
-                                </m:r>
-                              </m:e>
-                              <m:e>
-                                <m:r>
-                                  <m:t>1</m:t>
-                                </m:r>
-                              </m:e>
-                            </m:mr>
-                          </m:m>
-                        </m:e>
-                      </m:d>
-                    </m:e>
-                  </m:mr>
-                  <m:mr>
-                    <m:e/>
-                    <m:e>
-                      <m:r>
-                        <m:rPr>
-                          <m:sty m:val="p"/>
-                        </m:rPr>
-                        <m:t>=</m:t>
-                      </m:r>
-                      <m:d>
-                        <m:dPr>
-                          <m:begChr m:val="["/>
-                          <m:sepChr m:val=""/>
-                          <m:endChr m:val="]"/>
-                          <m:grow/>
-                        </m:dPr>
-                        <m:e>
-                          <m:m>
-                            <m:mPr>
-                              <m:baseJc m:val="center"/>
-                              <m:plcHide m:val="on"/>
-                              <m:mcs>
-                                <m:mc>
-                                  <m:mcPr>
-                                    <m:mcJc m:val="center"/>
-                                    <m:count m:val="1"/>
-                                  </m:mcPr>
-                                </m:mc>
-                                <m:mc>
-                                  <m:mcPr>
-                                    <m:mcJc m:val="center"/>
-                                    <m:count m:val="1"/>
-                                  </m:mcPr>
-                                </m:mc>
-                                <m:mc>
-                                  <m:mcPr>
-                                    <m:mcJc m:val="center"/>
-                                    <m:count m:val="1"/>
-                                  </m:mcPr>
-                                </m:mc>
-                              </m:mcs>
-                            </m:mPr>
-                            <m:mr>
-                              <m:e>
-                                <m:r>
-                                  <m:t>0</m:t>
-                                </m:r>
-                                <m:r>
-                                  <m:rPr>
-                                    <m:sty m:val="p"/>
-                                  </m:rPr>
-                                  <m:t>⋅</m:t>
-                                </m:r>
-                                <m:r>
-                                  <m:t>1</m:t>
-                                </m:r>
-                                <m:r>
-                                  <m:rPr>
-                                    <m:sty m:val="p"/>
-                                  </m:rPr>
-                                  <m:t>+</m:t>
-                                </m:r>
-                                <m:r>
-                                  <m:t>2</m:t>
-                                </m:r>
-                                <m:r>
-                                  <m:rPr>
-                                    <m:sty m:val="p"/>
-                                  </m:rPr>
-                                  <m:t>⋅</m:t>
-                                </m:r>
-                                <m:r>
-                                  <m:t>0</m:t>
-                                </m:r>
-                                <m:r>
-                                  <m:rPr>
-                                    <m:sty m:val="p"/>
-                                  </m:rPr>
-                                  <m:t>+</m:t>
-                                </m:r>
-                                <m:d>
-                                  <m:dPr>
-                                    <m:begChr m:val="("/>
-                                    <m:sepChr m:val=""/>
-                                    <m:endChr m:val=")"/>
-                                    <m:grow/>
-                                  </m:dPr>
-                                  <m:e>
-                                    <m:r>
-                                      <m:rPr>
-                                        <m:sty m:val="p"/>
-                                      </m:rPr>
-                                      <m:t>−</m:t>
-                                    </m:r>
-                                    <m:r>
-                                      <m:t>1</m:t>
-                                    </m:r>
-                                  </m:e>
-                                </m:d>
-                                <m:r>
-                                  <m:rPr>
-                                    <m:sty m:val="p"/>
-                                  </m:rPr>
-                                  <m:t>⋅</m:t>
-                                </m:r>
-                                <m:r>
-                                  <m:t>0</m:t>
-                                </m:r>
-                              </m:e>
-                              <m:e>
-                                <m:r>
-                                  <m:t>0</m:t>
-                                </m:r>
-                                <m:r>
-                                  <m:rPr>
-                                    <m:sty m:val="p"/>
-                                  </m:rPr>
-                                  <m:t>⋅</m:t>
-                                </m:r>
-                                <m:r>
-                                  <m:t>0</m:t>
-                                </m:r>
-                                <m:r>
-                                  <m:rPr>
-                                    <m:sty m:val="p"/>
-                                  </m:rPr>
-                                  <m:t>+</m:t>
-                                </m:r>
-                                <m:r>
-                                  <m:t>2</m:t>
-                                </m:r>
-                                <m:r>
-                                  <m:rPr>
-                                    <m:sty m:val="p"/>
-                                  </m:rPr>
-                                  <m:t>⋅</m:t>
-                                </m:r>
-                                <m:r>
-                                  <m:t>1</m:t>
-                                </m:r>
-                                <m:r>
-                                  <m:rPr>
-                                    <m:sty m:val="p"/>
-                                  </m:rPr>
-                                  <m:t>+</m:t>
-                                </m:r>
-                                <m:d>
-                                  <m:dPr>
-                                    <m:begChr m:val="("/>
-                                    <m:sepChr m:val=""/>
-                                    <m:endChr m:val=")"/>
-                                    <m:grow/>
-                                  </m:dPr>
-                                  <m:e>
-                                    <m:r>
-                                      <m:rPr>
-                                        <m:sty m:val="p"/>
-                                      </m:rPr>
-                                      <m:t>−</m:t>
-                                    </m:r>
-                                    <m:r>
-                                      <m:t>1</m:t>
-                                    </m:r>
-                                  </m:e>
-                                </m:d>
-                                <m:r>
-                                  <m:rPr>
-                                    <m:sty m:val="p"/>
-                                  </m:rPr>
-                                  <m:t>⋅</m:t>
-                                </m:r>
-                                <m:r>
-                                  <m:t>0</m:t>
-                                </m:r>
-                              </m:e>
-                              <m:e>
-                                <m:r>
-                                  <m:t>0</m:t>
-                                </m:r>
-                                <m:r>
-                                  <m:rPr>
-                                    <m:sty m:val="p"/>
-                                  </m:rPr>
-                                  <m:t>⋅</m:t>
-                                </m:r>
-                                <m:r>
-                                  <m:t>0</m:t>
-                                </m:r>
-                                <m:r>
-                                  <m:rPr>
-                                    <m:sty m:val="p"/>
-                                  </m:rPr>
-                                  <m:t>+</m:t>
-                                </m:r>
-                                <m:r>
-                                  <m:t>2</m:t>
-                                </m:r>
-                                <m:r>
-                                  <m:rPr>
-                                    <m:sty m:val="p"/>
-                                  </m:rPr>
-                                  <m:t>⋅</m:t>
-                                </m:r>
-                                <m:r>
-                                  <m:t>0</m:t>
-                                </m:r>
-                                <m:r>
-                                  <m:rPr>
-                                    <m:sty m:val="p"/>
-                                  </m:rPr>
-                                  <m:t>+</m:t>
-                                </m:r>
-                                <m:d>
-                                  <m:dPr>
-                                    <m:begChr m:val="("/>
-                                    <m:sepChr m:val=""/>
-                                    <m:endChr m:val=")"/>
-                                    <m:grow/>
-                                  </m:dPr>
-                                  <m:e>
-                                    <m:r>
-                                      <m:rPr>
-                                        <m:sty m:val="p"/>
-                                      </m:rPr>
-                                      <m:t>−</m:t>
-                                    </m:r>
-                                    <m:r>
-                                      <m:t>1</m:t>
-                                    </m:r>
-                                  </m:e>
-                                </m:d>
-                                <m:r>
-                                  <m:rPr>
-                                    <m:sty m:val="p"/>
-                                  </m:rPr>
-                                  <m:t>⋅</m:t>
-                                </m:r>
-                                <m:r>
-                                  <m:t>1</m:t>
-                                </m:r>
-                              </m:e>
-                            </m:mr>
-                            <m:mr>
-                              <m:e>
-                                <m:r>
-                                  <m:t>4</m:t>
-                                </m:r>
-                                <m:r>
-                                  <m:rPr>
-                                    <m:sty m:val="p"/>
-                                  </m:rPr>
-                                  <m:t>⋅</m:t>
-                                </m:r>
-                                <m:r>
-                                  <m:t>1</m:t>
-                                </m:r>
-                                <m:r>
-                                  <m:rPr>
-                                    <m:sty m:val="p"/>
-                                  </m:rPr>
-                                  <m:t>+</m:t>
-                                </m:r>
-                                <m:r>
-                                  <m:t>0</m:t>
-                                </m:r>
-                                <m:r>
-                                  <m:rPr>
-                                    <m:sty m:val="p"/>
-                                  </m:rPr>
-                                  <m:t>⋅</m:t>
-                                </m:r>
-                                <m:r>
-                                  <m:t>0</m:t>
-                                </m:r>
-                                <m:r>
-                                  <m:rPr>
-                                    <m:sty m:val="p"/>
-                                  </m:rPr>
-                                  <m:t>+</m:t>
-                                </m:r>
-                                <m:r>
-                                  <m:t>3</m:t>
-                                </m:r>
-                                <m:r>
-                                  <m:rPr>
-                                    <m:sty m:val="p"/>
-                                  </m:rPr>
-                                  <m:t>⋅</m:t>
-                                </m:r>
-                                <m:r>
-                                  <m:t>0</m:t>
-                                </m:r>
-                              </m:e>
-                              <m:e>
-                                <m:r>
-                                  <m:t>4</m:t>
-                                </m:r>
-                                <m:r>
-                                  <m:rPr>
-                                    <m:sty m:val="p"/>
-                                  </m:rPr>
-                                  <m:t>⋅</m:t>
-                                </m:r>
-                                <m:r>
-                                  <m:t>0</m:t>
-                                </m:r>
-                                <m:r>
-                                  <m:rPr>
-                                    <m:sty m:val="p"/>
-                                  </m:rPr>
-                                  <m:t>+</m:t>
-                                </m:r>
-                                <m:r>
-                                  <m:t>0</m:t>
-                                </m:r>
-                                <m:r>
-                                  <m:rPr>
-                                    <m:sty m:val="p"/>
-                                  </m:rPr>
-                                  <m:t>⋅</m:t>
-                                </m:r>
-                                <m:r>
-                                  <m:t>1</m:t>
-                                </m:r>
-                                <m:r>
-                                  <m:rPr>
-                                    <m:sty m:val="p"/>
-                                  </m:rPr>
-                                  <m:t>+</m:t>
-                                </m:r>
-                                <m:r>
-                                  <m:t>3</m:t>
-                                </m:r>
-                                <m:r>
-                                  <m:rPr>
-                                    <m:sty m:val="p"/>
-                                  </m:rPr>
-                                  <m:t>⋅</m:t>
-                                </m:r>
-                                <m:r>
-                                  <m:t>0</m:t>
-                                </m:r>
-                              </m:e>
-                              <m:e>
-                                <m:r>
-                                  <m:t>4</m:t>
-                                </m:r>
-                                <m:r>
-                                  <m:rPr>
-                                    <m:sty m:val="p"/>
-                                  </m:rPr>
-                                  <m:t>⋅</m:t>
-                                </m:r>
-                                <m:r>
-                                  <m:t>0</m:t>
-                                </m:r>
-                                <m:r>
-                                  <m:rPr>
-                                    <m:sty m:val="p"/>
-                                  </m:rPr>
-                                  <m:t>+</m:t>
-                                </m:r>
-                                <m:r>
-                                  <m:t>0</m:t>
-                                </m:r>
-                                <m:r>
-                                  <m:rPr>
-                                    <m:sty m:val="p"/>
-                                  </m:rPr>
-                                  <m:t>⋅</m:t>
-                                </m:r>
-                                <m:r>
-                                  <m:t>0</m:t>
-                                </m:r>
-                                <m:r>
-                                  <m:rPr>
-                                    <m:sty m:val="p"/>
-                                  </m:rPr>
-                                  <m:t>+</m:t>
-                                </m:r>
-                                <m:r>
-                                  <m:t>3</m:t>
-                                </m:r>
-                                <m:r>
-                                  <m:rPr>
-                                    <m:sty m:val="p"/>
-                                  </m:rPr>
-                                  <m:t>⋅</m:t>
-                                </m:r>
-                                <m:r>
-                                  <m:t>1</m:t>
-                                </m:r>
-                              </m:e>
-                            </m:mr>
-                          </m:m>
-                        </m:e>
-                      </m:d>
-                    </m:e>
-                  </m:mr>
-                  <m:mr>
-                    <m:e/>
-                    <m:e>
-                      <m:r>
-                        <m:rPr>
-                          <m:sty m:val="p"/>
-                        </m:rPr>
-                        <m:t>=</m:t>
-                      </m:r>
-                      <m:d>
-                        <m:dPr>
-                          <m:begChr m:val="["/>
-                          <m:sepChr m:val=""/>
-                          <m:endChr m:val="]"/>
-                          <m:grow/>
-                        </m:dPr>
-                        <m:e>
-                          <m:m>
-                            <m:mPr>
-                              <m:baseJc m:val="center"/>
-                              <m:plcHide m:val="on"/>
-                              <m:mcs>
-                                <m:mc>
-                                  <m:mcPr>
-                                    <m:mcJc m:val="center"/>
-                                    <m:count m:val="1"/>
-                                  </m:mcPr>
-                                </m:mc>
-                                <m:mc>
-                                  <m:mcPr>
-                                    <m:mcJc m:val="center"/>
-                                    <m:count m:val="1"/>
-                                  </m:mcPr>
-                                </m:mc>
-                                <m:mc>
-                                  <m:mcPr>
-                                    <m:mcJc m:val="center"/>
-                                    <m:count m:val="1"/>
-                                  </m:mcPr>
-                                </m:mc>
-                              </m:mcs>
-                            </m:mPr>
-                            <m:mr>
-                              <m:e>
-                                <m:r>
-                                  <m:t>0</m:t>
-                                </m:r>
-                              </m:e>
-                              <m:e>
-                                <m:r>
-                                  <m:t>2</m:t>
-                                </m:r>
-                              </m:e>
-                              <m:e>
-                                <m:r>
-                                  <m:rPr>
-                                    <m:sty m:val="p"/>
-                                  </m:rPr>
-                                  <m:t>−</m:t>
-                                </m:r>
-                                <m:r>
-                                  <m:t>1</m:t>
-                                </m:r>
-                              </m:e>
-                            </m:mr>
-                            <m:mr>
-                              <m:e>
-                                <m:r>
-                                  <m:t>4</m:t>
-                                </m:r>
-                              </m:e>
-                              <m:e>
-                                <m:r>
-                                  <m:t>0</m:t>
-                                </m:r>
-                              </m:e>
-                              <m:e>
-                                <m:r>
-                                  <m:t>3</m:t>
-                                </m:r>
-                              </m:e>
-                            </m:mr>
-                            <m:mr>
-                              <m:e/>
-                            </m:mr>
-                          </m:m>
-                        </m:e>
-                      </m:d>
-                      <m:r>
-                        <m:rPr>
-                          <m:sty m:val="p"/>
-                        </m:rPr>
-                        <m:t>=</m:t>
-                      </m:r>
-                      <m:r>
-                        <m:t>A</m:t>
-                      </m:r>
-                    </m:e>
-                  </m:mr>
-                </m:m>
+                <m:eqArr>
+                  <m:e>
+                    <m:r>
+                      <m:t>A</m:t>
+                    </m:r>
+                    <m:sSub>
+                      <m:e>
+                        <m:r>
+                          <m:t>I</m:t>
+                        </m:r>
+                      </m:e>
+                      <m:sub>
+                        <m:r>
+                          <m:t>3</m:t>
+                        </m:r>
+                      </m:sub>
+                    </m:sSub>
+                    <m:r>
+                      <m:t>&amp;</m:t>
+                    </m:r>
+                    <m:r>
+                      <m:rPr>
+                        <m:sty m:val="p"/>
+                      </m:rPr>
+                      <m:t>=</m:t>
+                    </m:r>
+                    <m:d>
+                      <m:dPr>
+                        <m:begChr m:val="["/>
+                        <m:sepChr m:val=""/>
+                        <m:endChr m:val="]"/>
+                        <m:grow/>
+                      </m:dPr>
+                      <m:e>
+                        <m:m>
+                          <m:mPr>
+                            <m:baseJc m:val="center"/>
+                            <m:plcHide m:val="on"/>
+                            <m:mcs>
+                              <m:mc>
+                                <m:mcPr>
+                                  <m:mcJc m:val="center"/>
+                                  <m:count m:val="1"/>
+                                </m:mcPr>
+                              </m:mc>
+                              <m:mc>
+                                <m:mcPr>
+                                  <m:mcJc m:val="center"/>
+                                  <m:count m:val="1"/>
+                                </m:mcPr>
+                              </m:mc>
+                              <m:mc>
+                                <m:mcPr>
+                                  <m:mcJc m:val="center"/>
+                                  <m:count m:val="1"/>
+                                </m:mcPr>
+                              </m:mc>
+                            </m:mcs>
+                          </m:mPr>
+                          <m:mr>
+                            <m:e>
+                              <m:r>
+                                <m:t>0</m:t>
+                              </m:r>
+                            </m:e>
+                            <m:e>
+                              <m:r>
+                                <m:t>2</m:t>
+                              </m:r>
+                            </m:e>
+                            <m:e>
+                              <m:r>
+                                <m:rPr>
+                                  <m:sty m:val="p"/>
+                                </m:rPr>
+                                <m:t>−</m:t>
+                              </m:r>
+                              <m:r>
+                                <m:t>1</m:t>
+                              </m:r>
+                            </m:e>
+                          </m:mr>
+                          <m:mr>
+                            <m:e>
+                              <m:r>
+                                <m:t>4</m:t>
+                              </m:r>
+                            </m:e>
+                            <m:e>
+                              <m:r>
+                                <m:t>0</m:t>
+                              </m:r>
+                            </m:e>
+                            <m:e>
+                              <m:r>
+                                <m:t>3</m:t>
+                              </m:r>
+                            </m:e>
+                          </m:mr>
+                          <m:mr>
+                            <m:e/>
+                          </m:mr>
+                        </m:m>
+                      </m:e>
+                    </m:d>
+                    <m:d>
+                      <m:dPr>
+                        <m:begChr m:val="["/>
+                        <m:sepChr m:val=""/>
+                        <m:endChr m:val="]"/>
+                        <m:grow/>
+                      </m:dPr>
+                      <m:e>
+                        <m:m>
+                          <m:mPr>
+                            <m:baseJc m:val="center"/>
+                            <m:plcHide m:val="on"/>
+                            <m:mcs>
+                              <m:mc>
+                                <m:mcPr>
+                                  <m:mcJc m:val="center"/>
+                                  <m:count m:val="1"/>
+                                </m:mcPr>
+                              </m:mc>
+                              <m:mc>
+                                <m:mcPr>
+                                  <m:mcJc m:val="center"/>
+                                  <m:count m:val="1"/>
+                                </m:mcPr>
+                              </m:mc>
+                              <m:mc>
+                                <m:mcPr>
+                                  <m:mcJc m:val="center"/>
+                                  <m:count m:val="1"/>
+                                </m:mcPr>
+                              </m:mc>
+                            </m:mcs>
+                          </m:mPr>
+                          <m:mr>
+                            <m:e>
+                              <m:r>
+                                <m:t>1</m:t>
+                              </m:r>
+                            </m:e>
+                            <m:e>
+                              <m:r>
+                                <m:t>0</m:t>
+                              </m:r>
+                            </m:e>
+                            <m:e>
+                              <m:r>
+                                <m:t>0</m:t>
+                              </m:r>
+                            </m:e>
+                          </m:mr>
+                          <m:mr>
+                            <m:e>
+                              <m:r>
+                                <m:t>0</m:t>
+                              </m:r>
+                            </m:e>
+                            <m:e>
+                              <m:r>
+                                <m:t>1</m:t>
+                              </m:r>
+                            </m:e>
+                            <m:e>
+                              <m:r>
+                                <m:t>0</m:t>
+                              </m:r>
+                            </m:e>
+                          </m:mr>
+                          <m:mr>
+                            <m:e>
+                              <m:r>
+                                <m:t>0</m:t>
+                              </m:r>
+                            </m:e>
+                            <m:e>
+                              <m:r>
+                                <m:t>0</m:t>
+                              </m:r>
+                            </m:e>
+                            <m:e>
+                              <m:r>
+                                <m:t>1</m:t>
+                              </m:r>
+                            </m:e>
+                          </m:mr>
+                        </m:m>
+                      </m:e>
+                    </m:d>
+                  </m:e>
+                  <m:e>
+                    <m:r>
+                      <m:t>&amp;</m:t>
+                    </m:r>
+                    <m:r>
+                      <m:rPr>
+                        <m:sty m:val="p"/>
+                      </m:rPr>
+                      <m:t>=</m:t>
+                    </m:r>
+                    <m:d>
+                      <m:dPr>
+                        <m:begChr m:val="["/>
+                        <m:sepChr m:val=""/>
+                        <m:endChr m:val="]"/>
+                        <m:grow/>
+                      </m:dPr>
+                      <m:e>
+                        <m:m>
+                          <m:mPr>
+                            <m:baseJc m:val="center"/>
+                            <m:plcHide m:val="on"/>
+                            <m:mcs>
+                              <m:mc>
+                                <m:mcPr>
+                                  <m:mcJc m:val="center"/>
+                                  <m:count m:val="1"/>
+                                </m:mcPr>
+                              </m:mc>
+                              <m:mc>
+                                <m:mcPr>
+                                  <m:mcJc m:val="center"/>
+                                  <m:count m:val="1"/>
+                                </m:mcPr>
+                              </m:mc>
+                              <m:mc>
+                                <m:mcPr>
+                                  <m:mcJc m:val="center"/>
+                                  <m:count m:val="1"/>
+                                </m:mcPr>
+                              </m:mc>
+                            </m:mcs>
+                          </m:mPr>
+                          <m:mr>
+                            <m:e>
+                              <m:r>
+                                <m:t>0</m:t>
+                              </m:r>
+                              <m:r>
+                                <m:rPr>
+                                  <m:sty m:val="p"/>
+                                </m:rPr>
+                                <m:t>⋅</m:t>
+                              </m:r>
+                              <m:r>
+                                <m:t>1</m:t>
+                              </m:r>
+                              <m:r>
+                                <m:rPr>
+                                  <m:sty m:val="p"/>
+                                </m:rPr>
+                                <m:t>+</m:t>
+                              </m:r>
+                              <m:r>
+                                <m:t>2</m:t>
+                              </m:r>
+                              <m:r>
+                                <m:rPr>
+                                  <m:sty m:val="p"/>
+                                </m:rPr>
+                                <m:t>⋅</m:t>
+                              </m:r>
+                              <m:r>
+                                <m:t>0</m:t>
+                              </m:r>
+                              <m:r>
+                                <m:rPr>
+                                  <m:sty m:val="p"/>
+                                </m:rPr>
+                                <m:t>+</m:t>
+                              </m:r>
+                              <m:r>
+                                <m:rPr>
+                                  <m:sty m:val="p"/>
+                                </m:rPr>
+                                <m:t>(</m:t>
+                              </m:r>
+                              <m:r>
+                                <m:rPr>
+                                  <m:sty m:val="p"/>
+                                </m:rPr>
+                                <m:t>−</m:t>
+                              </m:r>
+                              <m:r>
+                                <m:t>1</m:t>
+                              </m:r>
+                              <m:r>
+                                <m:rPr>
+                                  <m:sty m:val="p"/>
+                                </m:rPr>
+                                <m:t>)</m:t>
+                              </m:r>
+                              <m:r>
+                                <m:rPr>
+                                  <m:sty m:val="p"/>
+                                </m:rPr>
+                                <m:t>⋅</m:t>
+                              </m:r>
+                              <m:r>
+                                <m:t>0</m:t>
+                              </m:r>
+                            </m:e>
+                            <m:e>
+                              <m:r>
+                                <m:t>0</m:t>
+                              </m:r>
+                              <m:r>
+                                <m:rPr>
+                                  <m:sty m:val="p"/>
+                                </m:rPr>
+                                <m:t>⋅</m:t>
+                              </m:r>
+                              <m:r>
+                                <m:t>0</m:t>
+                              </m:r>
+                              <m:r>
+                                <m:rPr>
+                                  <m:sty m:val="p"/>
+                                </m:rPr>
+                                <m:t>+</m:t>
+                              </m:r>
+                              <m:r>
+                                <m:t>2</m:t>
+                              </m:r>
+                              <m:r>
+                                <m:rPr>
+                                  <m:sty m:val="p"/>
+                                </m:rPr>
+                                <m:t>⋅</m:t>
+                              </m:r>
+                              <m:r>
+                                <m:t>1</m:t>
+                              </m:r>
+                              <m:r>
+                                <m:rPr>
+                                  <m:sty m:val="p"/>
+                                </m:rPr>
+                                <m:t>+</m:t>
+                              </m:r>
+                              <m:r>
+                                <m:rPr>
+                                  <m:sty m:val="p"/>
+                                </m:rPr>
+                                <m:t>(</m:t>
+                              </m:r>
+                              <m:r>
+                                <m:rPr>
+                                  <m:sty m:val="p"/>
+                                </m:rPr>
+                                <m:t>−</m:t>
+                              </m:r>
+                              <m:r>
+                                <m:t>1</m:t>
+                              </m:r>
+                              <m:r>
+                                <m:rPr>
+                                  <m:sty m:val="p"/>
+                                </m:rPr>
+                                <m:t>)</m:t>
+                              </m:r>
+                              <m:r>
+                                <m:rPr>
+                                  <m:sty m:val="p"/>
+                                </m:rPr>
+                                <m:t>⋅</m:t>
+                              </m:r>
+                              <m:r>
+                                <m:t>0</m:t>
+                              </m:r>
+                            </m:e>
+                            <m:e>
+                              <m:r>
+                                <m:t>0</m:t>
+                              </m:r>
+                              <m:r>
+                                <m:rPr>
+                                  <m:sty m:val="p"/>
+                                </m:rPr>
+                                <m:t>⋅</m:t>
+                              </m:r>
+                              <m:r>
+                                <m:t>0</m:t>
+                              </m:r>
+                              <m:r>
+                                <m:rPr>
+                                  <m:sty m:val="p"/>
+                                </m:rPr>
+                                <m:t>+</m:t>
+                              </m:r>
+                              <m:r>
+                                <m:t>2</m:t>
+                              </m:r>
+                              <m:r>
+                                <m:rPr>
+                                  <m:sty m:val="p"/>
+                                </m:rPr>
+                                <m:t>⋅</m:t>
+                              </m:r>
+                              <m:r>
+                                <m:t>0</m:t>
+                              </m:r>
+                              <m:r>
+                                <m:rPr>
+                                  <m:sty m:val="p"/>
+                                </m:rPr>
+                                <m:t>+</m:t>
+                              </m:r>
+                              <m:r>
+                                <m:rPr>
+                                  <m:sty m:val="p"/>
+                                </m:rPr>
+                                <m:t>(</m:t>
+                              </m:r>
+                              <m:r>
+                                <m:rPr>
+                                  <m:sty m:val="p"/>
+                                </m:rPr>
+                                <m:t>−</m:t>
+                              </m:r>
+                              <m:r>
+                                <m:t>1</m:t>
+                              </m:r>
+                              <m:r>
+                                <m:rPr>
+                                  <m:sty m:val="p"/>
+                                </m:rPr>
+                                <m:t>)</m:t>
+                              </m:r>
+                              <m:r>
+                                <m:rPr>
+                                  <m:sty m:val="p"/>
+                                </m:rPr>
+                                <m:t>⋅</m:t>
+                              </m:r>
+                              <m:r>
+                                <m:t>1</m:t>
+                              </m:r>
+                            </m:e>
+                          </m:mr>
+                          <m:mr>
+                            <m:e>
+                              <m:r>
+                                <m:t>4</m:t>
+                              </m:r>
+                              <m:r>
+                                <m:rPr>
+                                  <m:sty m:val="p"/>
+                                </m:rPr>
+                                <m:t>⋅</m:t>
+                              </m:r>
+                              <m:r>
+                                <m:t>1</m:t>
+                              </m:r>
+                              <m:r>
+                                <m:rPr>
+                                  <m:sty m:val="p"/>
+                                </m:rPr>
+                                <m:t>+</m:t>
+                              </m:r>
+                              <m:r>
+                                <m:t>0</m:t>
+                              </m:r>
+                              <m:r>
+                                <m:rPr>
+                                  <m:sty m:val="p"/>
+                                </m:rPr>
+                                <m:t>⋅</m:t>
+                              </m:r>
+                              <m:r>
+                                <m:t>0</m:t>
+                              </m:r>
+                              <m:r>
+                                <m:rPr>
+                                  <m:sty m:val="p"/>
+                                </m:rPr>
+                                <m:t>+</m:t>
+                              </m:r>
+                              <m:r>
+                                <m:t>3</m:t>
+                              </m:r>
+                              <m:r>
+                                <m:rPr>
+                                  <m:sty m:val="p"/>
+                                </m:rPr>
+                                <m:t>⋅</m:t>
+                              </m:r>
+                              <m:r>
+                                <m:t>0</m:t>
+                              </m:r>
+                            </m:e>
+                            <m:e>
+                              <m:r>
+                                <m:t>4</m:t>
+                              </m:r>
+                              <m:r>
+                                <m:rPr>
+                                  <m:sty m:val="p"/>
+                                </m:rPr>
+                                <m:t>⋅</m:t>
+                              </m:r>
+                              <m:r>
+                                <m:t>0</m:t>
+                              </m:r>
+                              <m:r>
+                                <m:rPr>
+                                  <m:sty m:val="p"/>
+                                </m:rPr>
+                                <m:t>+</m:t>
+                              </m:r>
+                              <m:r>
+                                <m:t>0</m:t>
+                              </m:r>
+                              <m:r>
+                                <m:rPr>
+                                  <m:sty m:val="p"/>
+                                </m:rPr>
+                                <m:t>⋅</m:t>
+                              </m:r>
+                              <m:r>
+                                <m:t>1</m:t>
+                              </m:r>
+                              <m:r>
+                                <m:rPr>
+                                  <m:sty m:val="p"/>
+                                </m:rPr>
+                                <m:t>+</m:t>
+                              </m:r>
+                              <m:r>
+                                <m:t>3</m:t>
+                              </m:r>
+                              <m:r>
+                                <m:rPr>
+                                  <m:sty m:val="p"/>
+                                </m:rPr>
+                                <m:t>⋅</m:t>
+                              </m:r>
+                              <m:r>
+                                <m:t>0</m:t>
+                              </m:r>
+                            </m:e>
+                            <m:e>
+                              <m:r>
+                                <m:t>4</m:t>
+                              </m:r>
+                              <m:r>
+                                <m:rPr>
+                                  <m:sty m:val="p"/>
+                                </m:rPr>
+                                <m:t>⋅</m:t>
+                              </m:r>
+                              <m:r>
+                                <m:t>0</m:t>
+                              </m:r>
+                              <m:r>
+                                <m:rPr>
+                                  <m:sty m:val="p"/>
+                                </m:rPr>
+                                <m:t>+</m:t>
+                              </m:r>
+                              <m:r>
+                                <m:t>0</m:t>
+                              </m:r>
+                              <m:r>
+                                <m:rPr>
+                                  <m:sty m:val="p"/>
+                                </m:rPr>
+                                <m:t>⋅</m:t>
+                              </m:r>
+                              <m:r>
+                                <m:t>0</m:t>
+                              </m:r>
+                              <m:r>
+                                <m:rPr>
+                                  <m:sty m:val="p"/>
+                                </m:rPr>
+                                <m:t>+</m:t>
+                              </m:r>
+                              <m:r>
+                                <m:t>3</m:t>
+                              </m:r>
+                              <m:r>
+                                <m:rPr>
+                                  <m:sty m:val="p"/>
+                                </m:rPr>
+                                <m:t>⋅</m:t>
+                              </m:r>
+                              <m:r>
+                                <m:t>1</m:t>
+                              </m:r>
+                            </m:e>
+                          </m:mr>
+                        </m:m>
+                      </m:e>
+                    </m:d>
+                  </m:e>
+                  <m:e>
+                    <m:r>
+                      <m:t>&amp;</m:t>
+                    </m:r>
+                    <m:r>
+                      <m:rPr>
+                        <m:sty m:val="p"/>
+                      </m:rPr>
+                      <m:t>=</m:t>
+                    </m:r>
+                    <m:d>
+                      <m:dPr>
+                        <m:begChr m:val="["/>
+                        <m:sepChr m:val=""/>
+                        <m:endChr m:val="]"/>
+                        <m:grow/>
+                      </m:dPr>
+                      <m:e>
+                        <m:m>
+                          <m:mPr>
+                            <m:baseJc m:val="center"/>
+                            <m:plcHide m:val="on"/>
+                            <m:mcs>
+                              <m:mc>
+                                <m:mcPr>
+                                  <m:mcJc m:val="center"/>
+                                  <m:count m:val="1"/>
+                                </m:mcPr>
+                              </m:mc>
+                              <m:mc>
+                                <m:mcPr>
+                                  <m:mcJc m:val="center"/>
+                                  <m:count m:val="1"/>
+                                </m:mcPr>
+                              </m:mc>
+                              <m:mc>
+                                <m:mcPr>
+                                  <m:mcJc m:val="center"/>
+                                  <m:count m:val="1"/>
+                                </m:mcPr>
+                              </m:mc>
+                            </m:mcs>
+                          </m:mPr>
+                          <m:mr>
+                            <m:e>
+                              <m:r>
+                                <m:t>0</m:t>
+                              </m:r>
+                            </m:e>
+                            <m:e>
+                              <m:r>
+                                <m:t>2</m:t>
+                              </m:r>
+                            </m:e>
+                            <m:e>
+                              <m:r>
+                                <m:rPr>
+                                  <m:sty m:val="p"/>
+                                </m:rPr>
+                                <m:t>−</m:t>
+                              </m:r>
+                              <m:r>
+                                <m:t>1</m:t>
+                              </m:r>
+                            </m:e>
+                          </m:mr>
+                          <m:mr>
+                            <m:e>
+                              <m:r>
+                                <m:t>4</m:t>
+                              </m:r>
+                            </m:e>
+                            <m:e>
+                              <m:r>
+                                <m:t>0</m:t>
+                              </m:r>
+                            </m:e>
+                            <m:e>
+                              <m:r>
+                                <m:t>3</m:t>
+                              </m:r>
+                            </m:e>
+                          </m:mr>
+                          <m:mr>
+                            <m:e/>
+                          </m:mr>
+                        </m:m>
+                      </m:e>
+                    </m:d>
+                    <m:r>
+                      <m:rPr>
+                        <m:sty m:val="p"/>
+                      </m:rPr>
+                      <m:t>=</m:t>
+                    </m:r>
+                    <m:r>
+                      <m:t>A</m:t>
+                    </m:r>
+                  </m:e>
+                </m:eqArr>
               </m:oMath>
             </m:oMathPara>
           </w:p>
         </w:tc>
       </w:tr>
     </w:tbl>
-    <w:bookmarkEnd w:id="44"/>
-    <w:bookmarkStart w:id="55" w:name="X784f6495f2acff7f433b7a5745225edde3447ec"/>
+    <w:bookmarkEnd w:id="33"/>
+    <w:bookmarkStart w:id="44" w:name="X784f6495f2acff7f433b7a5745225edde3447ec"/>
     <w:p>
       <w:pPr>
         <w:pStyle w:val="Heading1"/>
@@ -7588,7 +7489,7 @@
       <w:r>
         <w:t xml:space="preserve"> </w:t>
       </w:r>
-      <w:hyperlink r:id="rId20">
+      <w:hyperlink r:id="rId9">
         <w:r>
           <w:rPr>
             <w:rStyle w:val="Hyperlink"/>
@@ -7715,18 +7616,18 @@
                 <wp:inline>
                   <wp:extent cx="152400" cy="152400"/>
                   <wp:effectExtent b="0" l="0" r="0" t="0"/>
-                  <wp:docPr descr="" title="" id="45" name="Picture"/>
+                  <wp:docPr descr="" title="" id="34" name="Picture"/>
                   <a:graphic>
                     <a:graphicData uri="http://schemas.openxmlformats.org/drawingml/2006/picture">
                       <pic:pic>
                         <pic:nvPicPr>
-                          <pic:cNvPr descr="/Applications/quarto/share/formats/docx/note.png" id="46" name="Picture"/>
+                          <pic:cNvPr descr="/Applications/quarto/share/formats/docx/note.png" id="35" name="Picture"/>
                           <pic:cNvPicPr>
                             <a:picLocks noChangeArrowheads="1" noChangeAspect="1"/>
                           </pic:cNvPicPr>
                         </pic:nvPicPr>
                         <pic:blipFill>
-                          <a:blip r:embed="rId24"/>
+                          <a:blip r:embed="rId13"/>
                           <a:stretch>
                             <a:fillRect/>
                           </a:stretch>
@@ -8036,8 +7937,8 @@
                     <m:r>
                       <m:rPr>
                         <m:nor/>
+                        <m:scr m:val="sans-serif"/>
                         <m:sty m:val="p"/>
-                        <m:scr m:val="sans-serif"/>
                       </m:rPr>
                       <m:t> times</m:t>
                     </m:r>
@@ -8336,18 +8237,18 @@
                 <wp:inline>
                   <wp:extent cx="152400" cy="152400"/>
                   <wp:effectExtent b="0" l="0" r="0" t="0"/>
-                  <wp:docPr descr="" title="" id="47" name="Picture"/>
+                  <wp:docPr descr="" title="" id="36" name="Picture"/>
                   <a:graphic>
                     <a:graphicData uri="http://schemas.openxmlformats.org/drawingml/2006/picture">
                       <pic:pic>
                         <pic:nvPicPr>
-                          <pic:cNvPr descr="/Applications/quarto/share/formats/docx/note.png" id="48" name="Picture"/>
+                          <pic:cNvPr descr="/Applications/quarto/share/formats/docx/note.png" id="37" name="Picture"/>
                           <pic:cNvPicPr>
                             <a:picLocks noChangeArrowheads="1" noChangeAspect="1"/>
                           </pic:cNvPicPr>
                         </pic:nvPicPr>
                         <pic:blipFill>
-                          <a:blip r:embed="rId24"/>
+                          <a:blip r:embed="rId13"/>
                           <a:stretch>
                             <a:fillRect/>
                           </a:stretch>
@@ -8685,8 +8586,8 @@
                 <m:r>
                   <m:rPr>
                     <m:nor/>
+                    <m:scr m:val="sans-serif"/>
                     <m:sty m:val="p"/>
-                    <m:scr m:val="sans-serif"/>
                   </m:rPr>
                   <m:t>and</m:t>
                 </m:r>
@@ -8809,1091 +8710,1088 @@
                 <m:jc m:val="center"/>
               </m:oMathParaPr>
               <m:oMath>
-                <m:m>
-                  <m:mPr>
-                    <m:baseJc m:val="center"/>
-                    <m:plcHide m:val="on"/>
-                    <m:mcs>
-                      <m:mc>
-                        <m:mcPr>
-                          <m:mcJc m:val="right"/>
-                          <m:count m:val="1"/>
-                        </m:mcPr>
-                      </m:mc>
-                      <m:mc>
-                        <m:mcPr>
-                          <m:mcJc m:val="left"/>
-                          <m:count m:val="1"/>
-                        </m:mcPr>
-                      </m:mc>
-                    </m:mcs>
-                  </m:mPr>
-                  <m:mr>
-                    <m:e>
-                      <m:r>
-                        <m:t>A</m:t>
-                      </m:r>
-                      <m:r>
-                        <m:t>B</m:t>
-                      </m:r>
-                    </m:e>
-                    <m:e>
-                      <m:r>
-                        <m:rPr>
-                          <m:sty m:val="p"/>
-                        </m:rPr>
-                        <m:t>=</m:t>
-                      </m:r>
-                      <m:d>
-                        <m:dPr>
-                          <m:begChr m:val="["/>
-                          <m:sepChr m:val=""/>
-                          <m:endChr m:val="]"/>
-                          <m:grow/>
-                        </m:dPr>
-                        <m:e>
-                          <m:m>
-                            <m:mPr>
-                              <m:baseJc m:val="center"/>
-                              <m:plcHide m:val="on"/>
-                              <m:mcs>
-                                <m:mc>
-                                  <m:mcPr>
-                                    <m:mcJc m:val="center"/>
-                                    <m:count m:val="1"/>
-                                  </m:mcPr>
-                                </m:mc>
-                                <m:mc>
-                                  <m:mcPr>
-                                    <m:mcJc m:val="center"/>
-                                    <m:count m:val="1"/>
-                                  </m:mcPr>
-                                </m:mc>
-                                <m:mc>
-                                  <m:mcPr>
-                                    <m:mcJc m:val="center"/>
-                                    <m:count m:val="1"/>
-                                  </m:mcPr>
-                                </m:mc>
-                              </m:mcs>
-                            </m:mPr>
-                            <m:mr>
-                              <m:e>
-                                <m:r>
-                                  <m:t>0</m:t>
-                                </m:r>
-                              </m:e>
-                              <m:e>
-                                <m:r>
-                                  <m:t>0</m:t>
-                                </m:r>
-                              </m:e>
-                              <m:e>
-                                <m:r>
-                                  <m:t>0</m:t>
-                                </m:r>
-                              </m:e>
-                            </m:mr>
-                            <m:mr>
-                              <m:e>
-                                <m:r>
-                                  <m:t>0</m:t>
-                                </m:r>
-                              </m:e>
-                              <m:e>
-                                <m:r>
-                                  <m:rPr>
-                                    <m:sty m:val="p"/>
-                                  </m:rPr>
-                                  <m:t>−</m:t>
-                                </m:r>
-                                <m:r>
-                                  <m:t>1</m:t>
-                                </m:r>
-                              </m:e>
-                              <m:e>
-                                <m:r>
-                                  <m:t>0</m:t>
-                                </m:r>
-                              </m:e>
-                            </m:mr>
-                            <m:mr>
-                              <m:e>
-                                <m:r>
-                                  <m:t>0</m:t>
-                                </m:r>
-                              </m:e>
-                              <m:e>
-                                <m:r>
-                                  <m:t>0</m:t>
-                                </m:r>
-                              </m:e>
-                              <m:e>
-                                <m:r>
-                                  <m:rPr>
-                                    <m:sty m:val="p"/>
-                                  </m:rPr>
-                                  <m:t>−</m:t>
-                                </m:r>
-                                <m:r>
-                                  <m:t>1</m:t>
-                                </m:r>
-                              </m:e>
-                            </m:mr>
-                          </m:m>
-                        </m:e>
-                      </m:d>
-                      <m:d>
-                        <m:dPr>
-                          <m:begChr m:val="["/>
-                          <m:sepChr m:val=""/>
-                          <m:endChr m:val="]"/>
-                          <m:grow/>
-                        </m:dPr>
-                        <m:e>
-                          <m:m>
-                            <m:mPr>
-                              <m:baseJc m:val="center"/>
-                              <m:plcHide m:val="on"/>
-                              <m:mcs>
-                                <m:mc>
-                                  <m:mcPr>
-                                    <m:mcJc m:val="center"/>
-                                    <m:count m:val="1"/>
-                                  </m:mcPr>
-                                </m:mc>
-                                <m:mc>
-                                  <m:mcPr>
-                                    <m:mcJc m:val="center"/>
-                                    <m:count m:val="1"/>
-                                  </m:mcPr>
-                                </m:mc>
-                                <m:mc>
-                                  <m:mcPr>
-                                    <m:mcJc m:val="center"/>
-                                    <m:count m:val="1"/>
-                                  </m:mcPr>
-                                </m:mc>
-                              </m:mcs>
-                            </m:mPr>
-                            <m:mr>
-                              <m:e>
-                                <m:r>
-                                  <m:t>1</m:t>
-                                </m:r>
-                              </m:e>
-                              <m:e>
-                                <m:r>
-                                  <m:t>0</m:t>
-                                </m:r>
-                              </m:e>
-                              <m:e>
-                                <m:r>
-                                  <m:t>0</m:t>
-                                </m:r>
-                              </m:e>
-                            </m:mr>
-                            <m:mr>
-                              <m:e>
-                                <m:r>
-                                  <m:t>0</m:t>
-                                </m:r>
-                              </m:e>
-                              <m:e>
-                                <m:r>
-                                  <m:t>2</m:t>
-                                </m:r>
-                              </m:e>
-                              <m:e>
-                                <m:r>
-                                  <m:t>0</m:t>
-                                </m:r>
-                              </m:e>
-                            </m:mr>
-                            <m:mr>
-                              <m:e>
-                                <m:r>
-                                  <m:t>0</m:t>
-                                </m:r>
-                              </m:e>
-                              <m:e>
-                                <m:r>
-                                  <m:t>0</m:t>
-                                </m:r>
-                              </m:e>
-                              <m:e>
-                                <m:r>
-                                  <m:t>3</m:t>
-                                </m:r>
-                              </m:e>
-                            </m:mr>
-                          </m:m>
-                        </m:e>
-                      </m:d>
-                    </m:e>
-                  </m:mr>
-                  <m:mr>
-                    <m:e/>
-                    <m:e>
-                      <m:r>
-                        <m:rPr>
-                          <m:sty m:val="p"/>
-                        </m:rPr>
-                        <m:t>=</m:t>
-                      </m:r>
-                      <m:d>
-                        <m:dPr>
-                          <m:begChr m:val="["/>
-                          <m:sepChr m:val=""/>
-                          <m:endChr m:val="]"/>
-                          <m:grow/>
-                        </m:dPr>
-                        <m:e>
-                          <m:m>
-                            <m:mPr>
-                              <m:baseJc m:val="center"/>
-                              <m:plcHide m:val="on"/>
-                              <m:mcs>
-                                <m:mc>
-                                  <m:mcPr>
-                                    <m:mcJc m:val="center"/>
-                                    <m:count m:val="1"/>
-                                  </m:mcPr>
-                                </m:mc>
-                                <m:mc>
-                                  <m:mcPr>
-                                    <m:mcJc m:val="center"/>
-                                    <m:count m:val="1"/>
-                                  </m:mcPr>
-                                </m:mc>
-                                <m:mc>
-                                  <m:mcPr>
-                                    <m:mcJc m:val="center"/>
-                                    <m:count m:val="1"/>
-                                  </m:mcPr>
-                                </m:mc>
-                              </m:mcs>
-                            </m:mPr>
-                            <m:mr>
-                              <m:e>
-                                <m:r>
-                                  <m:t>0</m:t>
-                                </m:r>
-                                <m:r>
-                                  <m:rPr>
-                                    <m:sty m:val="p"/>
-                                  </m:rPr>
-                                  <m:t>⋅</m:t>
-                                </m:r>
-                                <m:r>
-                                  <m:t>1</m:t>
-                                </m:r>
-                                <m:r>
-                                  <m:rPr>
-                                    <m:sty m:val="p"/>
-                                  </m:rPr>
-                                  <m:t>+</m:t>
-                                </m:r>
-                                <m:r>
-                                  <m:t>0</m:t>
-                                </m:r>
-                                <m:r>
-                                  <m:rPr>
-                                    <m:sty m:val="p"/>
-                                  </m:rPr>
-                                  <m:t>⋅</m:t>
-                                </m:r>
-                                <m:r>
-                                  <m:t>0</m:t>
-                                </m:r>
-                                <m:r>
-                                  <m:rPr>
-                                    <m:sty m:val="p"/>
-                                  </m:rPr>
-                                  <m:t>+</m:t>
-                                </m:r>
-                                <m:r>
-                                  <m:t>0</m:t>
-                                </m:r>
-                                <m:r>
-                                  <m:rPr>
-                                    <m:sty m:val="p"/>
-                                  </m:rPr>
-                                  <m:t>⋅</m:t>
-                                </m:r>
-                                <m:r>
-                                  <m:t>0</m:t>
-                                </m:r>
-                              </m:e>
-                              <m:e>
-                                <m:r>
-                                  <m:t>0</m:t>
-                                </m:r>
-                                <m:r>
-                                  <m:rPr>
-                                    <m:sty m:val="p"/>
-                                  </m:rPr>
-                                  <m:t>⋅</m:t>
-                                </m:r>
-                                <m:r>
-                                  <m:t>0</m:t>
-                                </m:r>
-                                <m:r>
-                                  <m:rPr>
-                                    <m:sty m:val="p"/>
-                                  </m:rPr>
-                                  <m:t>+</m:t>
-                                </m:r>
-                                <m:r>
-                                  <m:t>0</m:t>
-                                </m:r>
-                                <m:r>
-                                  <m:rPr>
-                                    <m:sty m:val="p"/>
-                                  </m:rPr>
-                                  <m:t>⋅</m:t>
-                                </m:r>
-                                <m:r>
-                                  <m:t>2</m:t>
-                                </m:r>
-                                <m:r>
-                                  <m:rPr>
-                                    <m:sty m:val="p"/>
-                                  </m:rPr>
-                                  <m:t>+</m:t>
-                                </m:r>
-                                <m:r>
-                                  <m:t>0</m:t>
-                                </m:r>
-                                <m:r>
-                                  <m:rPr>
-                                    <m:sty m:val="p"/>
-                                  </m:rPr>
-                                  <m:t>⋅</m:t>
-                                </m:r>
-                                <m:r>
-                                  <m:t>0</m:t>
-                                </m:r>
-                              </m:e>
-                              <m:e>
-                                <m:r>
-                                  <m:t>0</m:t>
-                                </m:r>
-                                <m:r>
-                                  <m:rPr>
-                                    <m:sty m:val="p"/>
-                                  </m:rPr>
-                                  <m:t>⋅</m:t>
-                                </m:r>
-                                <m:r>
-                                  <m:t>1</m:t>
-                                </m:r>
-                                <m:r>
-                                  <m:rPr>
-                                    <m:sty m:val="p"/>
-                                  </m:rPr>
-                                  <m:t>+</m:t>
-                                </m:r>
-                                <m:r>
-                                  <m:t>0</m:t>
-                                </m:r>
-                                <m:r>
-                                  <m:rPr>
-                                    <m:sty m:val="p"/>
-                                  </m:rPr>
-                                  <m:t>⋅</m:t>
-                                </m:r>
-                                <m:r>
-                                  <m:t>0</m:t>
-                                </m:r>
-                                <m:r>
-                                  <m:rPr>
-                                    <m:sty m:val="p"/>
-                                  </m:rPr>
-                                  <m:t>+</m:t>
-                                </m:r>
-                                <m:r>
-                                  <m:t>0</m:t>
-                                </m:r>
-                                <m:r>
-                                  <m:rPr>
-                                    <m:sty m:val="p"/>
-                                  </m:rPr>
-                                  <m:t>⋅</m:t>
-                                </m:r>
-                                <m:r>
-                                  <m:t>3</m:t>
-                                </m:r>
-                              </m:e>
-                            </m:mr>
-                            <m:mr>
-                              <m:e>
-                                <m:r>
-                                  <m:t>0</m:t>
-                                </m:r>
-                                <m:r>
-                                  <m:rPr>
-                                    <m:sty m:val="p"/>
-                                  </m:rPr>
-                                  <m:t>⋅</m:t>
-                                </m:r>
-                                <m:r>
-                                  <m:t>1</m:t>
-                                </m:r>
-                                <m:r>
-                                  <m:rPr>
-                                    <m:sty m:val="p"/>
-                                  </m:rPr>
-                                  <m:t>+</m:t>
-                                </m:r>
-                                <m:d>
-                                  <m:dPr>
-                                    <m:begChr m:val="("/>
-                                    <m:sepChr m:val=""/>
-                                    <m:endChr m:val=")"/>
-                                    <m:grow/>
-                                  </m:dPr>
-                                  <m:e>
-                                    <m:r>
-                                      <m:rPr>
-                                        <m:sty m:val="p"/>
-                                      </m:rPr>
-                                      <m:t>−</m:t>
-                                    </m:r>
-                                    <m:r>
-                                      <m:t>1</m:t>
-                                    </m:r>
-                                  </m:e>
-                                </m:d>
-                                <m:r>
-                                  <m:rPr>
-                                    <m:sty m:val="p"/>
-                                  </m:rPr>
-                                  <m:t>⋅</m:t>
-                                </m:r>
-                                <m:r>
-                                  <m:t>0</m:t>
-                                </m:r>
-                                <m:r>
-                                  <m:rPr>
-                                    <m:sty m:val="p"/>
-                                  </m:rPr>
-                                  <m:t>+</m:t>
-                                </m:r>
-                                <m:r>
-                                  <m:t>0</m:t>
-                                </m:r>
-                                <m:r>
-                                  <m:rPr>
-                                    <m:sty m:val="p"/>
-                                  </m:rPr>
-                                  <m:t>⋅</m:t>
-                                </m:r>
-                                <m:r>
-                                  <m:t>0</m:t>
-                                </m:r>
-                              </m:e>
-                              <m:e>
-                                <m:r>
-                                  <m:t>0</m:t>
-                                </m:r>
-                                <m:r>
-                                  <m:rPr>
-                                    <m:sty m:val="p"/>
-                                  </m:rPr>
-                                  <m:t>⋅</m:t>
-                                </m:r>
-                                <m:r>
-                                  <m:t>0</m:t>
-                                </m:r>
-                                <m:r>
-                                  <m:rPr>
-                                    <m:sty m:val="p"/>
-                                  </m:rPr>
-                                  <m:t>+</m:t>
-                                </m:r>
-                                <m:d>
-                                  <m:dPr>
-                                    <m:begChr m:val="("/>
-                                    <m:sepChr m:val=""/>
-                                    <m:endChr m:val=")"/>
-                                    <m:grow/>
-                                  </m:dPr>
-                                  <m:e>
-                                    <m:r>
-                                      <m:rPr>
-                                        <m:sty m:val="p"/>
-                                      </m:rPr>
-                                      <m:t>−</m:t>
-                                    </m:r>
-                                    <m:r>
-                                      <m:t>1</m:t>
-                                    </m:r>
-                                  </m:e>
-                                </m:d>
-                                <m:r>
-                                  <m:rPr>
-                                    <m:sty m:val="p"/>
-                                  </m:rPr>
-                                  <m:t>⋅</m:t>
-                                </m:r>
-                                <m:r>
-                                  <m:t>2</m:t>
-                                </m:r>
-                                <m:r>
-                                  <m:rPr>
-                                    <m:sty m:val="p"/>
-                                  </m:rPr>
-                                  <m:t>+</m:t>
-                                </m:r>
-                                <m:r>
-                                  <m:t>0</m:t>
-                                </m:r>
-                                <m:r>
-                                  <m:rPr>
-                                    <m:sty m:val="p"/>
-                                  </m:rPr>
-                                  <m:t>⋅</m:t>
-                                </m:r>
-                                <m:r>
-                                  <m:t>0</m:t>
-                                </m:r>
-                              </m:e>
-                              <m:e>
-                                <m:r>
-                                  <m:t>0</m:t>
-                                </m:r>
-                                <m:r>
-                                  <m:rPr>
-                                    <m:sty m:val="p"/>
-                                  </m:rPr>
-                                  <m:t>⋅</m:t>
-                                </m:r>
-                                <m:r>
-                                  <m:t>0</m:t>
-                                </m:r>
-                                <m:r>
-                                  <m:rPr>
-                                    <m:sty m:val="p"/>
-                                  </m:rPr>
-                                  <m:t>+</m:t>
-                                </m:r>
-                                <m:d>
-                                  <m:dPr>
-                                    <m:begChr m:val="("/>
-                                    <m:sepChr m:val=""/>
-                                    <m:endChr m:val=")"/>
-                                    <m:grow/>
-                                  </m:dPr>
-                                  <m:e>
-                                    <m:r>
-                                      <m:rPr>
-                                        <m:sty m:val="p"/>
-                                      </m:rPr>
-                                      <m:t>−</m:t>
-                                    </m:r>
-                                    <m:r>
-                                      <m:t>1</m:t>
-                                    </m:r>
-                                  </m:e>
-                                </m:d>
-                                <m:r>
-                                  <m:rPr>
-                                    <m:sty m:val="p"/>
-                                  </m:rPr>
-                                  <m:t>⋅</m:t>
-                                </m:r>
-                                <m:r>
-                                  <m:t>0</m:t>
-                                </m:r>
-                                <m:r>
-                                  <m:rPr>
-                                    <m:sty m:val="p"/>
-                                  </m:rPr>
-                                  <m:t>+</m:t>
-                                </m:r>
-                                <m:r>
-                                  <m:t>0</m:t>
-                                </m:r>
-                                <m:r>
-                                  <m:rPr>
-                                    <m:sty m:val="p"/>
-                                  </m:rPr>
-                                  <m:t>⋅</m:t>
-                                </m:r>
-                                <m:r>
-                                  <m:t>3</m:t>
-                                </m:r>
-                              </m:e>
-                            </m:mr>
-                            <m:mr>
-                              <m:e>
-                                <m:r>
-                                  <m:t>0</m:t>
-                                </m:r>
-                                <m:r>
-                                  <m:rPr>
-                                    <m:sty m:val="p"/>
-                                  </m:rPr>
-                                  <m:t>⋅</m:t>
-                                </m:r>
-                                <m:r>
-                                  <m:t>1</m:t>
-                                </m:r>
-                                <m:r>
-                                  <m:rPr>
-                                    <m:sty m:val="p"/>
-                                  </m:rPr>
-                                  <m:t>+</m:t>
-                                </m:r>
-                                <m:r>
-                                  <m:t>0</m:t>
-                                </m:r>
-                                <m:r>
-                                  <m:rPr>
-                                    <m:sty m:val="p"/>
-                                  </m:rPr>
-                                  <m:t>⋅</m:t>
-                                </m:r>
-                                <m:r>
-                                  <m:t>0</m:t>
-                                </m:r>
-                                <m:r>
-                                  <m:rPr>
-                                    <m:sty m:val="p"/>
-                                  </m:rPr>
-                                  <m:t>+</m:t>
-                                </m:r>
-                                <m:d>
-                                  <m:dPr>
-                                    <m:begChr m:val="("/>
-                                    <m:sepChr m:val=""/>
-                                    <m:endChr m:val=")"/>
-                                    <m:grow/>
-                                  </m:dPr>
-                                  <m:e>
-                                    <m:r>
-                                      <m:rPr>
-                                        <m:sty m:val="p"/>
-                                      </m:rPr>
-                                      <m:t>−</m:t>
-                                    </m:r>
-                                    <m:r>
-                                      <m:t>1</m:t>
-                                    </m:r>
-                                  </m:e>
-                                </m:d>
-                                <m:r>
-                                  <m:rPr>
-                                    <m:sty m:val="p"/>
-                                  </m:rPr>
-                                  <m:t>⋅</m:t>
-                                </m:r>
-                                <m:r>
-                                  <m:t>0</m:t>
-                                </m:r>
-                              </m:e>
-                              <m:e>
-                                <m:r>
-                                  <m:t>0</m:t>
-                                </m:r>
-                                <m:r>
-                                  <m:rPr>
-                                    <m:sty m:val="p"/>
-                                  </m:rPr>
-                                  <m:t>⋅</m:t>
-                                </m:r>
-                                <m:r>
-                                  <m:t>0</m:t>
-                                </m:r>
-                                <m:r>
-                                  <m:rPr>
-                                    <m:sty m:val="p"/>
-                                  </m:rPr>
-                                  <m:t>+</m:t>
-                                </m:r>
-                                <m:r>
-                                  <m:t>0</m:t>
-                                </m:r>
-                                <m:r>
-                                  <m:rPr>
-                                    <m:sty m:val="p"/>
-                                  </m:rPr>
-                                  <m:t>⋅</m:t>
-                                </m:r>
-                                <m:r>
-                                  <m:t>2</m:t>
-                                </m:r>
-                                <m:r>
-                                  <m:rPr>
-                                    <m:sty m:val="p"/>
-                                  </m:rPr>
-                                  <m:t>+</m:t>
-                                </m:r>
-                                <m:d>
-                                  <m:dPr>
-                                    <m:begChr m:val="("/>
-                                    <m:sepChr m:val=""/>
-                                    <m:endChr m:val=")"/>
-                                    <m:grow/>
-                                  </m:dPr>
-                                  <m:e>
-                                    <m:r>
-                                      <m:rPr>
-                                        <m:sty m:val="p"/>
-                                      </m:rPr>
-                                      <m:t>−</m:t>
-                                    </m:r>
-                                    <m:r>
-                                      <m:t>1</m:t>
-                                    </m:r>
-                                  </m:e>
-                                </m:d>
-                                <m:r>
-                                  <m:rPr>
-                                    <m:sty m:val="p"/>
-                                  </m:rPr>
-                                  <m:t>⋅</m:t>
-                                </m:r>
-                                <m:r>
-                                  <m:t>0</m:t>
-                                </m:r>
-                              </m:e>
-                              <m:e>
-                                <m:r>
-                                  <m:t>0</m:t>
-                                </m:r>
-                                <m:r>
-                                  <m:rPr>
-                                    <m:sty m:val="p"/>
-                                  </m:rPr>
-                                  <m:t>⋅</m:t>
-                                </m:r>
-                                <m:r>
-                                  <m:t>0</m:t>
-                                </m:r>
-                                <m:r>
-                                  <m:rPr>
-                                    <m:sty m:val="p"/>
-                                  </m:rPr>
-                                  <m:t>+</m:t>
-                                </m:r>
-                                <m:r>
-                                  <m:t>0</m:t>
-                                </m:r>
-                                <m:r>
-                                  <m:rPr>
-                                    <m:sty m:val="p"/>
-                                  </m:rPr>
-                                  <m:t>⋅</m:t>
-                                </m:r>
-                                <m:r>
-                                  <m:t>0</m:t>
-                                </m:r>
-                                <m:r>
-                                  <m:rPr>
-                                    <m:sty m:val="p"/>
-                                  </m:rPr>
-                                  <m:t>+</m:t>
-                                </m:r>
-                                <m:d>
-                                  <m:dPr>
-                                    <m:begChr m:val="("/>
-                                    <m:sepChr m:val=""/>
-                                    <m:endChr m:val=")"/>
-                                    <m:grow/>
-                                  </m:dPr>
-                                  <m:e>
-                                    <m:r>
-                                      <m:rPr>
-                                        <m:sty m:val="p"/>
-                                      </m:rPr>
-                                      <m:t>−</m:t>
-                                    </m:r>
-                                    <m:r>
-                                      <m:t>1</m:t>
-                                    </m:r>
-                                  </m:e>
-                                </m:d>
-                                <m:r>
-                                  <m:rPr>
-                                    <m:sty m:val="p"/>
-                                  </m:rPr>
-                                  <m:t>⋅</m:t>
-                                </m:r>
-                                <m:r>
-                                  <m:t>3</m:t>
-                                </m:r>
-                              </m:e>
-                            </m:mr>
-                          </m:m>
-                        </m:e>
-                      </m:d>
-                    </m:e>
-                  </m:mr>
-                  <m:mr>
-                    <m:e/>
-                    <m:e>
-                      <m:r>
-                        <m:rPr>
-                          <m:sty m:val="p"/>
-                        </m:rPr>
-                        <m:t>=</m:t>
-                      </m:r>
-                      <m:d>
-                        <m:dPr>
-                          <m:begChr m:val="["/>
-                          <m:sepChr m:val=""/>
-                          <m:endChr m:val="]"/>
-                          <m:grow/>
-                        </m:dPr>
-                        <m:e>
-                          <m:m>
-                            <m:mPr>
-                              <m:baseJc m:val="center"/>
-                              <m:plcHide m:val="on"/>
-                              <m:mcs>
-                                <m:mc>
-                                  <m:mcPr>
-                                    <m:mcJc m:val="center"/>
-                                    <m:count m:val="1"/>
-                                  </m:mcPr>
-                                </m:mc>
-                                <m:mc>
-                                  <m:mcPr>
-                                    <m:mcJc m:val="center"/>
-                                    <m:count m:val="1"/>
-                                  </m:mcPr>
-                                </m:mc>
-                                <m:mc>
-                                  <m:mcPr>
-                                    <m:mcJc m:val="center"/>
-                                    <m:count m:val="1"/>
-                                  </m:mcPr>
-                                </m:mc>
-                              </m:mcs>
-                            </m:mPr>
-                            <m:mr>
-                              <m:e>
-                                <m:r>
-                                  <m:t>0</m:t>
-                                </m:r>
-                                <m:r>
-                                  <m:rPr>
-                                    <m:sty m:val="p"/>
-                                  </m:rPr>
-                                  <m:t>⋅</m:t>
-                                </m:r>
-                                <m:r>
-                                  <m:t>1</m:t>
-                                </m:r>
-                              </m:e>
-                              <m:e>
-                                <m:r>
-                                  <m:t>0</m:t>
-                                </m:r>
-                              </m:e>
-                              <m:e>
-                                <m:r>
-                                  <m:t>0</m:t>
-                                </m:r>
-                              </m:e>
-                            </m:mr>
-                            <m:mr>
-                              <m:e>
-                                <m:r>
-                                  <m:t>0</m:t>
-                                </m:r>
-                              </m:e>
-                              <m:e>
-                                <m:d>
-                                  <m:dPr>
-                                    <m:begChr m:val="("/>
-                                    <m:sepChr m:val=""/>
-                                    <m:endChr m:val=")"/>
-                                    <m:grow/>
-                                  </m:dPr>
-                                  <m:e>
-                                    <m:r>
-                                      <m:rPr>
-                                        <m:sty m:val="p"/>
-                                      </m:rPr>
-                                      <m:t>−</m:t>
-                                    </m:r>
-                                    <m:r>
-                                      <m:t>1</m:t>
-                                    </m:r>
-                                  </m:e>
-                                </m:d>
-                                <m:r>
-                                  <m:rPr>
-                                    <m:sty m:val="p"/>
-                                  </m:rPr>
-                                  <m:t>⋅</m:t>
-                                </m:r>
-                                <m:r>
-                                  <m:t>2</m:t>
-                                </m:r>
-                              </m:e>
-                              <m:e>
-                                <m:r>
-                                  <m:t>0</m:t>
-                                </m:r>
-                              </m:e>
-                            </m:mr>
-                            <m:mr>
-                              <m:e>
-                                <m:r>
-                                  <m:t>0</m:t>
-                                </m:r>
-                              </m:e>
-                              <m:e>
-                                <m:r>
-                                  <m:t>0</m:t>
-                                </m:r>
-                              </m:e>
-                              <m:e>
-                                <m:d>
-                                  <m:dPr>
-                                    <m:begChr m:val="("/>
-                                    <m:sepChr m:val=""/>
-                                    <m:endChr m:val=")"/>
-                                    <m:grow/>
-                                  </m:dPr>
-                                  <m:e>
-                                    <m:r>
-                                      <m:rPr>
-                                        <m:sty m:val="p"/>
-                                      </m:rPr>
-                                      <m:t>−</m:t>
-                                    </m:r>
-                                    <m:r>
-                                      <m:t>1</m:t>
-                                    </m:r>
-                                  </m:e>
-                                </m:d>
-                                <m:r>
-                                  <m:rPr>
-                                    <m:sty m:val="p"/>
-                                  </m:rPr>
-                                  <m:t>⋅</m:t>
-                                </m:r>
-                                <m:r>
-                                  <m:t>3</m:t>
-                                </m:r>
-                              </m:e>
-                            </m:mr>
-                          </m:m>
-                        </m:e>
-                      </m:d>
-                      <m:r>
-                        <m:rPr>
-                          <m:sty m:val="p"/>
-                        </m:rPr>
-                        <m:t>=</m:t>
-                      </m:r>
-                      <m:d>
-                        <m:dPr>
-                          <m:begChr m:val="["/>
-                          <m:sepChr m:val=""/>
-                          <m:endChr m:val="]"/>
-                          <m:grow/>
-                        </m:dPr>
-                        <m:e>
-                          <m:m>
-                            <m:mPr>
-                              <m:baseJc m:val="center"/>
-                              <m:plcHide m:val="on"/>
-                              <m:mcs>
-                                <m:mc>
-                                  <m:mcPr>
-                                    <m:mcJc m:val="center"/>
-                                    <m:count m:val="1"/>
-                                  </m:mcPr>
-                                </m:mc>
-                                <m:mc>
-                                  <m:mcPr>
-                                    <m:mcJc m:val="center"/>
-                                    <m:count m:val="1"/>
-                                  </m:mcPr>
-                                </m:mc>
-                                <m:mc>
-                                  <m:mcPr>
-                                    <m:mcJc m:val="center"/>
-                                    <m:count m:val="1"/>
-                                  </m:mcPr>
-                                </m:mc>
-                              </m:mcs>
-                            </m:mPr>
-                            <m:mr>
-                              <m:e>
-                                <m:r>
-                                  <m:t>0</m:t>
-                                </m:r>
-                              </m:e>
-                              <m:e>
-                                <m:r>
-                                  <m:t>0</m:t>
-                                </m:r>
-                              </m:e>
-                              <m:e>
-                                <m:r>
-                                  <m:t>0</m:t>
-                                </m:r>
-                              </m:e>
-                            </m:mr>
-                            <m:mr>
-                              <m:e>
-                                <m:r>
-                                  <m:t>0</m:t>
-                                </m:r>
-                              </m:e>
-                              <m:e>
-                                <m:r>
-                                  <m:rPr>
-                                    <m:sty m:val="p"/>
-                                  </m:rPr>
-                                  <m:t>−</m:t>
-                                </m:r>
-                                <m:r>
-                                  <m:t>2</m:t>
-                                </m:r>
-                              </m:e>
-                              <m:e>
-                                <m:r>
-                                  <m:t>0</m:t>
-                                </m:r>
-                              </m:e>
-                            </m:mr>
-                            <m:mr>
-                              <m:e>
-                                <m:r>
-                                  <m:t>0</m:t>
-                                </m:r>
-                              </m:e>
-                              <m:e>
-                                <m:r>
-                                  <m:t>0</m:t>
-                                </m:r>
-                              </m:e>
-                              <m:e>
-                                <m:r>
-                                  <m:rPr>
-                                    <m:sty m:val="p"/>
-                                  </m:rPr>
-                                  <m:t>−</m:t>
-                                </m:r>
-                                <m:r>
-                                  <m:t>3</m:t>
-                                </m:r>
-                              </m:e>
-                            </m:mr>
-                          </m:m>
-                        </m:e>
-                      </m:d>
-                    </m:e>
-                  </m:mr>
-                </m:m>
+                <m:eqArr>
+                  <m:e>
+                    <m:r>
+                      <m:t>A</m:t>
+                    </m:r>
+                    <m:r>
+                      <m:t>B</m:t>
+                    </m:r>
+                    <m:r>
+                      <m:t>&amp;</m:t>
+                    </m:r>
+                    <m:r>
+                      <m:rPr>
+                        <m:sty m:val="p"/>
+                      </m:rPr>
+                      <m:t>=</m:t>
+                    </m:r>
+                    <m:d>
+                      <m:dPr>
+                        <m:begChr m:val="["/>
+                        <m:sepChr m:val=""/>
+                        <m:endChr m:val="]"/>
+                        <m:grow/>
+                      </m:dPr>
+                      <m:e>
+                        <m:m>
+                          <m:mPr>
+                            <m:baseJc m:val="center"/>
+                            <m:plcHide m:val="on"/>
+                            <m:mcs>
+                              <m:mc>
+                                <m:mcPr>
+                                  <m:mcJc m:val="center"/>
+                                  <m:count m:val="1"/>
+                                </m:mcPr>
+                              </m:mc>
+                              <m:mc>
+                                <m:mcPr>
+                                  <m:mcJc m:val="center"/>
+                                  <m:count m:val="1"/>
+                                </m:mcPr>
+                              </m:mc>
+                              <m:mc>
+                                <m:mcPr>
+                                  <m:mcJc m:val="center"/>
+                                  <m:count m:val="1"/>
+                                </m:mcPr>
+                              </m:mc>
+                            </m:mcs>
+                          </m:mPr>
+                          <m:mr>
+                            <m:e>
+                              <m:r>
+                                <m:t>0</m:t>
+                              </m:r>
+                            </m:e>
+                            <m:e>
+                              <m:r>
+                                <m:t>0</m:t>
+                              </m:r>
+                            </m:e>
+                            <m:e>
+                              <m:r>
+                                <m:t>0</m:t>
+                              </m:r>
+                            </m:e>
+                          </m:mr>
+                          <m:mr>
+                            <m:e>
+                              <m:r>
+                                <m:t>0</m:t>
+                              </m:r>
+                            </m:e>
+                            <m:e>
+                              <m:r>
+                                <m:rPr>
+                                  <m:sty m:val="p"/>
+                                </m:rPr>
+                                <m:t>−</m:t>
+                              </m:r>
+                              <m:r>
+                                <m:t>1</m:t>
+                              </m:r>
+                            </m:e>
+                            <m:e>
+                              <m:r>
+                                <m:t>0</m:t>
+                              </m:r>
+                            </m:e>
+                          </m:mr>
+                          <m:mr>
+                            <m:e>
+                              <m:r>
+                                <m:t>0</m:t>
+                              </m:r>
+                            </m:e>
+                            <m:e>
+                              <m:r>
+                                <m:t>0</m:t>
+                              </m:r>
+                            </m:e>
+                            <m:e>
+                              <m:r>
+                                <m:rPr>
+                                  <m:sty m:val="p"/>
+                                </m:rPr>
+                                <m:t>−</m:t>
+                              </m:r>
+                              <m:r>
+                                <m:t>1</m:t>
+                              </m:r>
+                            </m:e>
+                          </m:mr>
+                        </m:m>
+                      </m:e>
+                    </m:d>
+                    <m:d>
+                      <m:dPr>
+                        <m:begChr m:val="["/>
+                        <m:sepChr m:val=""/>
+                        <m:endChr m:val="]"/>
+                        <m:grow/>
+                      </m:dPr>
+                      <m:e>
+                        <m:m>
+                          <m:mPr>
+                            <m:baseJc m:val="center"/>
+                            <m:plcHide m:val="on"/>
+                            <m:mcs>
+                              <m:mc>
+                                <m:mcPr>
+                                  <m:mcJc m:val="center"/>
+                                  <m:count m:val="1"/>
+                                </m:mcPr>
+                              </m:mc>
+                              <m:mc>
+                                <m:mcPr>
+                                  <m:mcJc m:val="center"/>
+                                  <m:count m:val="1"/>
+                                </m:mcPr>
+                              </m:mc>
+                              <m:mc>
+                                <m:mcPr>
+                                  <m:mcJc m:val="center"/>
+                                  <m:count m:val="1"/>
+                                </m:mcPr>
+                              </m:mc>
+                            </m:mcs>
+                          </m:mPr>
+                          <m:mr>
+                            <m:e>
+                              <m:r>
+                                <m:t>1</m:t>
+                              </m:r>
+                            </m:e>
+                            <m:e>
+                              <m:r>
+                                <m:t>0</m:t>
+                              </m:r>
+                            </m:e>
+                            <m:e>
+                              <m:r>
+                                <m:t>0</m:t>
+                              </m:r>
+                            </m:e>
+                          </m:mr>
+                          <m:mr>
+                            <m:e>
+                              <m:r>
+                                <m:t>0</m:t>
+                              </m:r>
+                            </m:e>
+                            <m:e>
+                              <m:r>
+                                <m:t>2</m:t>
+                              </m:r>
+                            </m:e>
+                            <m:e>
+                              <m:r>
+                                <m:t>0</m:t>
+                              </m:r>
+                            </m:e>
+                          </m:mr>
+                          <m:mr>
+                            <m:e>
+                              <m:r>
+                                <m:t>0</m:t>
+                              </m:r>
+                            </m:e>
+                            <m:e>
+                              <m:r>
+                                <m:t>0</m:t>
+                              </m:r>
+                            </m:e>
+                            <m:e>
+                              <m:r>
+                                <m:t>3</m:t>
+                              </m:r>
+                            </m:e>
+                          </m:mr>
+                        </m:m>
+                      </m:e>
+                    </m:d>
+                  </m:e>
+                  <m:e>
+                    <m:r>
+                      <m:t>&amp;</m:t>
+                    </m:r>
+                    <m:r>
+                      <m:rPr>
+                        <m:sty m:val="p"/>
+                      </m:rPr>
+                      <m:t>=</m:t>
+                    </m:r>
+                    <m:d>
+                      <m:dPr>
+                        <m:begChr m:val="["/>
+                        <m:sepChr m:val=""/>
+                        <m:endChr m:val="]"/>
+                        <m:grow/>
+                      </m:dPr>
+                      <m:e>
+                        <m:m>
+                          <m:mPr>
+                            <m:baseJc m:val="center"/>
+                            <m:plcHide m:val="on"/>
+                            <m:mcs>
+                              <m:mc>
+                                <m:mcPr>
+                                  <m:mcJc m:val="center"/>
+                                  <m:count m:val="1"/>
+                                </m:mcPr>
+                              </m:mc>
+                              <m:mc>
+                                <m:mcPr>
+                                  <m:mcJc m:val="center"/>
+                                  <m:count m:val="1"/>
+                                </m:mcPr>
+                              </m:mc>
+                              <m:mc>
+                                <m:mcPr>
+                                  <m:mcJc m:val="center"/>
+                                  <m:count m:val="1"/>
+                                </m:mcPr>
+                              </m:mc>
+                            </m:mcs>
+                          </m:mPr>
+                          <m:mr>
+                            <m:e>
+                              <m:r>
+                                <m:t>0</m:t>
+                              </m:r>
+                              <m:r>
+                                <m:rPr>
+                                  <m:sty m:val="p"/>
+                                </m:rPr>
+                                <m:t>⋅</m:t>
+                              </m:r>
+                              <m:r>
+                                <m:t>1</m:t>
+                              </m:r>
+                              <m:r>
+                                <m:rPr>
+                                  <m:sty m:val="p"/>
+                                </m:rPr>
+                                <m:t>+</m:t>
+                              </m:r>
+                              <m:r>
+                                <m:t>0</m:t>
+                              </m:r>
+                              <m:r>
+                                <m:rPr>
+                                  <m:sty m:val="p"/>
+                                </m:rPr>
+                                <m:t>⋅</m:t>
+                              </m:r>
+                              <m:r>
+                                <m:t>0</m:t>
+                              </m:r>
+                              <m:r>
+                                <m:rPr>
+                                  <m:sty m:val="p"/>
+                                </m:rPr>
+                                <m:t>+</m:t>
+                              </m:r>
+                              <m:r>
+                                <m:t>0</m:t>
+                              </m:r>
+                              <m:r>
+                                <m:rPr>
+                                  <m:sty m:val="p"/>
+                                </m:rPr>
+                                <m:t>⋅</m:t>
+                              </m:r>
+                              <m:r>
+                                <m:t>0</m:t>
+                              </m:r>
+                            </m:e>
+                            <m:e>
+                              <m:r>
+                                <m:t>0</m:t>
+                              </m:r>
+                              <m:r>
+                                <m:rPr>
+                                  <m:sty m:val="p"/>
+                                </m:rPr>
+                                <m:t>⋅</m:t>
+                              </m:r>
+                              <m:r>
+                                <m:t>0</m:t>
+                              </m:r>
+                              <m:r>
+                                <m:rPr>
+                                  <m:sty m:val="p"/>
+                                </m:rPr>
+                                <m:t>+</m:t>
+                              </m:r>
+                              <m:r>
+                                <m:t>0</m:t>
+                              </m:r>
+                              <m:r>
+                                <m:rPr>
+                                  <m:sty m:val="p"/>
+                                </m:rPr>
+                                <m:t>⋅</m:t>
+                              </m:r>
+                              <m:r>
+                                <m:t>2</m:t>
+                              </m:r>
+                              <m:r>
+                                <m:rPr>
+                                  <m:sty m:val="p"/>
+                                </m:rPr>
+                                <m:t>+</m:t>
+                              </m:r>
+                              <m:r>
+                                <m:t>0</m:t>
+                              </m:r>
+                              <m:r>
+                                <m:rPr>
+                                  <m:sty m:val="p"/>
+                                </m:rPr>
+                                <m:t>⋅</m:t>
+                              </m:r>
+                              <m:r>
+                                <m:t>0</m:t>
+                              </m:r>
+                            </m:e>
+                            <m:e>
+                              <m:r>
+                                <m:t>0</m:t>
+                              </m:r>
+                              <m:r>
+                                <m:rPr>
+                                  <m:sty m:val="p"/>
+                                </m:rPr>
+                                <m:t>⋅</m:t>
+                              </m:r>
+                              <m:r>
+                                <m:t>1</m:t>
+                              </m:r>
+                              <m:r>
+                                <m:rPr>
+                                  <m:sty m:val="p"/>
+                                </m:rPr>
+                                <m:t>+</m:t>
+                              </m:r>
+                              <m:r>
+                                <m:t>0</m:t>
+                              </m:r>
+                              <m:r>
+                                <m:rPr>
+                                  <m:sty m:val="p"/>
+                                </m:rPr>
+                                <m:t>⋅</m:t>
+                              </m:r>
+                              <m:r>
+                                <m:t>0</m:t>
+                              </m:r>
+                              <m:r>
+                                <m:rPr>
+                                  <m:sty m:val="p"/>
+                                </m:rPr>
+                                <m:t>+</m:t>
+                              </m:r>
+                              <m:r>
+                                <m:t>0</m:t>
+                              </m:r>
+                              <m:r>
+                                <m:rPr>
+                                  <m:sty m:val="p"/>
+                                </m:rPr>
+                                <m:t>⋅</m:t>
+                              </m:r>
+                              <m:r>
+                                <m:t>3</m:t>
+                              </m:r>
+                            </m:e>
+                          </m:mr>
+                          <m:mr>
+                            <m:e>
+                              <m:r>
+                                <m:t>0</m:t>
+                              </m:r>
+                              <m:r>
+                                <m:rPr>
+                                  <m:sty m:val="p"/>
+                                </m:rPr>
+                                <m:t>⋅</m:t>
+                              </m:r>
+                              <m:r>
+                                <m:t>1</m:t>
+                              </m:r>
+                              <m:r>
+                                <m:rPr>
+                                  <m:sty m:val="p"/>
+                                </m:rPr>
+                                <m:t>+</m:t>
+                              </m:r>
+                              <m:r>
+                                <m:rPr>
+                                  <m:sty m:val="p"/>
+                                </m:rPr>
+                                <m:t>(</m:t>
+                              </m:r>
+                              <m:r>
+                                <m:rPr>
+                                  <m:sty m:val="p"/>
+                                </m:rPr>
+                                <m:t>−</m:t>
+                              </m:r>
+                              <m:r>
+                                <m:t>1</m:t>
+                              </m:r>
+                              <m:r>
+                                <m:rPr>
+                                  <m:sty m:val="p"/>
+                                </m:rPr>
+                                <m:t>)</m:t>
+                              </m:r>
+                              <m:r>
+                                <m:rPr>
+                                  <m:sty m:val="p"/>
+                                </m:rPr>
+                                <m:t>⋅</m:t>
+                              </m:r>
+                              <m:r>
+                                <m:t>0</m:t>
+                              </m:r>
+                              <m:r>
+                                <m:rPr>
+                                  <m:sty m:val="p"/>
+                                </m:rPr>
+                                <m:t>+</m:t>
+                              </m:r>
+                              <m:r>
+                                <m:t>0</m:t>
+                              </m:r>
+                              <m:r>
+                                <m:rPr>
+                                  <m:sty m:val="p"/>
+                                </m:rPr>
+                                <m:t>⋅</m:t>
+                              </m:r>
+                              <m:r>
+                                <m:t>0</m:t>
+                              </m:r>
+                            </m:e>
+                            <m:e>
+                              <m:r>
+                                <m:t>0</m:t>
+                              </m:r>
+                              <m:r>
+                                <m:rPr>
+                                  <m:sty m:val="p"/>
+                                </m:rPr>
+                                <m:t>⋅</m:t>
+                              </m:r>
+                              <m:r>
+                                <m:t>0</m:t>
+                              </m:r>
+                              <m:r>
+                                <m:rPr>
+                                  <m:sty m:val="p"/>
+                                </m:rPr>
+                                <m:t>+</m:t>
+                              </m:r>
+                              <m:r>
+                                <m:rPr>
+                                  <m:sty m:val="p"/>
+                                </m:rPr>
+                                <m:t>(</m:t>
+                              </m:r>
+                              <m:r>
+                                <m:rPr>
+                                  <m:sty m:val="p"/>
+                                </m:rPr>
+                                <m:t>−</m:t>
+                              </m:r>
+                              <m:r>
+                                <m:t>1</m:t>
+                              </m:r>
+                              <m:r>
+                                <m:rPr>
+                                  <m:sty m:val="p"/>
+                                </m:rPr>
+                                <m:t>)</m:t>
+                              </m:r>
+                              <m:r>
+                                <m:rPr>
+                                  <m:sty m:val="p"/>
+                                </m:rPr>
+                                <m:t>⋅</m:t>
+                              </m:r>
+                              <m:r>
+                                <m:t>2</m:t>
+                              </m:r>
+                              <m:r>
+                                <m:rPr>
+                                  <m:sty m:val="p"/>
+                                </m:rPr>
+                                <m:t>+</m:t>
+                              </m:r>
+                              <m:r>
+                                <m:t>0</m:t>
+                              </m:r>
+                              <m:r>
+                                <m:rPr>
+                                  <m:sty m:val="p"/>
+                                </m:rPr>
+                                <m:t>⋅</m:t>
+                              </m:r>
+                              <m:r>
+                                <m:t>0</m:t>
+                              </m:r>
+                            </m:e>
+                            <m:e>
+                              <m:r>
+                                <m:t>0</m:t>
+                              </m:r>
+                              <m:r>
+                                <m:rPr>
+                                  <m:sty m:val="p"/>
+                                </m:rPr>
+                                <m:t>⋅</m:t>
+                              </m:r>
+                              <m:r>
+                                <m:t>0</m:t>
+                              </m:r>
+                              <m:r>
+                                <m:rPr>
+                                  <m:sty m:val="p"/>
+                                </m:rPr>
+                                <m:t>+</m:t>
+                              </m:r>
+                              <m:r>
+                                <m:rPr>
+                                  <m:sty m:val="p"/>
+                                </m:rPr>
+                                <m:t>(</m:t>
+                              </m:r>
+                              <m:r>
+                                <m:rPr>
+                                  <m:sty m:val="p"/>
+                                </m:rPr>
+                                <m:t>−</m:t>
+                              </m:r>
+                              <m:r>
+                                <m:t>1</m:t>
+                              </m:r>
+                              <m:r>
+                                <m:rPr>
+                                  <m:sty m:val="p"/>
+                                </m:rPr>
+                                <m:t>)</m:t>
+                              </m:r>
+                              <m:r>
+                                <m:rPr>
+                                  <m:sty m:val="p"/>
+                                </m:rPr>
+                                <m:t>⋅</m:t>
+                              </m:r>
+                              <m:r>
+                                <m:t>0</m:t>
+                              </m:r>
+                              <m:r>
+                                <m:rPr>
+                                  <m:sty m:val="p"/>
+                                </m:rPr>
+                                <m:t>+</m:t>
+                              </m:r>
+                              <m:r>
+                                <m:t>0</m:t>
+                              </m:r>
+                              <m:r>
+                                <m:rPr>
+                                  <m:sty m:val="p"/>
+                                </m:rPr>
+                                <m:t>⋅</m:t>
+                              </m:r>
+                              <m:r>
+                                <m:t>3</m:t>
+                              </m:r>
+                            </m:e>
+                          </m:mr>
+                          <m:mr>
+                            <m:e>
+                              <m:r>
+                                <m:t>0</m:t>
+                              </m:r>
+                              <m:r>
+                                <m:rPr>
+                                  <m:sty m:val="p"/>
+                                </m:rPr>
+                                <m:t>⋅</m:t>
+                              </m:r>
+                              <m:r>
+                                <m:t>1</m:t>
+                              </m:r>
+                              <m:r>
+                                <m:rPr>
+                                  <m:sty m:val="p"/>
+                                </m:rPr>
+                                <m:t>+</m:t>
+                              </m:r>
+                              <m:r>
+                                <m:t>0</m:t>
+                              </m:r>
+                              <m:r>
+                                <m:rPr>
+                                  <m:sty m:val="p"/>
+                                </m:rPr>
+                                <m:t>⋅</m:t>
+                              </m:r>
+                              <m:r>
+                                <m:t>0</m:t>
+                              </m:r>
+                              <m:r>
+                                <m:rPr>
+                                  <m:sty m:val="p"/>
+                                </m:rPr>
+                                <m:t>+</m:t>
+                              </m:r>
+                              <m:r>
+                                <m:rPr>
+                                  <m:sty m:val="p"/>
+                                </m:rPr>
+                                <m:t>(</m:t>
+                              </m:r>
+                              <m:r>
+                                <m:rPr>
+                                  <m:sty m:val="p"/>
+                                </m:rPr>
+                                <m:t>−</m:t>
+                              </m:r>
+                              <m:r>
+                                <m:t>1</m:t>
+                              </m:r>
+                              <m:r>
+                                <m:rPr>
+                                  <m:sty m:val="p"/>
+                                </m:rPr>
+                                <m:t>)</m:t>
+                              </m:r>
+                              <m:r>
+                                <m:rPr>
+                                  <m:sty m:val="p"/>
+                                </m:rPr>
+                                <m:t>⋅</m:t>
+                              </m:r>
+                              <m:r>
+                                <m:t>0</m:t>
+                              </m:r>
+                            </m:e>
+                            <m:e>
+                              <m:r>
+                                <m:t>0</m:t>
+                              </m:r>
+                              <m:r>
+                                <m:rPr>
+                                  <m:sty m:val="p"/>
+                                </m:rPr>
+                                <m:t>⋅</m:t>
+                              </m:r>
+                              <m:r>
+                                <m:t>0</m:t>
+                              </m:r>
+                              <m:r>
+                                <m:rPr>
+                                  <m:sty m:val="p"/>
+                                </m:rPr>
+                                <m:t>+</m:t>
+                              </m:r>
+                              <m:r>
+                                <m:t>0</m:t>
+                              </m:r>
+                              <m:r>
+                                <m:rPr>
+                                  <m:sty m:val="p"/>
+                                </m:rPr>
+                                <m:t>⋅</m:t>
+                              </m:r>
+                              <m:r>
+                                <m:t>2</m:t>
+                              </m:r>
+                              <m:r>
+                                <m:rPr>
+                                  <m:sty m:val="p"/>
+                                </m:rPr>
+                                <m:t>+</m:t>
+                              </m:r>
+                              <m:r>
+                                <m:rPr>
+                                  <m:sty m:val="p"/>
+                                </m:rPr>
+                                <m:t>(</m:t>
+                              </m:r>
+                              <m:r>
+                                <m:rPr>
+                                  <m:sty m:val="p"/>
+                                </m:rPr>
+                                <m:t>−</m:t>
+                              </m:r>
+                              <m:r>
+                                <m:t>1</m:t>
+                              </m:r>
+                              <m:r>
+                                <m:rPr>
+                                  <m:sty m:val="p"/>
+                                </m:rPr>
+                                <m:t>)</m:t>
+                              </m:r>
+                              <m:r>
+                                <m:rPr>
+                                  <m:sty m:val="p"/>
+                                </m:rPr>
+                                <m:t>⋅</m:t>
+                              </m:r>
+                              <m:r>
+                                <m:t>0</m:t>
+                              </m:r>
+                            </m:e>
+                            <m:e>
+                              <m:r>
+                                <m:t>0</m:t>
+                              </m:r>
+                              <m:r>
+                                <m:rPr>
+                                  <m:sty m:val="p"/>
+                                </m:rPr>
+                                <m:t>⋅</m:t>
+                              </m:r>
+                              <m:r>
+                                <m:t>0</m:t>
+                              </m:r>
+                              <m:r>
+                                <m:rPr>
+                                  <m:sty m:val="p"/>
+                                </m:rPr>
+                                <m:t>+</m:t>
+                              </m:r>
+                              <m:r>
+                                <m:t>0</m:t>
+                              </m:r>
+                              <m:r>
+                                <m:rPr>
+                                  <m:sty m:val="p"/>
+                                </m:rPr>
+                                <m:t>⋅</m:t>
+                              </m:r>
+                              <m:r>
+                                <m:t>0</m:t>
+                              </m:r>
+                              <m:r>
+                                <m:rPr>
+                                  <m:sty m:val="p"/>
+                                </m:rPr>
+                                <m:t>+</m:t>
+                              </m:r>
+                              <m:r>
+                                <m:rPr>
+                                  <m:sty m:val="p"/>
+                                </m:rPr>
+                                <m:t>(</m:t>
+                              </m:r>
+                              <m:r>
+                                <m:rPr>
+                                  <m:sty m:val="p"/>
+                                </m:rPr>
+                                <m:t>−</m:t>
+                              </m:r>
+                              <m:r>
+                                <m:t>1</m:t>
+                              </m:r>
+                              <m:r>
+                                <m:rPr>
+                                  <m:sty m:val="p"/>
+                                </m:rPr>
+                                <m:t>)</m:t>
+                              </m:r>
+                              <m:r>
+                                <m:rPr>
+                                  <m:sty m:val="p"/>
+                                </m:rPr>
+                                <m:t>⋅</m:t>
+                              </m:r>
+                              <m:r>
+                                <m:t>3</m:t>
+                              </m:r>
+                            </m:e>
+                          </m:mr>
+                        </m:m>
+                      </m:e>
+                    </m:d>
+                  </m:e>
+                  <m:e>
+                    <m:r>
+                      <m:t>&amp;</m:t>
+                    </m:r>
+                    <m:r>
+                      <m:rPr>
+                        <m:sty m:val="p"/>
+                      </m:rPr>
+                      <m:t>=</m:t>
+                    </m:r>
+                    <m:d>
+                      <m:dPr>
+                        <m:begChr m:val="["/>
+                        <m:sepChr m:val=""/>
+                        <m:endChr m:val="]"/>
+                        <m:grow/>
+                      </m:dPr>
+                      <m:e>
+                        <m:m>
+                          <m:mPr>
+                            <m:baseJc m:val="center"/>
+                            <m:plcHide m:val="on"/>
+                            <m:mcs>
+                              <m:mc>
+                                <m:mcPr>
+                                  <m:mcJc m:val="center"/>
+                                  <m:count m:val="1"/>
+                                </m:mcPr>
+                              </m:mc>
+                              <m:mc>
+                                <m:mcPr>
+                                  <m:mcJc m:val="center"/>
+                                  <m:count m:val="1"/>
+                                </m:mcPr>
+                              </m:mc>
+                              <m:mc>
+                                <m:mcPr>
+                                  <m:mcJc m:val="center"/>
+                                  <m:count m:val="1"/>
+                                </m:mcPr>
+                              </m:mc>
+                            </m:mcs>
+                          </m:mPr>
+                          <m:mr>
+                            <m:e>
+                              <m:r>
+                                <m:t>0</m:t>
+                              </m:r>
+                              <m:r>
+                                <m:rPr>
+                                  <m:sty m:val="p"/>
+                                </m:rPr>
+                                <m:t>⋅</m:t>
+                              </m:r>
+                              <m:r>
+                                <m:t>1</m:t>
+                              </m:r>
+                            </m:e>
+                            <m:e>
+                              <m:r>
+                                <m:t>0</m:t>
+                              </m:r>
+                            </m:e>
+                            <m:e>
+                              <m:r>
+                                <m:t>0</m:t>
+                              </m:r>
+                            </m:e>
+                          </m:mr>
+                          <m:mr>
+                            <m:e>
+                              <m:r>
+                                <m:t>0</m:t>
+                              </m:r>
+                            </m:e>
+                            <m:e>
+                              <m:r>
+                                <m:rPr>
+                                  <m:sty m:val="p"/>
+                                </m:rPr>
+                                <m:t>(</m:t>
+                              </m:r>
+                              <m:r>
+                                <m:rPr>
+                                  <m:sty m:val="p"/>
+                                </m:rPr>
+                                <m:t>−</m:t>
+                              </m:r>
+                              <m:r>
+                                <m:t>1</m:t>
+                              </m:r>
+                              <m:r>
+                                <m:rPr>
+                                  <m:sty m:val="p"/>
+                                </m:rPr>
+                                <m:t>)</m:t>
+                              </m:r>
+                              <m:r>
+                                <m:rPr>
+                                  <m:sty m:val="p"/>
+                                </m:rPr>
+                                <m:t>⋅</m:t>
+                              </m:r>
+                              <m:r>
+                                <m:t>2</m:t>
+                              </m:r>
+                            </m:e>
+                            <m:e>
+                              <m:r>
+                                <m:t>0</m:t>
+                              </m:r>
+                            </m:e>
+                          </m:mr>
+                          <m:mr>
+                            <m:e>
+                              <m:r>
+                                <m:t>0</m:t>
+                              </m:r>
+                            </m:e>
+                            <m:e>
+                              <m:r>
+                                <m:t>0</m:t>
+                              </m:r>
+                            </m:e>
+                            <m:e>
+                              <m:r>
+                                <m:rPr>
+                                  <m:sty m:val="p"/>
+                                </m:rPr>
+                                <m:t>(</m:t>
+                              </m:r>
+                              <m:r>
+                                <m:rPr>
+                                  <m:sty m:val="p"/>
+                                </m:rPr>
+                                <m:t>−</m:t>
+                              </m:r>
+                              <m:r>
+                                <m:t>1</m:t>
+                              </m:r>
+                              <m:r>
+                                <m:rPr>
+                                  <m:sty m:val="p"/>
+                                </m:rPr>
+                                <m:t>)</m:t>
+                              </m:r>
+                              <m:r>
+                                <m:rPr>
+                                  <m:sty m:val="p"/>
+                                </m:rPr>
+                                <m:t>⋅</m:t>
+                              </m:r>
+                              <m:r>
+                                <m:t>3</m:t>
+                              </m:r>
+                            </m:e>
+                          </m:mr>
+                        </m:m>
+                      </m:e>
+                    </m:d>
+                    <m:r>
+                      <m:rPr>
+                        <m:sty m:val="p"/>
+                      </m:rPr>
+                      <m:t>=</m:t>
+                    </m:r>
+                    <m:d>
+                      <m:dPr>
+                        <m:begChr m:val="["/>
+                        <m:sepChr m:val=""/>
+                        <m:endChr m:val="]"/>
+                        <m:grow/>
+                      </m:dPr>
+                      <m:e>
+                        <m:m>
+                          <m:mPr>
+                            <m:baseJc m:val="center"/>
+                            <m:plcHide m:val="on"/>
+                            <m:mcs>
+                              <m:mc>
+                                <m:mcPr>
+                                  <m:mcJc m:val="center"/>
+                                  <m:count m:val="1"/>
+                                </m:mcPr>
+                              </m:mc>
+                              <m:mc>
+                                <m:mcPr>
+                                  <m:mcJc m:val="center"/>
+                                  <m:count m:val="1"/>
+                                </m:mcPr>
+                              </m:mc>
+                              <m:mc>
+                                <m:mcPr>
+                                  <m:mcJc m:val="center"/>
+                                  <m:count m:val="1"/>
+                                </m:mcPr>
+                              </m:mc>
+                            </m:mcs>
+                          </m:mPr>
+                          <m:mr>
+                            <m:e>
+                              <m:r>
+                                <m:t>0</m:t>
+                              </m:r>
+                            </m:e>
+                            <m:e>
+                              <m:r>
+                                <m:t>0</m:t>
+                              </m:r>
+                            </m:e>
+                            <m:e>
+                              <m:r>
+                                <m:t>0</m:t>
+                              </m:r>
+                            </m:e>
+                          </m:mr>
+                          <m:mr>
+                            <m:e>
+                              <m:r>
+                                <m:t>0</m:t>
+                              </m:r>
+                            </m:e>
+                            <m:e>
+                              <m:r>
+                                <m:rPr>
+                                  <m:sty m:val="p"/>
+                                </m:rPr>
+                                <m:t>−</m:t>
+                              </m:r>
+                              <m:r>
+                                <m:t>2</m:t>
+                              </m:r>
+                            </m:e>
+                            <m:e>
+                              <m:r>
+                                <m:t>0</m:t>
+                              </m:r>
+                            </m:e>
+                          </m:mr>
+                          <m:mr>
+                            <m:e>
+                              <m:r>
+                                <m:t>0</m:t>
+                              </m:r>
+                            </m:e>
+                            <m:e>
+                              <m:r>
+                                <m:t>0</m:t>
+                              </m:r>
+                            </m:e>
+                            <m:e>
+                              <m:r>
+                                <m:rPr>
+                                  <m:sty m:val="p"/>
+                                </m:rPr>
+                                <m:t>−</m:t>
+                              </m:r>
+                              <m:r>
+                                <m:t>3</m:t>
+                              </m:r>
+                            </m:e>
+                          </m:mr>
+                        </m:m>
+                      </m:e>
+                    </m:d>
+                  </m:e>
+                </m:eqArr>
               </m:oMath>
             </m:oMathPara>
           </w:p>
@@ -10288,25 +10186,27 @@
                           </m:r>
                         </m:e>
                         <m:e>
-                          <m:d>
-                            <m:dPr>
-                              <m:begChr m:val="("/>
-                              <m:sepChr m:val=""/>
-                              <m:endChr m:val=")"/>
-                              <m:grow/>
-                            </m:dPr>
-                            <m:e>
-                              <m:r>
-                                <m:rPr>
-                                  <m:sty m:val="p"/>
-                                </m:rPr>
-                                <m:t>−</m:t>
-                              </m:r>
-                              <m:r>
-                                <m:t>1</m:t>
-                              </m:r>
-                            </m:e>
-                          </m:d>
+                          <m:r>
+                            <m:rPr>
+                              <m:sty m:val="p"/>
+                            </m:rPr>
+                            <m:t>(</m:t>
+                          </m:r>
+                          <m:r>
+                            <m:rPr>
+                              <m:sty m:val="p"/>
+                            </m:rPr>
+                            <m:t>−</m:t>
+                          </m:r>
+                          <m:r>
+                            <m:t>1</m:t>
+                          </m:r>
+                          <m:r>
+                            <m:rPr>
+                              <m:sty m:val="p"/>
+                            </m:rPr>
+                            <m:t>)</m:t>
+                          </m:r>
                           <m:r>
                             <m:rPr>
                               <m:sty m:val="p"/>
@@ -10335,25 +10235,27 @@
                           </m:r>
                         </m:e>
                         <m:e>
-                          <m:d>
-                            <m:dPr>
-                              <m:begChr m:val="("/>
-                              <m:sepChr m:val=""/>
-                              <m:endChr m:val=")"/>
-                              <m:grow/>
-                            </m:dPr>
-                            <m:e>
-                              <m:r>
-                                <m:rPr>
-                                  <m:sty m:val="p"/>
-                                </m:rPr>
-                                <m:t>−</m:t>
-                              </m:r>
-                              <m:r>
-                                <m:t>1</m:t>
-                              </m:r>
-                            </m:e>
-                          </m:d>
+                          <m:r>
+                            <m:rPr>
+                              <m:sty m:val="p"/>
+                            </m:rPr>
+                            <m:t>(</m:t>
+                          </m:r>
+                          <m:r>
+                            <m:rPr>
+                              <m:sty m:val="p"/>
+                            </m:rPr>
+                            <m:t>−</m:t>
+                          </m:r>
+                          <m:r>
+                            <m:t>1</m:t>
+                          </m:r>
+                          <m:r>
+                            <m:rPr>
+                              <m:sty m:val="p"/>
+                            </m:rPr>
+                            <m:t>)</m:t>
+                          </m:r>
                           <m:r>
                             <m:rPr>
                               <m:sty m:val="p"/>
@@ -10664,21 +10566,23 @@
                       </m:mPr>
                       <m:mr>
                         <m:e>
+                          <m:r>
+                            <m:rPr>
+                              <m:sty m:val="p"/>
+                            </m:rPr>
+                            <m:t>(</m:t>
+                          </m:r>
+                          <m:r>
+                            <m:t>0</m:t>
+                          </m:r>
                           <m:sSup>
                             <m:e>
-                              <m:d>
-                                <m:dPr>
-                                  <m:begChr m:val="("/>
-                                  <m:sepChr m:val=""/>
-                                  <m:endChr m:val=")"/>
-                                  <m:grow/>
-                                </m:dPr>
-                                <m:e>
-                                  <m:r>
-                                    <m:t>0</m:t>
-                                  </m:r>
-                                </m:e>
-                              </m:d>
+                              <m:r>
+                                <m:rPr>
+                                  <m:sty m:val="p"/>
+                                </m:rPr>
+                                <m:t>)</m:t>
+                              </m:r>
                             </m:e>
                             <m:sup>
                               <m:r>
@@ -10705,27 +10609,29 @@
                           </m:r>
                         </m:e>
                         <m:e>
+                          <m:r>
+                            <m:rPr>
+                              <m:sty m:val="p"/>
+                            </m:rPr>
+                            <m:t>(</m:t>
+                          </m:r>
+                          <m:r>
+                            <m:rPr>
+                              <m:sty m:val="p"/>
+                            </m:rPr>
+                            <m:t>−</m:t>
+                          </m:r>
+                          <m:r>
+                            <m:t>1</m:t>
+                          </m:r>
                           <m:sSup>
                             <m:e>
-                              <m:d>
-                                <m:dPr>
-                                  <m:begChr m:val="("/>
-                                  <m:sepChr m:val=""/>
-                                  <m:endChr m:val=")"/>
-                                  <m:grow/>
-                                </m:dPr>
-                                <m:e>
-                                  <m:r>
-                                    <m:rPr>
-                                      <m:sty m:val="p"/>
-                                    </m:rPr>
-                                    <m:t>−</m:t>
-                                  </m:r>
-                                  <m:r>
-                                    <m:t>1</m:t>
-                                  </m:r>
-                                </m:e>
-                              </m:d>
+                              <m:r>
+                                <m:rPr>
+                                  <m:sty m:val="p"/>
+                                </m:rPr>
+                                <m:t>)</m:t>
+                              </m:r>
                             </m:e>
                             <m:sup>
                               <m:r>
@@ -10752,27 +10658,29 @@
                           </m:r>
                         </m:e>
                         <m:e>
+                          <m:r>
+                            <m:rPr>
+                              <m:sty m:val="p"/>
+                            </m:rPr>
+                            <m:t>(</m:t>
+                          </m:r>
+                          <m:r>
+                            <m:rPr>
+                              <m:sty m:val="p"/>
+                            </m:rPr>
+                            <m:t>−</m:t>
+                          </m:r>
+                          <m:r>
+                            <m:t>1</m:t>
+                          </m:r>
                           <m:sSup>
                             <m:e>
-                              <m:d>
-                                <m:dPr>
-                                  <m:begChr m:val="("/>
-                                  <m:sepChr m:val=""/>
-                                  <m:endChr m:val=")"/>
-                                  <m:grow/>
-                                </m:dPr>
-                                <m:e>
-                                  <m:r>
-                                    <m:rPr>
-                                      <m:sty m:val="p"/>
-                                    </m:rPr>
-                                    <m:t>−</m:t>
-                                  </m:r>
-                                  <m:r>
-                                    <m:t>1</m:t>
-                                  </m:r>
-                                </m:e>
-                              </m:d>
+                              <m:r>
+                                <m:rPr>
+                                  <m:sty m:val="p"/>
+                                </m:rPr>
+                                <m:t>)</m:t>
+                              </m:r>
                             </m:e>
                             <m:sup>
                               <m:r>
@@ -10946,18 +10854,18 @@
                 <wp:inline>
                   <wp:extent cx="152400" cy="152400"/>
                   <wp:effectExtent b="0" l="0" r="0" t="0"/>
-                  <wp:docPr descr="" title="" id="49" name="Picture"/>
+                  <wp:docPr descr="" title="" id="38" name="Picture"/>
                   <a:graphic>
                     <a:graphicData uri="http://schemas.openxmlformats.org/drawingml/2006/picture">
                       <pic:pic>
                         <pic:nvPicPr>
-                          <pic:cNvPr descr="/Applications/quarto/share/formats/docx/note.png" id="50" name="Picture"/>
+                          <pic:cNvPr descr="/Applications/quarto/share/formats/docx/note.png" id="39" name="Picture"/>
                           <pic:cNvPicPr>
                             <a:picLocks noChangeArrowheads="1" noChangeAspect="1"/>
                           </pic:cNvPicPr>
                         </pic:nvPicPr>
                         <pic:blipFill>
-                          <a:blip r:embed="rId24"/>
+                          <a:blip r:embed="rId13"/>
                           <a:stretch>
                             <a:fillRect/>
                           </a:stretch>
@@ -11069,103 +10977,107 @@
               <m:r>
                 <m:rPr>
                   <m:nor/>
+                  <m:scr m:val="sans-serif"/>
                   <m:sty m:val="p"/>
-                  <m:scr m:val="sans-serif"/>
                 </m:rPr>
                 <m:t>diag</m:t>
               </m:r>
-              <m:d>
-                <m:dPr>
-                  <m:begChr m:val="("/>
-                  <m:sepChr m:val=""/>
-                  <m:endChr m:val=")"/>
-                  <m:grow/>
-                </m:dPr>
-                <m:e>
-                  <m:r>
-                    <m:t>A</m:t>
-                  </m:r>
-                </m:e>
-              </m:d>
+              <m:r>
+                <m:rPr>
+                  <m:sty m:val="p"/>
+                </m:rPr>
+                <m:t>(</m:t>
+              </m:r>
+              <m:r>
+                <m:t>A</m:t>
+              </m:r>
+              <m:r>
+                <m:rPr>
+                  <m:sty m:val="p"/>
+                </m:rPr>
+                <m:t>)</m:t>
+              </m:r>
               <m:r>
                 <m:rPr>
                   <m:sty m:val="p"/>
                 </m:rPr>
                 <m:t>=</m:t>
               </m:r>
-              <m:d>
-                <m:dPr>
-                  <m:begChr m:val="("/>
-                  <m:sepChr m:val=""/>
-                  <m:endChr m:val=")"/>
-                  <m:grow/>
-                </m:dPr>
+              <m:r>
+                <m:rPr>
+                  <m:sty m:val="p"/>
+                </m:rPr>
+                <m:t>(</m:t>
+              </m:r>
+              <m:sSub>
                 <m:e>
-                  <m:sSub>
-                    <m:e>
-                      <m:r>
-                        <m:t>a</m:t>
-                      </m:r>
-                    </m:e>
-                    <m:sub>
-                      <m:r>
-                        <m:t>11</m:t>
-                      </m:r>
-                    </m:sub>
-                  </m:sSub>
                   <m:r>
-                    <m:rPr>
-                      <m:sty m:val="p"/>
-                    </m:rPr>
-                    <m:t>,</m:t>
+                    <m:t>a</m:t>
                   </m:r>
-                  <m:sSub>
-                    <m:e>
-                      <m:r>
-                        <m:t>a</m:t>
-                      </m:r>
-                    </m:e>
-                    <m:sub>
-                      <m:r>
-                        <m:t>22</m:t>
-                      </m:r>
-                    </m:sub>
-                  </m:sSub>
+                </m:e>
+                <m:sub>
                   <m:r>
-                    <m:rPr>
-                      <m:sty m:val="p"/>
-                    </m:rPr>
-                    <m:t>,</m:t>
+                    <m:t>11</m:t>
+                  </m:r>
+                </m:sub>
+              </m:sSub>
+              <m:r>
+                <m:rPr>
+                  <m:sty m:val="p"/>
+                </m:rPr>
+                <m:t>,</m:t>
+              </m:r>
+              <m:sSub>
+                <m:e>
+                  <m:r>
+                    <m:t>a</m:t>
+                  </m:r>
+                </m:e>
+                <m:sub>
+                  <m:r>
+                    <m:t>22</m:t>
+                  </m:r>
+                </m:sub>
+              </m:sSub>
+              <m:r>
+                <m:rPr>
+                  <m:sty m:val="p"/>
+                </m:rPr>
+                <m:t>,</m:t>
+              </m:r>
+              <m:r>
+                <m:rPr>
+                  <m:sty m:val="p"/>
+                </m:rPr>
+                <m:t>…</m:t>
+              </m:r>
+              <m:r>
+                <m:rPr>
+                  <m:sty m:val="p"/>
+                </m:rPr>
+                <m:t>,</m:t>
+              </m:r>
+              <m:sSub>
+                <m:e>
+                  <m:r>
+                    <m:t>a</m:t>
+                  </m:r>
+                </m:e>
+                <m:sub>
+                  <m:r>
+                    <m:t>n</m:t>
                   </m:r>
                   <m:r>
-                    <m:rPr>
-                      <m:sty m:val="p"/>
-                    </m:rPr>
-                    <m:t>…</m:t>
+                    <m:t>n</m:t>
                   </m:r>
-                  <m:r>
-                    <m:rPr>
-                      <m:sty m:val="p"/>
-                    </m:rPr>
-                    <m:t>,</m:t>
-                  </m:r>
-                  <m:sSub>
-                    <m:e>
-                      <m:r>
-                        <m:t>a</m:t>
-                      </m:r>
-                    </m:e>
-                    <m:sub>
-                      <m:r>
-                        <m:t>n</m:t>
-                      </m:r>
-                      <m:r>
-                        <m:t>n</m:t>
-                      </m:r>
-                    </m:sub>
-                  </m:sSub>
-                </m:e>
-              </m:d>
+                </m:sub>
+              </m:sSub>
+              <m:r>
+                <m:rPr>
+                  <m:sty m:val="p"/>
+                </m:rPr>
+                <m:t>)</m:t>
+              </m:r>
             </m:oMath>
             <w:r>
               <w:t xml:space="preserve"> </w:t>
@@ -11180,103 +11092,107 @@
               <m:r>
                 <m:rPr>
                   <m:nor/>
+                  <m:scr m:val="sans-serif"/>
                   <m:sty m:val="p"/>
-                  <m:scr m:val="sans-serif"/>
                 </m:rPr>
                 <m:t>diag</m:t>
               </m:r>
-              <m:d>
-                <m:dPr>
-                  <m:begChr m:val="("/>
-                  <m:sepChr m:val=""/>
-                  <m:endChr m:val=")"/>
-                  <m:grow/>
-                </m:dPr>
-                <m:e>
-                  <m:r>
-                    <m:t>B</m:t>
-                  </m:r>
-                </m:e>
-              </m:d>
+              <m:r>
+                <m:rPr>
+                  <m:sty m:val="p"/>
+                </m:rPr>
+                <m:t>(</m:t>
+              </m:r>
+              <m:r>
+                <m:t>B</m:t>
+              </m:r>
+              <m:r>
+                <m:rPr>
+                  <m:sty m:val="p"/>
+                </m:rPr>
+                <m:t>)</m:t>
+              </m:r>
               <m:r>
                 <m:rPr>
                   <m:sty m:val="p"/>
                 </m:rPr>
                 <m:t>=</m:t>
               </m:r>
-              <m:d>
-                <m:dPr>
-                  <m:begChr m:val="("/>
-                  <m:sepChr m:val=""/>
-                  <m:endChr m:val=")"/>
-                  <m:grow/>
-                </m:dPr>
+              <m:r>
+                <m:rPr>
+                  <m:sty m:val="p"/>
+                </m:rPr>
+                <m:t>(</m:t>
+              </m:r>
+              <m:sSub>
                 <m:e>
-                  <m:sSub>
-                    <m:e>
-                      <m:r>
-                        <m:t>b</m:t>
-                      </m:r>
-                    </m:e>
-                    <m:sub>
-                      <m:r>
-                        <m:t>11</m:t>
-                      </m:r>
-                    </m:sub>
-                  </m:sSub>
                   <m:r>
-                    <m:rPr>
-                      <m:sty m:val="p"/>
-                    </m:rPr>
-                    <m:t>,</m:t>
+                    <m:t>b</m:t>
                   </m:r>
-                  <m:sSub>
-                    <m:e>
-                      <m:r>
-                        <m:t>b</m:t>
-                      </m:r>
-                    </m:e>
-                    <m:sub>
-                      <m:r>
-                        <m:t>22</m:t>
-                      </m:r>
-                    </m:sub>
-                  </m:sSub>
+                </m:e>
+                <m:sub>
                   <m:r>
-                    <m:rPr>
-                      <m:sty m:val="p"/>
-                    </m:rPr>
-                    <m:t>,</m:t>
+                    <m:t>11</m:t>
+                  </m:r>
+                </m:sub>
+              </m:sSub>
+              <m:r>
+                <m:rPr>
+                  <m:sty m:val="p"/>
+                </m:rPr>
+                <m:t>,</m:t>
+              </m:r>
+              <m:sSub>
+                <m:e>
+                  <m:r>
+                    <m:t>b</m:t>
+                  </m:r>
+                </m:e>
+                <m:sub>
+                  <m:r>
+                    <m:t>22</m:t>
+                  </m:r>
+                </m:sub>
+              </m:sSub>
+              <m:r>
+                <m:rPr>
+                  <m:sty m:val="p"/>
+                </m:rPr>
+                <m:t>,</m:t>
+              </m:r>
+              <m:r>
+                <m:rPr>
+                  <m:sty m:val="p"/>
+                </m:rPr>
+                <m:t>…</m:t>
+              </m:r>
+              <m:r>
+                <m:rPr>
+                  <m:sty m:val="p"/>
+                </m:rPr>
+                <m:t>,</m:t>
+              </m:r>
+              <m:sSub>
+                <m:e>
+                  <m:r>
+                    <m:t>b</m:t>
+                  </m:r>
+                </m:e>
+                <m:sub>
+                  <m:r>
+                    <m:t>n</m:t>
                   </m:r>
                   <m:r>
-                    <m:rPr>
-                      <m:sty m:val="p"/>
-                    </m:rPr>
-                    <m:t>…</m:t>
+                    <m:t>n</m:t>
                   </m:r>
-                  <m:r>
-                    <m:rPr>
-                      <m:sty m:val="p"/>
-                    </m:rPr>
-                    <m:t>,</m:t>
-                  </m:r>
-                  <m:sSub>
-                    <m:e>
-                      <m:r>
-                        <m:t>b</m:t>
-                      </m:r>
-                    </m:e>
-                    <m:sub>
-                      <m:r>
-                        <m:t>n</m:t>
-                      </m:r>
-                      <m:r>
-                        <m:t>n</m:t>
-                      </m:r>
-                    </m:sub>
-                  </m:sSub>
-                </m:e>
-              </m:d>
+                </m:sub>
+              </m:sSub>
+              <m:r>
+                <m:rPr>
+                  <m:sty m:val="p"/>
+                </m:rPr>
+                <m:t>)</m:t>
+              </m:r>
             </m:oMath>
             <w:r>
               <w:t xml:space="preserve">. Then</w:t>
@@ -11328,145 +11244,149 @@
               <m:r>
                 <m:rPr>
                   <m:nor/>
+                  <m:scr m:val="sans-serif"/>
                   <m:sty m:val="p"/>
-                  <m:scr m:val="sans-serif"/>
                 </m:rPr>
                 <m:t>diag</m:t>
               </m:r>
-              <m:d>
-                <m:dPr>
-                  <m:begChr m:val="("/>
-                  <m:sepChr m:val=""/>
-                  <m:endChr m:val=")"/>
-                  <m:grow/>
-                </m:dPr>
-                <m:e>
-                  <m:r>
-                    <m:t>A</m:t>
-                  </m:r>
-                  <m:r>
-                    <m:t>B</m:t>
-                  </m:r>
-                </m:e>
-              </m:d>
+              <m:r>
+                <m:rPr>
+                  <m:sty m:val="p"/>
+                </m:rPr>
+                <m:t>(</m:t>
+              </m:r>
+              <m:r>
+                <m:t>A</m:t>
+              </m:r>
+              <m:r>
+                <m:t>B</m:t>
+              </m:r>
+              <m:r>
+                <m:rPr>
+                  <m:sty m:val="p"/>
+                </m:rPr>
+                <m:t>)</m:t>
+              </m:r>
               <m:r>
                 <m:rPr>
                   <m:sty m:val="p"/>
                 </m:rPr>
                 <m:t>=</m:t>
               </m:r>
-              <m:d>
-                <m:dPr>
-                  <m:begChr m:val="("/>
-                  <m:sepChr m:val=""/>
-                  <m:endChr m:val=")"/>
-                  <m:grow/>
-                </m:dPr>
+              <m:r>
+                <m:rPr>
+                  <m:sty m:val="p"/>
+                </m:rPr>
+                <m:t>(</m:t>
+              </m:r>
+              <m:sSub>
                 <m:e>
-                  <m:sSub>
-                    <m:e>
-                      <m:r>
-                        <m:t>a</m:t>
-                      </m:r>
-                    </m:e>
-                    <m:sub>
-                      <m:r>
-                        <m:t>11</m:t>
-                      </m:r>
-                    </m:sub>
-                  </m:sSub>
-                  <m:sSub>
-                    <m:e>
-                      <m:r>
-                        <m:t>b</m:t>
-                      </m:r>
-                    </m:e>
-                    <m:sub>
-                      <m:r>
-                        <m:t>11</m:t>
-                      </m:r>
-                    </m:sub>
-                  </m:sSub>
                   <m:r>
-                    <m:rPr>
-                      <m:sty m:val="p"/>
-                    </m:rPr>
-                    <m:t>,</m:t>
+                    <m:t>a</m:t>
                   </m:r>
-                  <m:sSub>
-                    <m:e>
-                      <m:r>
-                        <m:t>a</m:t>
-                      </m:r>
-                    </m:e>
-                    <m:sub>
-                      <m:r>
-                        <m:t>22</m:t>
-                      </m:r>
-                    </m:sub>
-                  </m:sSub>
-                  <m:sSub>
-                    <m:e>
-                      <m:r>
-                        <m:t>b</m:t>
-                      </m:r>
-                    </m:e>
-                    <m:sub>
-                      <m:r>
-                        <m:t>22</m:t>
-                      </m:r>
-                    </m:sub>
-                  </m:sSub>
+                </m:e>
+                <m:sub>
                   <m:r>
-                    <m:rPr>
-                      <m:sty m:val="p"/>
-                    </m:rPr>
-                    <m:t>,</m:t>
+                    <m:t>11</m:t>
+                  </m:r>
+                </m:sub>
+              </m:sSub>
+              <m:sSub>
+                <m:e>
+                  <m:r>
+                    <m:t>b</m:t>
+                  </m:r>
+                </m:e>
+                <m:sub>
+                  <m:r>
+                    <m:t>11</m:t>
+                  </m:r>
+                </m:sub>
+              </m:sSub>
+              <m:r>
+                <m:rPr>
+                  <m:sty m:val="p"/>
+                </m:rPr>
+                <m:t>,</m:t>
+              </m:r>
+              <m:sSub>
+                <m:e>
+                  <m:r>
+                    <m:t>a</m:t>
+                  </m:r>
+                </m:e>
+                <m:sub>
+                  <m:r>
+                    <m:t>22</m:t>
+                  </m:r>
+                </m:sub>
+              </m:sSub>
+              <m:sSub>
+                <m:e>
+                  <m:r>
+                    <m:t>b</m:t>
+                  </m:r>
+                </m:e>
+                <m:sub>
+                  <m:r>
+                    <m:t>22</m:t>
+                  </m:r>
+                </m:sub>
+              </m:sSub>
+              <m:r>
+                <m:rPr>
+                  <m:sty m:val="p"/>
+                </m:rPr>
+                <m:t>,</m:t>
+              </m:r>
+              <m:r>
+                <m:rPr>
+                  <m:sty m:val="p"/>
+                </m:rPr>
+                <m:t>…</m:t>
+              </m:r>
+              <m:r>
+                <m:rPr>
+                  <m:sty m:val="p"/>
+                </m:rPr>
+                <m:t>,</m:t>
+              </m:r>
+              <m:sSub>
+                <m:e>
+                  <m:r>
+                    <m:t>a</m:t>
+                  </m:r>
+                </m:e>
+                <m:sub>
+                  <m:r>
+                    <m:t>n</m:t>
                   </m:r>
                   <m:r>
-                    <m:rPr>
-                      <m:sty m:val="p"/>
-                    </m:rPr>
-                    <m:t>…</m:t>
+                    <m:t>n</m:t>
+                  </m:r>
+                </m:sub>
+              </m:sSub>
+              <m:sSub>
+                <m:e>
+                  <m:r>
+                    <m:t>b</m:t>
+                  </m:r>
+                </m:e>
+                <m:sub>
+                  <m:r>
+                    <m:t>n</m:t>
                   </m:r>
                   <m:r>
-                    <m:rPr>
-                      <m:sty m:val="p"/>
-                    </m:rPr>
-                    <m:t>,</m:t>
+                    <m:t>n</m:t>
                   </m:r>
-                  <m:sSub>
-                    <m:e>
-                      <m:r>
-                        <m:t>a</m:t>
-                      </m:r>
-                    </m:e>
-                    <m:sub>
-                      <m:r>
-                        <m:t>n</m:t>
-                      </m:r>
-                      <m:r>
-                        <m:t>n</m:t>
-                      </m:r>
-                    </m:sub>
-                  </m:sSub>
-                  <m:sSub>
-                    <m:e>
-                      <m:r>
-                        <m:t>b</m:t>
-                      </m:r>
-                    </m:e>
-                    <m:sub>
-                      <m:r>
-                        <m:t>n</m:t>
-                      </m:r>
-                      <m:r>
-                        <m:t>n</m:t>
-                      </m:r>
-                    </m:sub>
-                  </m:sSub>
-                </m:e>
-              </m:d>
+                </m:sub>
+              </m:sSub>
+              <m:r>
+                <m:rPr>
+                  <m:sty m:val="p"/>
+                </m:rPr>
+                <m:t>)</m:t>
+              </m:r>
             </m:oMath>
             <w:r>
               <w:t xml:space="preserve">.</w:t>
@@ -11525,18 +11445,18 @@
                 <wp:inline>
                   <wp:extent cx="152400" cy="152400"/>
                   <wp:effectExtent b="0" l="0" r="0" t="0"/>
-                  <wp:docPr descr="" title="" id="51" name="Picture"/>
+                  <wp:docPr descr="" title="" id="40" name="Picture"/>
                   <a:graphic>
                     <a:graphicData uri="http://schemas.openxmlformats.org/drawingml/2006/picture">
                       <pic:pic>
                         <pic:nvPicPr>
-                          <pic:cNvPr descr="/Applications/quarto/share/formats/docx/warning.png" id="52" name="Picture"/>
+                          <pic:cNvPr descr="/Applications/quarto/share/formats/docx/warning.png" id="41" name="Picture"/>
                           <pic:cNvPicPr>
                             <a:picLocks noChangeArrowheads="1" noChangeAspect="1"/>
                           </pic:cNvPicPr>
                         </pic:nvPicPr>
                         <pic:blipFill>
-                          <a:blip r:embed="rId39"/>
+                          <a:blip r:embed="rId28"/>
                           <a:stretch>
                             <a:fillRect/>
                           </a:stretch>
@@ -11710,18 +11630,18 @@
                 <wp:inline>
                   <wp:extent cx="152400" cy="152400"/>
                   <wp:effectExtent b="0" l="0" r="0" t="0"/>
-                  <wp:docPr descr="" title="" id="53" name="Picture"/>
+                  <wp:docPr descr="" title="" id="42" name="Picture"/>
                   <a:graphic>
                     <a:graphicData uri="http://schemas.openxmlformats.org/drawingml/2006/picture">
                       <pic:pic>
                         <pic:nvPicPr>
-                          <pic:cNvPr descr="/Applications/quarto/share/formats/docx/tip.png" id="54" name="Picture"/>
+                          <pic:cNvPr descr="/Applications/quarto/share/formats/docx/tip.png" id="43" name="Picture"/>
                           <pic:cNvPicPr>
                             <a:picLocks noChangeArrowheads="1" noChangeAspect="1"/>
                           </pic:cNvPicPr>
                         </pic:nvPicPr>
                         <pic:blipFill>
-                          <a:blip r:embed="rId27"/>
+                          <a:blip r:embed="rId16"/>
                           <a:stretch>
                             <a:fillRect/>
                           </a:stretch>
@@ -11798,8 +11718,8 @@
         </w:tc>
       </w:tr>
     </w:tbl>
-    <w:bookmarkEnd w:id="55"/>
-    <w:bookmarkStart w:id="56" w:name="quick-check-problems"/>
+    <w:bookmarkEnd w:id="44"/>
+    <w:bookmarkStart w:id="45" w:name="quick-check-problems"/>
     <w:p>
       <w:pPr>
         <w:pStyle w:val="Heading1"/>
@@ -11947,8 +11867,8 @@
       <m:oMath>
         <m:r>
           <m:rPr>
+            <m:scr m:val="double-struck"/>
             <m:sty m:val="p"/>
-            <m:scr m:val="double-struck"/>
           </m:rPr>
           <m:t>x</m:t>
         </m:r>
@@ -12201,8 +12121,8 @@
           <m:r>
             <m:rPr>
               <m:nor/>
+              <m:scr m:val="sans-serif"/>
               <m:sty m:val="p"/>
-              <m:scr m:val="sans-serif"/>
             </m:rPr>
             <m:t> and </m:t>
           </m:r>
@@ -12646,8 +12566,8 @@
         <w:t xml:space="preserve">.</w:t>
       </w:r>
     </w:p>
-    <w:bookmarkEnd w:id="56"/>
-    <w:bookmarkStart w:id="60" w:name="further-reading"/>
+    <w:bookmarkEnd w:id="45"/>
+    <w:bookmarkStart w:id="49" w:name="further-reading"/>
     <w:p>
       <w:pPr>
         <w:pStyle w:val="Heading1"/>
@@ -12666,7 +12586,7 @@
       <w:r>
         <w:t xml:space="preserve"> </w:t>
       </w:r>
-      <w:hyperlink r:id="rId57">
+      <w:hyperlink r:id="rId46">
         <w:r>
           <w:rPr>
             <w:rStyle w:val="Hyperlink"/>
@@ -12688,7 +12608,7 @@
       <w:r>
         <w:t xml:space="preserve"> </w:t>
       </w:r>
-      <w:hyperlink r:id="rId21">
+      <w:hyperlink r:id="rId10">
         <w:r>
           <w:rPr>
             <w:rStyle w:val="Hyperlink"/>
@@ -12700,7 +12620,7 @@
         <w:t xml:space="preserve">.</w:t>
       </w:r>
     </w:p>
-    <w:bookmarkStart w:id="59" w:name="version-history"/>
+    <w:bookmarkStart w:id="48" w:name="version-history"/>
     <w:p>
       <w:pPr>
         <w:pStyle w:val="Heading2"/>
@@ -12721,7 +12641,7 @@
       <w:pPr>
         <w:pStyle w:val="BodyText"/>
       </w:pPr>
-      <w:hyperlink r:id="rId58">
+      <w:hyperlink r:id="rId47">
         <w:r>
           <w:rPr>
             <w:rStyle w:val="Hyperlink"/>
@@ -12730,8 +12650,8 @@
         </w:r>
       </w:hyperlink>
     </w:p>
-    <w:bookmarkEnd w:id="59"/>
-    <w:bookmarkEnd w:id="60"/>
+    <w:bookmarkEnd w:id="48"/>
+    <w:bookmarkEnd w:id="49"/>
     <w:sectPr>
       <w:pgSz w:h="15840" w:w="12240"/>
       <w:pgMar w:bottom="1440" w:footer="720" w:gutter="0" w:header="720" w:left="1440" w:right="1440" w:top="1440"/>
